--- a/IEEE_RAG_FORMATTED.docx
+++ b/IEEE_RAG_FORMATTED.docx
@@ -905,92 +905,85 @@
           <w:sz w:val="18"/>
           <w:szCs w:val="18"/>
         </w:rPr>
-        <w:t>RAG</w:t>
-      </w:r>
+        <w:t xml:space="preserve">Although RAG is the standard for anchoring LLM outputs in external evidence, it is highly dependent on the pipeline parameters. Here, we investigate the effect of chunking, retrieval depth (top-k), cross-encoder </w:t>
+      </w:r>
+      <w:proofErr w:type="spellStart"/>
       <w:r>
         <w:rPr>
           <w:sz w:val="18"/>
           <w:szCs w:val="18"/>
         </w:rPr>
-        <w:t xml:space="preserve"> is a widely used approach for grounding </w:t>
-      </w:r>
+        <w:t>reranking</w:t>
+      </w:r>
+      <w:proofErr w:type="spellEnd"/>
       <w:r>
         <w:rPr>
           <w:sz w:val="18"/>
           <w:szCs w:val="18"/>
         </w:rPr>
-        <w:t xml:space="preserve">LLM </w:t>
+        <w:t>, prompt strategy, context noise, and window sizes on an</w:t>
       </w:r>
       <w:r>
         <w:rPr>
           <w:sz w:val="18"/>
           <w:szCs w:val="18"/>
         </w:rPr>
-        <w:t xml:space="preserve">  outputs with external evidence, but its performance is highly sensitive to various design choices. This study presents a systematic, multidimensional experimental analysis comparing the effects of chunk size, retrieval depth (top-k), cross-encoder </w:t>
-      </w:r>
-      <w:proofErr w:type="spellStart"/>
+        <w:t>swer quality. We tested 36 core</w:t>
+      </w:r>
       <w:r>
         <w:rPr>
           <w:sz w:val="18"/>
           <w:szCs w:val="18"/>
         </w:rPr>
-        <w:t>reranking</w:t>
-      </w:r>
-      <w:proofErr w:type="spellEnd"/>
+        <w:t xml:space="preserve"> and 324 extended components using all-</w:t>
+      </w:r>
+      <w:proofErr w:type="spellStart"/>
       <w:r>
         <w:rPr>
           <w:sz w:val="18"/>
           <w:szCs w:val="18"/>
         </w:rPr>
-        <w:t xml:space="preserve">, prompt strategy, context noise injection, and maximum context window size on RAG answer quality. Experiments are conducted on 120 samples from the </w:t>
-      </w:r>
-      <w:proofErr w:type="spellStart"/>
+        <w:t>mpnet</w:t>
+      </w:r>
+      <w:proofErr w:type="spellEnd"/>
       <w:r>
         <w:rPr>
           <w:sz w:val="18"/>
           <w:szCs w:val="18"/>
         </w:rPr>
-        <w:t>SQuAD</w:t>
-      </w:r>
-      <w:proofErr w:type="spellEnd"/>
+        <w:t xml:space="preserve"> base-v2 and FAISS with Gemma 3:12b and </w:t>
+      </w:r>
+      <w:proofErr w:type="spellStart"/>
       <w:r>
         <w:rPr>
           <w:sz w:val="18"/>
           <w:szCs w:val="18"/>
         </w:rPr>
-        <w:t xml:space="preserve"> v1.1 validation set using an all-mpnet-base-v2/FAISS retrieval backbone and Gemma 3:12b as the generative model, with a 30-sample pilot comparison using </w:t>
-      </w:r>
-      <w:proofErr w:type="spellStart"/>
+        <w:t>LLaMA</w:t>
+      </w:r>
+      <w:proofErr w:type="spellEnd"/>
       <w:r>
         <w:rPr>
           <w:sz w:val="18"/>
           <w:szCs w:val="18"/>
         </w:rPr>
-        <w:t>LLaMA</w:t>
-      </w:r>
-      <w:proofErr w:type="spellEnd"/>
+        <w:t xml:space="preserve"> 3.2:3b models on </w:t>
+      </w:r>
+      <w:proofErr w:type="spellStart"/>
       <w:r>
         <w:rPr>
           <w:sz w:val="18"/>
           <w:szCs w:val="18"/>
         </w:rPr>
-        <w:t xml:space="preserve"> 3.2:3b. Across 36 core configurations and 324 extended configurations, key findings include: (1) 256-token chunks consistently outperform 128-token chunks by 4.7–6.9 F1; (2) retrieval depth k = 3–5 is optimal, while k = 10 introduces marginal noise; (3) cross-encoder </w:t>
-      </w:r>
-      <w:proofErr w:type="spellStart"/>
+        <w:t>SQuAD</w:t>
+      </w:r>
+      <w:proofErr w:type="spellEnd"/>
       <w:r>
         <w:rPr>
           <w:sz w:val="18"/>
           <w:szCs w:val="18"/>
         </w:rPr>
-        <w:t>reranking</w:t>
-      </w:r>
-      <w:proofErr w:type="spellEnd"/>
-      <w:r>
-        <w:rPr>
-          <w:sz w:val="18"/>
-          <w:szCs w:val="18"/>
-        </w:rPr>
-        <w:t xml:space="preserve"> (ms-marco-MiniLM-L-6-v2) has negligible effect at low k but slightly decreases F1 at k = 10; (4) baseline prompts yield the highest token-level F1 (0.72), while strict prompts minimize hallucination rates; (5) moderate noise injection (0.3–0.6) with strict prompting unexpectedly raises F1 to 0.75, the highest observed; and (6) RAG improves F1 by 7.6× over the no-RAG baseline. These findings offer evidence-based recommendations for configuring open-source RAG systems in resource-constrained settings.</w:t>
+        <w:t xml:space="preserve"> v1.1. We observe that (1) 256 token chunks provide a 4.7-6.9% increase in F1 over 128-token segments; (2) retrieval depth is optimal at 3-5; (3) cross-encoders do not improve F1 at low k; (4) default prompts maximize token-level F1 at 0.72; (5) strict prompting combined with moderate noise (0.3-0.6) unexpectedly raises F1 to 0.75; and (6) RAG provides an estimated 7.6-fold increase over no-RAG values.</w:t>
       </w:r>
     </w:p>
     <w:p>
@@ -1103,7 +1096,15 @@
           <w:sz w:val="18"/>
           <w:szCs w:val="18"/>
         </w:rPr>
-        <w:t>, Noise Robustness.</w:t>
+        <w:t xml:space="preserve">, </w:t>
+      </w:r>
+      <w:r>
+        <w:rPr>
+          <w:i/>
+          <w:sz w:val="18"/>
+          <w:szCs w:val="18"/>
+        </w:rPr>
+        <w:t>Noise Robustness</w:t>
       </w:r>
     </w:p>
     <w:p>
@@ -1129,25 +1130,75 @@
         <w:rPr>
           <w:color w:val="000000"/>
         </w:rPr>
-        <w:t>LLM</w:t>
-      </w:r>
-      <w:r>
-        <w:rPr>
-          <w:color w:val="000000"/>
-        </w:rPr>
-        <w:t xml:space="preserve">s achieve state-of-the-art performance across a wide range of NLP tasks. However, they are limited by their fixed parametric knowledge and can generate plausible but unsupported information. </w:t>
-      </w:r>
-      <w:r>
-        <w:rPr>
-          <w:color w:val="000000"/>
-        </w:rPr>
-        <w:t>RAG</w:t>
-      </w:r>
-      <w:r>
-        <w:rPr>
-          <w:color w:val="000000"/>
-        </w:rPr>
-        <w:t xml:space="preserve"> addresses these issues by dynamically conditioning generation on documents retrieved from external sources, allowing models to incorporate up-to-date and accurate evidence rather than relying solely on learned associations.</w:t>
+        <w:t>The state-of-the-art LLMs are robust in an abundance of NLP tasks. But, they are limited by their fixed parameter knowledge and can produce plausible but unsupported information, such as hallucinations [6]. Retrieval-Augmented Generation (RAG) is an alternative to LLMs due to dynamic generation of documents from external sources, which ensures the model generates current and correct data rather than being conditioned upon learned associations [1].</w:t>
+      </w:r>
+      <w:r>
+        <w:rPr>
+          <w:color w:val="000000"/>
+        </w:rPr>
+        <w:br/>
+      </w:r>
+      <w:r>
+        <w:rPr>
+          <w:color w:val="000000"/>
+        </w:rPr>
+        <w:br/>
+      </w:r>
+      <w:r>
+        <w:rPr>
+          <w:color w:val="000000"/>
+        </w:rPr>
+        <w:t xml:space="preserve">Despite the broad adoption of RAG for enterprise search, law intelligence, and domain-specific question answering, its performance remains very susceptible to design decisions that are often unjustifiably made. Practitioners commonly choose chunk sizes, retrieval depth (top-k), </w:t>
+      </w:r>
+      <w:proofErr w:type="spellStart"/>
+      <w:r>
+        <w:rPr>
+          <w:color w:val="000000"/>
+        </w:rPr>
+        <w:t>reranking</w:t>
+      </w:r>
+      <w:proofErr w:type="spellEnd"/>
+      <w:r>
+        <w:rPr>
+          <w:color w:val="000000"/>
+        </w:rPr>
+        <w:t xml:space="preserve"> architectures, and prompt templates based on heuristics rather than systematic evidence [5][7]. Bad choices may lead to poor answer quality, hallucination</w:t>
+      </w:r>
+      <w:r>
+        <w:rPr>
+          <w:color w:val="000000"/>
+        </w:rPr>
+        <w:t xml:space="preserve">s, or unnecessary computational </w:t>
+      </w:r>
+      <w:r>
+        <w:rPr>
+          <w:color w:val="000000"/>
+        </w:rPr>
+        <w:t>overhead.</w:t>
+      </w:r>
+      <w:r>
+        <w:rPr>
+          <w:color w:val="000000"/>
+        </w:rPr>
+        <w:br/>
+      </w:r>
+      <w:r>
+        <w:rPr>
+          <w:color w:val="000000"/>
+        </w:rPr>
+        <w:br/>
+      </w:r>
+      <w:r>
+        <w:rPr>
+          <w:color w:val="000000"/>
+        </w:rPr>
+        <w:t>A third gap in the literature is the lack of study on how noise in the retrieval pool and context truncation affect generation quality. The real-world corpora are rarely crystal clear, and irrelevant passages can be retrieved alongside relevant ones. Previous research has shown that LLMs struggle to make sense of long contexts, particularly when relevant information is not located in the context well [8]. The relationship between retrieval noise, context length, and prompt strategy has been scarcely explored.</w:t>
+      </w:r>
+      <w:r>
+        <w:rPr>
+          <w:color w:val="000000"/>
+        </w:rPr>
+        <w:t xml:space="preserve"> </w:t>
       </w:r>
     </w:p>
     <w:p>
@@ -1162,264 +1213,89 @@
         <w:rPr>
           <w:color w:val="000000"/>
         </w:rPr>
-        <w:t xml:space="preserve"> </w:t>
-      </w:r>
-      <w:r>
-        <w:rPr>
-          <w:color w:val="000000"/>
-        </w:rPr>
-        <w:t>Despite wide</w:t>
-      </w:r>
-      <w:r>
-        <w:rPr>
-          <w:color w:val="000000"/>
-        </w:rPr>
-        <w:t xml:space="preserve"> relinquishment of RAG across enterprise hunt, legal intelligence, </w:t>
-      </w:r>
-      <w:r>
-        <w:rPr>
-          <w:color w:val="000000"/>
-        </w:rPr>
-        <w:t>and sphere</w:t>
-      </w:r>
-      <w:r>
-        <w:rPr>
-          <w:color w:val="000000"/>
-        </w:rPr>
-        <w:t xml:space="preserve">-specific question answering, its performance remains acutely sensitive </w:t>
-      </w:r>
-      <w:r>
-        <w:rPr>
-          <w:color w:val="000000"/>
-        </w:rPr>
-        <w:t>to perpetration opinions</w:t>
-      </w:r>
-      <w:r>
-        <w:rPr>
-          <w:color w:val="000000"/>
-        </w:rPr>
-        <w:t xml:space="preserve"> that </w:t>
-      </w:r>
-      <w:r>
-        <w:rPr>
-          <w:color w:val="000000"/>
-        </w:rPr>
-        <w:t>are frequently</w:t>
-      </w:r>
-      <w:r>
-        <w:rPr>
-          <w:color w:val="000000"/>
-        </w:rPr>
-        <w:t xml:space="preserve"> made without </w:t>
-      </w:r>
-      <w:r>
-        <w:rPr>
-          <w:color w:val="000000"/>
-        </w:rPr>
-        <w:t>empirical defense</w:t>
-      </w:r>
-      <w:r>
-        <w:rPr>
-          <w:color w:val="000000"/>
-        </w:rPr>
-        <w:t xml:space="preserve">. interpreters routinely </w:t>
-      </w:r>
-      <w:r>
-        <w:rPr>
-          <w:color w:val="000000"/>
-        </w:rPr>
-        <w:t>tune knob</w:t>
-      </w:r>
-      <w:r>
-        <w:rPr>
-          <w:color w:val="000000"/>
-        </w:rPr>
-        <w:t xml:space="preserve"> </w:t>
-      </w:r>
-      <w:r>
-        <w:rPr>
-          <w:color w:val="000000"/>
-        </w:rPr>
-        <w:t>size, reclamation</w:t>
-      </w:r>
-      <w:r>
-        <w:rPr>
-          <w:color w:val="000000"/>
-        </w:rPr>
-        <w:t xml:space="preserve"> </w:t>
-      </w:r>
-      <w:r>
-        <w:rPr>
-          <w:color w:val="000000"/>
-        </w:rPr>
-        <w:t>depth (top</w:t>
-      </w:r>
-      <w:r>
-        <w:rPr>
-          <w:color w:val="000000"/>
-        </w:rPr>
-        <w:t xml:space="preserve">- k), </w:t>
+        <w:br/>
+      </w:r>
+      <w:r>
+        <w:rPr>
+          <w:color w:val="000000"/>
+        </w:rPr>
+        <w:t xml:space="preserve">The purpose of this paper is to fill these voids with a </w:t>
+      </w:r>
+      <w:r>
+        <w:rPr>
+          <w:color w:val="000000"/>
+        </w:rPr>
+        <w:lastRenderedPageBreak/>
+        <w:t xml:space="preserve">controlled, multi-dimensional experiment. We test 36 core configurations with two chunk sizes (128, 256 tokens), three retrieval depths (k = 3, 5, 10), two </w:t>
       </w:r>
       <w:proofErr w:type="spellStart"/>
       <w:r>
         <w:rPr>
           <w:color w:val="000000"/>
         </w:rPr>
-        <w:t>reranker</w:t>
+        <w:t>reranking</w:t>
       </w:r>
       <w:proofErr w:type="spellEnd"/>
       <w:r>
         <w:rPr>
           <w:color w:val="000000"/>
         </w:rPr>
-        <w:t xml:space="preserve"> infrastructures</w:t>
-      </w:r>
-      <w:r>
-        <w:rPr>
-          <w:color w:val="000000"/>
-        </w:rPr>
-        <w:t xml:space="preserve">, and prompt templates grounded on heuristics rather than methodical   substantiation. sour choices can quietly degrade answer quality, </w:t>
-      </w:r>
-      <w:r>
-        <w:rPr>
-          <w:color w:val="000000"/>
-        </w:rPr>
-        <w:t>inflate daydream</w:t>
-      </w:r>
-      <w:r>
-        <w:rPr>
-          <w:color w:val="000000"/>
-        </w:rPr>
-        <w:t xml:space="preserve"> rates, or </w:t>
-      </w:r>
-      <w:r>
-        <w:rPr>
-          <w:color w:val="000000"/>
-        </w:rPr>
-        <w:t>introduce gratuitous</w:t>
-      </w:r>
-      <w:r>
-        <w:rPr>
-          <w:color w:val="000000"/>
-        </w:rPr>
-        <w:t xml:space="preserve"> </w:t>
-      </w:r>
-      <w:r>
-        <w:rPr>
-          <w:color w:val="000000"/>
-        </w:rPr>
-        <w:t>conclusion quiescence</w:t>
-      </w:r>
-      <w:r>
-        <w:rPr>
-          <w:color w:val="000000"/>
-        </w:rPr>
-        <w:t xml:space="preserve">. </w:t>
+        <w:t xml:space="preserve"> conditions, and three prompt templates, together with 324 extended configurations that further vary the noise injection ratio (0.0, 0.3, 0.6) and the maximum window size (2, 3, 5 chunks). We use 120 samples from the </w:t>
+      </w:r>
+      <w:proofErr w:type="spellStart"/>
+      <w:r>
+        <w:rPr>
+          <w:color w:val="000000"/>
+        </w:rPr>
+        <w:t>SQuAD</w:t>
+      </w:r>
+      <w:proofErr w:type="spellEnd"/>
+      <w:r>
+        <w:rPr>
+          <w:color w:val="000000"/>
+        </w:rPr>
+        <w:t xml:space="preserve"> v1.1 validation set with Gemma 3:12b as the generative </w:t>
+      </w:r>
+      <w:proofErr w:type="spellStart"/>
+      <w:proofErr w:type="gramStart"/>
+      <w:r>
+        <w:rPr>
+          <w:color w:val="000000"/>
+        </w:rPr>
+        <w:t>model.This</w:t>
+      </w:r>
+      <w:proofErr w:type="spellEnd"/>
+      <w:proofErr w:type="gramEnd"/>
+      <w:r>
+        <w:rPr>
+          <w:color w:val="000000"/>
+        </w:rPr>
+        <w:t xml:space="preserve"> pilot cross-model comparison uses </w:t>
+      </w:r>
+      <w:proofErr w:type="spellStart"/>
+      <w:r>
+        <w:rPr>
+          <w:color w:val="000000"/>
+        </w:rPr>
+        <w:t>LLaMA</w:t>
+      </w:r>
+      <w:proofErr w:type="spellEnd"/>
+      <w:r>
+        <w:rPr>
+          <w:color w:val="000000"/>
+        </w:rPr>
+        <w:t xml:space="preserve"> 3.2:3b for a 30 sample subset of data.</w:t>
       </w:r>
     </w:p>
     <w:p>
       <w:pPr>
         <w:spacing w:after="4pt"/>
         <w:jc w:val="both"/>
-        <w:rPr>
-          <w:color w:val="000000"/>
-        </w:rPr>
-      </w:pPr>
-      <w:r>
-        <w:rPr>
-          <w:color w:val="000000"/>
-        </w:rPr>
-        <w:t xml:space="preserve">A further gap in the existing literature is the limited study of how noise in the retrieval pool and context window truncation affect generation quality. Real-world corpora are rarely clean. Irrelevant passages may be retrieved alongside relevant ones. Deployed systems often limit the number of context chunks </w:t>
-      </w:r>
-      <w:r>
-        <w:rPr>
-          <w:color w:val="000000"/>
-        </w:rPr>
-        <w:lastRenderedPageBreak/>
-        <w:t>sent to the LLM for cost or latency reasons. Understanding how these factors interact with prompt strategy is essential for strong production deployment.</w:t>
-      </w:r>
+      </w:pPr>
     </w:p>
     <w:p>
       <w:pPr>
-        <w:spacing w:after="4pt"/>
-        <w:jc w:val="both"/>
-      </w:pPr>
-      <w:r>
-        <w:rPr>
-          <w:color w:val="000000"/>
-        </w:rPr>
-        <w:t xml:space="preserve">This paper addresses these gaps with a controlled, multi-dimensional experimental study. We evaluate 36 core configurations </w:t>
-      </w:r>
-      <w:r>
-        <w:rPr>
-          <w:color w:val="000000"/>
-        </w:rPr>
-        <w:t>-</w:t>
-      </w:r>
-      <w:r>
-        <w:rPr>
-          <w:color w:val="000000"/>
-        </w:rPr>
-        <w:t xml:space="preserve"> spanning two chunk sizes (128, 256 tokens), three retrieval depths (k = 3, 5, 10), two </w:t>
-      </w:r>
-      <w:proofErr w:type="spellStart"/>
-      <w:r>
-        <w:rPr>
-          <w:color w:val="000000"/>
-        </w:rPr>
-        <w:t>reranking</w:t>
-      </w:r>
-      <w:proofErr w:type="spellEnd"/>
-      <w:r>
-        <w:rPr>
-          <w:color w:val="000000"/>
-        </w:rPr>
-        <w:t xml:space="preserve"> conditions, and three prompt templates </w:t>
-      </w:r>
-      <w:r>
-        <w:rPr>
-          <w:color w:val="000000"/>
-        </w:rPr>
-        <w:t>-</w:t>
-      </w:r>
-      <w:r>
-        <w:rPr>
-          <w:color w:val="000000"/>
-        </w:rPr>
-        <w:t xml:space="preserve"> and 324 extended configurations that additionally vary noise injection ratio (0.0, 0.3, 0.6) and maximum context window size (2, 3, 5 chunks). All experiments use 120 samples from the </w:t>
-      </w:r>
-      <w:proofErr w:type="spellStart"/>
-      <w:r>
-        <w:rPr>
-          <w:color w:val="000000"/>
-        </w:rPr>
-        <w:t>SQuAD</w:t>
-      </w:r>
-      <w:proofErr w:type="spellEnd"/>
-      <w:r>
-        <w:rPr>
-          <w:color w:val="000000"/>
-        </w:rPr>
-        <w:t xml:space="preserve"> v1.1 validation set with Gemma 3:12b as the generative model. A pilot cross-model comparison uses </w:t>
-      </w:r>
-      <w:proofErr w:type="spellStart"/>
-      <w:r>
-        <w:rPr>
-          <w:color w:val="000000"/>
-        </w:rPr>
-        <w:t>LLaMA</w:t>
-      </w:r>
-      <w:proofErr w:type="spellEnd"/>
-      <w:r>
-        <w:rPr>
-          <w:color w:val="000000"/>
-        </w:rPr>
-        <w:t xml:space="preserve"> 3.2:3b on a 30-sample subset.</w:t>
-      </w:r>
-    </w:p>
-    <w:p>
-      <w:pPr>
-        <w:spacing w:after="4pt"/>
+        <w:spacing w:after="3pt"/>
         <w:jc w:val="both"/>
       </w:pPr>
       <w:r>
@@ -1443,7 +1319,7 @@
         <w:rPr>
           <w:color w:val="000000"/>
         </w:rPr>
-        <w:t xml:space="preserve">A 36-configuration controlled ablation study isolating the independent effects of chunking, retrieval depth, </w:t>
+        <w:t xml:space="preserve">Controlled ablation in 36 configurations was used to isolate the independent effect of chunking, retrieval depth, </w:t>
       </w:r>
       <w:proofErr w:type="spellStart"/>
       <w:r>
@@ -1457,7 +1333,7 @@
         <w:rPr>
           <w:color w:val="000000"/>
         </w:rPr>
-        <w:t>, and prompt strategy on token-level F1, with all experiments conducted under identical pipeline conditions.</w:t>
+        <w:t>, and prompt strategy on token-level F1. All experiments were conducted under identical pipeline conditions.</w:t>
       </w:r>
     </w:p>
     <w:p>
@@ -1474,38 +1350,7 @@
         <w:rPr>
           <w:color w:val="000000"/>
         </w:rPr>
-        <w:t>A 324-configuration extended study introducing noise injection and context window capping as new experimental dimensions, revealing non-intuitive interactions with prompt strategy.</w:t>
-      </w:r>
-    </w:p>
-    <w:p>
-      <w:pPr>
-        <w:pStyle w:val="ListParagraph"/>
-        <w:numPr>
-          <w:ilvl w:val="0"/>
-          <w:numId w:val="27"/>
-        </w:numPr>
-        <w:spacing w:after="3pt"/>
-        <w:jc w:val="both"/>
-      </w:pPr>
-      <w:r>
-        <w:rPr>
-          <w:color w:val="000000"/>
-        </w:rPr>
-        <w:t xml:space="preserve">Empirical evidence that cross-encoder </w:t>
-      </w:r>
-      <w:proofErr w:type="spellStart"/>
-      <w:r>
-        <w:rPr>
-          <w:color w:val="000000"/>
-        </w:rPr>
-        <w:t>reranking</w:t>
-      </w:r>
-      <w:proofErr w:type="spellEnd"/>
-      <w:r>
-        <w:rPr>
-          <w:color w:val="000000"/>
-        </w:rPr>
-        <w:t xml:space="preserve"> at low k (3–5) provides negligible benefit in structured extractive settings, and a marginal decrement at k = 10.</w:t>
+        <w:t>The extension study introduces noise injection and context window capping as new experimental dimensions, revealing non-intuitive interactions with the prompt strategy.</w:t>
       </w:r>
     </w:p>
     <w:p>
@@ -1522,7 +1367,21 @@
         <w:rPr>
           <w:color w:val="000000"/>
         </w:rPr>
-        <w:t>The counter-intuitive finding that noise injection (ratio 0.3–0.6) combined with strict prompting raises F1 above clean-corpus baselines, suggesting a filtering effect on verbose generation.</w:t>
+        <w:t xml:space="preserve">Evidence showing that cross-encoder </w:t>
+      </w:r>
+      <w:proofErr w:type="spellStart"/>
+      <w:r>
+        <w:rPr>
+          <w:color w:val="000000"/>
+        </w:rPr>
+        <w:t>reranking</w:t>
+      </w:r>
+      <w:proofErr w:type="spellEnd"/>
+      <w:r>
+        <w:rPr>
+          <w:color w:val="000000"/>
+        </w:rPr>
+        <w:t xml:space="preserve"> at low k (3–5) does not do much good in a structured extractive process, and it produces a slight reduction at k = 10.</w:t>
       </w:r>
     </w:p>
     <w:p>
@@ -1539,41 +1398,61 @@
         <w:rPr>
           <w:color w:val="000000"/>
         </w:rPr>
-        <w:t xml:space="preserve">A pilot </w:t>
-      </w:r>
-      <w:proofErr w:type="spellStart"/>
-      <w:r>
-        <w:rPr>
-          <w:color w:val="000000"/>
-        </w:rPr>
-        <w:t>LLaMA</w:t>
-      </w:r>
-      <w:proofErr w:type="spellEnd"/>
-      <w:r>
-        <w:rPr>
-          <w:color w:val="000000"/>
-        </w:rPr>
-        <w:t xml:space="preserve"> 3.2:3b comparison establishing that the smaller 3B model achieves substantially lower F1 (best ~0.35) under equivalent pipeline conditions, motivating the use of Gemma 3:12b as the primary study model.</w:t>
+        <w:t>The finding that noise injection (ratio 0.3–0.6) combined with strict prompting raises F1 above clean-body baselines is paradoxical; it suggests that verbosity is filtering.</w:t>
       </w:r>
     </w:p>
     <w:p>
       <w:pPr>
-        <w:pStyle w:val="Heading1"/>
-      </w:pPr>
-      <w:r>
-        <w:t>RELATED WORK</w:t>
+        <w:pStyle w:val="ListParagraph"/>
+        <w:numPr>
+          <w:ilvl w:val="0"/>
+          <w:numId w:val="27"/>
+        </w:numPr>
+        <w:spacing w:after="5pt"/>
+        <w:jc w:val="both"/>
+      </w:pPr>
+      <w:r>
+        <w:rPr>
+          <w:color w:val="000000"/>
+        </w:rPr>
+        <w:t xml:space="preserve">In a pilot study comparing the </w:t>
+      </w:r>
+      <w:proofErr w:type="spellStart"/>
+      <w:r>
+        <w:rPr>
+          <w:color w:val="000000"/>
+        </w:rPr>
+        <w:t>LLaMA</w:t>
+      </w:r>
+      <w:proofErr w:type="spellEnd"/>
+      <w:r>
+        <w:rPr>
+          <w:color w:val="000000"/>
+        </w:rPr>
+        <w:t xml:space="preserve"> 3.2:3b models, it was shown that, under similar pipeline conditions, the smaller 3B model is significantly lower F1 (at its best 0.35). So the primary model was Gemma 3:12b.</w:t>
       </w:r>
     </w:p>
     <w:p>
       <w:pPr>
+        <w:pStyle w:val="Heading1"/>
+      </w:pPr>
+      <w:r>
+        <w:t>RELATED WORK</w:t>
+      </w:r>
+    </w:p>
+    <w:p>
+      <w:pPr>
         <w:spacing w:after="4pt"/>
         <w:jc w:val="both"/>
-      </w:pPr>
-      <w:r>
-        <w:rPr>
-          <w:color w:val="000000"/>
-        </w:rPr>
-        <w:t xml:space="preserve">The foundational RAG architecture proposed by Lewis et al. [1] combined a Dense Passage Retriever (DPR) with a BART seq2seq generator over a Wikipedia index, establishing retrieval-conditioned generation as a viable approach for knowledge-intensive NLP. </w:t>
+        <w:rPr>
+          <w:color w:val="000000"/>
+        </w:rPr>
+      </w:pPr>
+      <w:r>
+        <w:rPr>
+          <w:color w:val="000000"/>
+        </w:rPr>
+        <w:t xml:space="preserve">The first version of the RAG architecture proposed by Lewis et al. [1] utilized a Dense Passage Retriever (DPR) and a BART seq2seq generator over a Wikipedia index. They show that conditioned generation upon retrieval may be an effective method of knowledge-intensive NLP. </w:t>
       </w:r>
       <w:proofErr w:type="spellStart"/>
       <w:r>
@@ -1587,7 +1466,7 @@
         <w:rPr>
           <w:color w:val="000000"/>
         </w:rPr>
-        <w:t xml:space="preserve"> and Grave [2] extended this paradigm with Fusion-in-Decoder (</w:t>
+        <w:t xml:space="preserve"> and Grave [2] extend this with Fusion-in-Decoder (</w:t>
       </w:r>
       <w:proofErr w:type="spellStart"/>
       <w:r>
@@ -1601,44 +1480,52 @@
         <w:rPr>
           <w:color w:val="000000"/>
         </w:rPr>
-        <w:t>), demonstrating that conditioning generation jointly on multiple retrieved passages substantially improves open-domain QA, particularly when evidence is fused during decoding.</w:t>
+        <w:t xml:space="preserve">), showing that conditioning on multiple retrieved passages improves open-domain QA, especially when evidence is </w:t>
+      </w:r>
+      <w:proofErr w:type="spellStart"/>
+      <w:r>
+        <w:rPr>
+          <w:color w:val="000000"/>
+        </w:rPr>
+        <w:t>fusioned</w:t>
+      </w:r>
+      <w:proofErr w:type="spellEnd"/>
+      <w:r>
+        <w:rPr>
+          <w:color w:val="000000"/>
+        </w:rPr>
+        <w:t xml:space="preserve"> during decoding. Some of the work since then has been on robustness and control. Self-RAG [3] introduced adaptive and on-demand retrieval via self-reflection tokens, which allow models to decide at run-time whether to retrieve and </w:t>
+      </w:r>
+      <w:r>
+        <w:rPr>
+          <w:color w:val="000000"/>
+        </w:rPr>
+        <w:lastRenderedPageBreak/>
+        <w:t xml:space="preserve">whether to generate. CRAG [4] extended this by scoring documents retrieved and generating corrective actions when evidence is deemed noisy, something exactly what we did in our noise injection experiments. Evaluation has become an important field of study. </w:t>
       </w:r>
     </w:p>
     <w:p>
       <w:pPr>
         <w:spacing w:after="4pt"/>
         <w:jc w:val="both"/>
-      </w:pPr>
-      <w:r>
-        <w:rPr>
-          <w:color w:val="000000"/>
-        </w:rPr>
-        <w:lastRenderedPageBreak/>
-        <w:t xml:space="preserve">Subsequent work shifted focus toward robustness and controllability. Self-RAG [3] introduced adaptive, on-demand retrieval via self-reflection tokens, enabling models to decide dynamically when retrieval is needed and to assess whether generated content is supported. CRAG [4] extended this framework by explicitly scoring retrieved document quality and applying corrective actions when evidence is assessed as noisy </w:t>
-      </w:r>
-      <w:r>
-        <w:rPr>
-          <w:color w:val="000000"/>
-        </w:rPr>
-        <w:t>-</w:t>
-      </w:r>
-      <w:r>
-        <w:rPr>
-          <w:color w:val="000000"/>
-        </w:rPr>
-        <w:t xml:space="preserve"> a mechanism directly relevant to our noise injection experiments.</w:t>
-      </w:r>
+        <w:rPr>
+          <w:color w:val="000000"/>
+        </w:rPr>
+      </w:pPr>
     </w:p>
     <w:p>
       <w:pPr>
         <w:spacing w:after="4pt"/>
         <w:jc w:val="both"/>
-      </w:pPr>
-      <w:r>
-        <w:rPr>
-          <w:color w:val="000000"/>
-        </w:rPr>
-        <w:t xml:space="preserve">Evaluation methodology has itself become a major research direction. RAGAs [5] proposed a reference-free multi-dimensional evaluation framework covering faithfulness, answer relevance, context precision, and context recall, aligning with the metric design adopted in our extended study. </w:t>
+        <w:rPr>
+          <w:color w:val="000000"/>
+        </w:rPr>
+      </w:pPr>
+      <w:r>
+        <w:rPr>
+          <w:color w:val="000000"/>
+        </w:rPr>
+        <w:t xml:space="preserve">RAGAs [5] proposed a reference-free multidimensional evaluation model that includes faithfulness, relevance of answer, context precision, and recall of context that is in line with the metric design in our extended study. </w:t>
       </w:r>
       <w:proofErr w:type="spellStart"/>
       <w:r>
@@ -1652,7 +1539,7 @@
         <w:rPr>
           <w:color w:val="000000"/>
         </w:rPr>
-        <w:t xml:space="preserve"> [6] contributed a hallucination annotation corpus for RAG outputs, motivating our attention to hallucination rate as a first-class metric alongside F1. </w:t>
+        <w:t xml:space="preserve"> [6] added an annotation corpus for hallucinations in RAG outputs, driving us to prioritize hallucination rate as a first class metric alongside F1. </w:t>
       </w:r>
       <w:proofErr w:type="spellStart"/>
       <w:r>
@@ -1666,49 +1553,28 @@
         <w:rPr>
           <w:color w:val="000000"/>
         </w:rPr>
-        <w:t xml:space="preserve"> [7] extended evaluation across enterprise-relevant domains and task types.</w:t>
+        <w:t xml:space="preserve"> [7] mapped evaluation across enterprise-relevant domains and task types. </w:t>
       </w:r>
     </w:p>
     <w:p>
       <w:pPr>
         <w:spacing w:after="4pt"/>
         <w:jc w:val="both"/>
-      </w:pPr>
-      <w:r>
-        <w:rPr>
-          <w:color w:val="000000"/>
-        </w:rPr>
-        <w:t xml:space="preserve">Liu et al. [8] demonstrated in their "Lost in the Middle" study that LLMs systematically underutilize context positioned in the middle of long passages, with performance degrading as a function of relevant passage position. This motivates our analysis of maximum context window size: if models fail to exploit all chunks in a long context, capping context at 2–3 chunks may actually be preferable to passing all retrieved passages. Chunking strategy has received comparatively less systematic treatment, though emerging work [9] suggests that fixed-size chunk boundaries fragment semantic units, reducing retrieval recall </w:t>
-      </w:r>
-      <w:r>
-        <w:rPr>
-          <w:color w:val="000000"/>
-        </w:rPr>
-        <w:t>-</w:t>
-      </w:r>
-      <w:r>
-        <w:rPr>
-          <w:color w:val="000000"/>
-        </w:rPr>
-        <w:t xml:space="preserve"> a consideration directly motivating our evaluation of 128 vs. 256-token chunks.</w:t>
-      </w:r>
-      <w:r>
-        <w:rPr>
-          <w:color w:val="000000"/>
-        </w:rPr>
-        <w:t xml:space="preserve"> </w:t>
-      </w:r>
-      <w:r>
-        <w:rPr>
-          <w:color w:val="000000"/>
-        </w:rPr>
-        <w:t>To our knowledge, no prior work has jointly studied the interaction between retrieval noise, context window capping, and prompt strictness within a single controlled RAG framework. This paper directly addresses this gap</w:t>
-      </w:r>
-      <w:r>
-        <w:rPr>
-          <w:color w:val="000000"/>
-        </w:rPr>
-        <w:t>.</w:t>
+        <w:rPr>
+          <w:color w:val="000000"/>
+        </w:rPr>
+      </w:pPr>
+    </w:p>
+    <w:p>
+      <w:pPr>
+        <w:spacing w:after="4pt"/>
+        <w:jc w:val="both"/>
+      </w:pPr>
+      <w:r>
+        <w:rPr>
+          <w:color w:val="000000"/>
+        </w:rPr>
+        <w:t>Liu et al. [8] found that LLMs underutilize context in the middle of a long passage, and that performance is affected by the position of the relevant passage. This leads us to investigate the size of the maximum context window. If models fail to exploit all chunks of a long context, perhaps it is desirable to limit the size of the context window to 2–3 chunks rather than passing all retrieved passages. A slightly more recent article [9] suggests that fixed chunk sizes deconstruct unit semantics, reducing retrieval recall, which prompted our study of 128 vs. 256-token chunks. To our knowledge, no other paper has examined the interaction between retrieval noise, context window capping, and prompt strictness in one controlled RAG model. Our paper fills this gap.</w:t>
       </w:r>
     </w:p>
     <w:p>
@@ -1746,7 +1612,7 @@
         <w:rPr>
           <w:color w:val="000000"/>
         </w:rPr>
-        <w:t>The experimental RAG pipeline implements a standard retrieve-</w:t>
+        <w:t>The RAG test implementation follows the standard retrieve-</w:t>
       </w:r>
       <w:proofErr w:type="spellStart"/>
       <w:r>
@@ -1760,7 +1626,19 @@
         <w:rPr>
           <w:color w:val="000000"/>
         </w:rPr>
-        <w:t xml:space="preserve">-generate architecture. At indexing time, each document context is split into overlapping fixed-size word chunks, encoded with the all-mpnet-base-v2 sentence encoder [768-dimensional], and stored in a FAISS </w:t>
+        <w:t>-generate protocol. The context is segmented into fixed-size chunks of text, encoded using the all-m</w:t>
+      </w:r>
+      <w:r>
+        <w:rPr>
+          <w:color w:val="000000"/>
+        </w:rPr>
+        <w:t xml:space="preserve">pnet-base-v2-sentence encoding </w:t>
+      </w:r>
+      <w:r>
+        <w:rPr>
+          <w:color w:val="000000"/>
+        </w:rPr>
+        <w:t xml:space="preserve">[768-dimensional], and stored in a FAISS </w:t>
       </w:r>
       <w:proofErr w:type="spellStart"/>
       <w:r>
@@ -1774,7 +1652,7 @@
         <w:rPr>
           <w:color w:val="000000"/>
         </w:rPr>
-        <w:t xml:space="preserve"> index with L2-normalized inner product similarity. At query time, the query is embedded identically, and the top-k most similar chunks are retrieved by cosine similarity. When cross-encoder </w:t>
+        <w:t xml:space="preserve"> index with L2-normalized inner product similarity. When a query is inserted, the top k most similar chunks are retrieved by cosine similarity. When cross-encoder </w:t>
       </w:r>
       <w:proofErr w:type="spellStart"/>
       <w:r>
@@ -1788,7 +1666,7 @@
         <w:rPr>
           <w:color w:val="000000"/>
         </w:rPr>
-        <w:t xml:space="preserve"> is enabled, retrieved candidates are re-scored by the cross-encoder/ms-marco-MiniLM-L-6-v2 model and reordered. A configurable number of top chunks (</w:t>
+        <w:t xml:space="preserve"> is enabled, the top k most similar chunks are re-scored using the cross-encoder/ms-marco-MiniLM-L-6-v2 model, and re-ordered. A configurable number of top chunks (</w:t>
       </w:r>
       <w:proofErr w:type="spellStart"/>
       <w:r>
@@ -1802,7 +1680,7 @@
         <w:rPr>
           <w:color w:val="000000"/>
         </w:rPr>
-        <w:t xml:space="preserve"> ∈ {2, 3, 5}) are assembled into a prompt and passed to the generative model via the </w:t>
+        <w:t xml:space="preserve"> 2, 3, 5) are merged together into a prompt and sent to the generative model via </w:t>
       </w:r>
       <w:proofErr w:type="spellStart"/>
       <w:r>
@@ -1816,7 +1694,7 @@
         <w:rPr>
           <w:color w:val="000000"/>
         </w:rPr>
-        <w:t xml:space="preserve"> API at temperature = 0.0 for deterministic output.</w:t>
+        <w:t xml:space="preserve"> API with a temperature = 0.0 for deterministic output.</w:t>
       </w:r>
     </w:p>
     <w:p>
@@ -1860,7 +1738,19 @@
         <w:rPr>
           <w:color w:val="000000"/>
         </w:rPr>
-        <w:t xml:space="preserve">Independent variables span six dimensions in the extended study: (1) Chunk size: 128 and 256 word tokens with a fixed overlap of 32 tokens. (2) Retrieval depth: top-k ∈ {3, 5, 10}. (3) </w:t>
+        <w:t>Independent variables</w:t>
+      </w:r>
+      <w:r>
+        <w:rPr>
+          <w:color w:val="000000"/>
+        </w:rPr>
+        <w:t xml:space="preserve"> in the extended study are (1) C</w:t>
+      </w:r>
+      <w:r>
+        <w:rPr>
+          <w:color w:val="000000"/>
+        </w:rPr>
+        <w:t xml:space="preserve">hunk size (128 and 256 tokens) with a fixed overlap of 32 tokens; (2) Top-k &gt; 3, 5, 10; (3) </w:t>
       </w:r>
       <w:proofErr w:type="spellStart"/>
       <w:r>
@@ -1888,42 +1778,53 @@
         <w:rPr>
           <w:color w:val="000000"/>
         </w:rPr>
-        <w:t xml:space="preserve">. (4) Prompt strategy: three </w:t>
-      </w:r>
-      <w:r>
-        <w:rPr>
+        <w:t xml:space="preserve">. (4) Prompt strategy: one of the three template shown below. (5) Noise level: 0%, 30%, and 60% of the chunks retrieved are replaced with random non-relevant corpus chunks. (6) Maximum context: 2, 3 or 5 top chunks passed to the generator after any </w:t>
+      </w:r>
+      <w:proofErr w:type="spellStart"/>
+      <w:r>
+        <w:rPr>
+          <w:color w:val="000000"/>
+        </w:rPr>
+        <w:t>reranking</w:t>
+      </w:r>
+      <w:proofErr w:type="spellEnd"/>
+      <w:r>
+        <w:rPr>
+          <w:color w:val="000000"/>
+        </w:rPr>
+        <w:t xml:space="preserve">. The core study (no noise, </w:t>
+      </w:r>
+      <w:proofErr w:type="spellStart"/>
+      <w:r>
+        <w:rPr>
+          <w:color w:val="000000"/>
+        </w:rPr>
+        <w:t>max_context</w:t>
+      </w:r>
+      <w:proofErr w:type="spellEnd"/>
+      <w:r>
+        <w:rPr>
+          <w:color w:val="000000"/>
+        </w:rPr>
+        <w:t xml:space="preserve"> = 5) produces 36 configurations; the full factorial extended study gives 324 configurations.</w:t>
+      </w:r>
+    </w:p>
+    <w:p>
+      <w:pPr>
+        <w:spacing w:before="5pt" w:after="3pt"/>
+        <w:jc w:val="both"/>
+        <w:rPr>
+          <w:i/>
+        </w:rPr>
+      </w:pPr>
+      <w:r>
+        <w:rPr>
+          <w:bCs/>
+          <w:i/>
           <w:color w:val="000000"/>
         </w:rPr>
         <w:lastRenderedPageBreak/>
-        <w:t xml:space="preserve">templates described below. (5) Noise level: 0%, 30%, and 60% of retrieved chunks replaced with randomly sampled irrelevant corpus chunks. (6) Maximum context: 2, 3, or 5 top chunks passed to the generator after any </w:t>
-      </w:r>
-      <w:proofErr w:type="spellStart"/>
-      <w:r>
-        <w:rPr>
-          <w:color w:val="000000"/>
-        </w:rPr>
-        <w:t>reranking</w:t>
-      </w:r>
-      <w:proofErr w:type="spellEnd"/>
-      <w:r>
-        <w:rPr>
-          <w:color w:val="000000"/>
-        </w:rPr>
-        <w:t xml:space="preserve">. The core study (no noise, </w:t>
-      </w:r>
-      <w:proofErr w:type="spellStart"/>
-      <w:r>
-        <w:rPr>
-          <w:color w:val="000000"/>
-        </w:rPr>
-        <w:t>max_context</w:t>
-      </w:r>
-      <w:proofErr w:type="spellEnd"/>
-      <w:r>
-        <w:rPr>
-          <w:color w:val="000000"/>
-        </w:rPr>
-        <w:t xml:space="preserve"> = 5) yields 36 configurations; the full factorial extended study yields 324 configurations. All other pipeline components are held constant across configurations.</w:t>
+        <w:t>C. Prompt Templates</w:t>
       </w:r>
     </w:p>
     <w:p>
@@ -1931,384 +1832,35 @@
         <w:spacing w:after="4pt"/>
         <w:ind w:firstLine="36pt"/>
         <w:jc w:val="both"/>
-      </w:pPr>
+        <w:rPr>
+          <w:color w:val="000000"/>
+        </w:rPr>
+      </w:pPr>
+      <w:r>
+        <w:rPr>
+          <w:color w:val="000000"/>
+        </w:rPr>
+        <w:t>Three prompt templates are considered: The Baseline prompt requires that the model respond only to the context provided. The Strict prompt asks the model to respond with "Not found" if their answer is not fully supported by the passage retrieved. Recall is replaced with hallucination control. The Citation prompt requires the model to bracket chunk identifiers (e.g., [1], [2]) in each statement, and grounding at the claim level is made explicit. These three prompt templates can range from liberal responses to conservative grounding.</w:t>
+      </w:r>
     </w:p>
     <w:p>
       <w:pPr>
-        <w:spacing w:before="5pt" w:after="3pt"/>
-        <w:jc w:val="both"/>
-        <w:rPr>
-          <w:i/>
-        </w:rPr>
-      </w:pPr>
-      <w:r>
-        <w:rPr>
-          <w:bCs/>
-          <w:i/>
-          <w:color w:val="000000"/>
-        </w:rPr>
-        <w:t>C. Prompt Templates</w:t>
-      </w:r>
-    </w:p>
-    <w:p>
-      <w:pPr>
-        <w:spacing w:after="4pt"/>
-        <w:ind w:firstLine="36pt"/>
-        <w:jc w:val="both"/>
-      </w:pPr>
-      <w:r>
-        <w:rPr>
-          <w:color w:val="000000"/>
-        </w:rPr>
-        <w:t>Three prompt templates are evaluated. The Baseline prompt instructs the model to answer using only the provided context, without additional constraints. The Strict prompt adds the condition that the model should respond with "Not found" if the answer is not fully supported by retrieved passages, trading recall for hallucination control. The Citation prompt requires the model to attach bracketed chunk identifiers (e.g., [1], [2]) to every statement, enforcing explicit grounding at the claim level. These three templates span a design space from liberal answering to conservative, verifiable grounding.</w:t>
-      </w:r>
-    </w:p>
-    <w:p>
-      <w:pPr>
-        <w:spacing w:before="5pt" w:after="3pt"/>
-        <w:rPr>
-          <w:b/>
-          <w:bCs/>
-          <w:color w:val="000000"/>
-        </w:rPr>
-      </w:pPr>
-    </w:p>
-    <w:p>
-      <w:pPr>
-        <w:spacing w:before="5pt" w:after="3pt"/>
-        <w:jc w:val="both"/>
-        <w:rPr>
-          <w:i/>
-        </w:rPr>
-      </w:pPr>
-      <w:r>
-        <w:rPr>
-          <w:bCs/>
-          <w:i/>
-          <w:color w:val="000000"/>
-        </w:rPr>
-        <w:t>D. Models and Infrastructure</w:t>
-      </w:r>
-    </w:p>
-    <w:p>
-      <w:pPr>
-        <w:spacing w:after="4pt"/>
-        <w:ind w:firstLine="36pt"/>
-        <w:jc w:val="both"/>
-        <w:rPr>
-          <w:color w:val="000000"/>
-        </w:rPr>
-      </w:pPr>
-      <w:r>
-        <w:rPr>
-          <w:color w:val="000000"/>
-        </w:rPr>
-        <w:t xml:space="preserve">The primary generative model is Gemma 3:12b, an instruction-tuned model from Google with strong benchmark performance relative to its parameter count. A pilot comparison uses </w:t>
-      </w:r>
-      <w:proofErr w:type="spellStart"/>
-      <w:r>
-        <w:rPr>
-          <w:color w:val="000000"/>
-        </w:rPr>
-        <w:t>LLaMA</w:t>
-      </w:r>
-      <w:proofErr w:type="spellEnd"/>
-      <w:r>
-        <w:rPr>
-          <w:color w:val="000000"/>
-        </w:rPr>
-        <w:t xml:space="preserve"> 3.2:3b (Meta AI) on a 30-sample subset. Both models are served locally via </w:t>
-      </w:r>
-      <w:proofErr w:type="spellStart"/>
-      <w:r>
-        <w:rPr>
-          <w:color w:val="000000"/>
-        </w:rPr>
-        <w:t>Ollama</w:t>
-      </w:r>
-      <w:proofErr w:type="spellEnd"/>
-      <w:r>
-        <w:rPr>
-          <w:color w:val="000000"/>
-        </w:rPr>
-        <w:t xml:space="preserve"> with temperature = 0.0 and stream = False. The embedding model is </w:t>
-      </w:r>
-      <w:proofErr w:type="spellStart"/>
-      <w:r>
-        <w:rPr>
-          <w:color w:val="000000"/>
-        </w:rPr>
-        <w:t>SentenceTransformers</w:t>
-      </w:r>
-      <w:proofErr w:type="spellEnd"/>
-      <w:r>
-        <w:rPr>
-          <w:color w:val="000000"/>
-        </w:rPr>
-        <w:t xml:space="preserve"> all-mpnet-base-v2; the </w:t>
-      </w:r>
-      <w:proofErr w:type="spellStart"/>
-      <w:r>
-        <w:rPr>
-          <w:color w:val="000000"/>
-        </w:rPr>
-        <w:t>reranker</w:t>
-      </w:r>
-      <w:proofErr w:type="spellEnd"/>
-      <w:r>
-        <w:rPr>
-          <w:color w:val="000000"/>
-        </w:rPr>
-        <w:t xml:space="preserve"> is cross-encoder/ms-marco-MiniLM-L-6-v2. The vector index is FAISS </w:t>
-      </w:r>
-      <w:proofErr w:type="spellStart"/>
-      <w:r>
-        <w:rPr>
-          <w:color w:val="000000"/>
-        </w:rPr>
-        <w:t>IndexFlatIP</w:t>
-      </w:r>
-      <w:proofErr w:type="spellEnd"/>
-      <w:r>
-        <w:rPr>
-          <w:color w:val="000000"/>
-        </w:rPr>
-        <w:t xml:space="preserve"> with L2 normalization. All experiments are conducted on a single GPU workstation. Response caching is applied at the prompt-hash level to avoid redundant LLM calls.</w:t>
-      </w:r>
-    </w:p>
-    <w:p>
-      <w:pPr>
-        <w:spacing w:after="4pt"/>
-        <w:ind w:firstLine="36pt"/>
-        <w:jc w:val="both"/>
-      </w:pPr>
-    </w:p>
-    <w:p>
-      <w:pPr>
-        <w:spacing w:before="5pt" w:after="3pt"/>
-        <w:jc w:val="both"/>
-        <w:rPr>
-          <w:i/>
-        </w:rPr>
-      </w:pPr>
-      <w:r>
-        <w:rPr>
-          <w:bCs/>
-          <w:i/>
-          <w:color w:val="000000"/>
-        </w:rPr>
-        <w:t>E. Dataset and Evaluation</w:t>
-      </w:r>
-    </w:p>
-    <w:p>
-      <w:pPr>
-        <w:spacing w:after="4pt"/>
-        <w:ind w:firstLine="36pt"/>
-        <w:jc w:val="both"/>
-        <w:rPr>
-          <w:color w:val="000000"/>
-        </w:rPr>
-      </w:pPr>
-      <w:r>
-        <w:rPr>
-          <w:color w:val="000000"/>
-        </w:rPr>
-        <w:t xml:space="preserve">Experiments use 120 samples from the </w:t>
-      </w:r>
-      <w:proofErr w:type="spellStart"/>
-      <w:r>
-        <w:rPr>
-          <w:color w:val="000000"/>
-        </w:rPr>
-        <w:t>SQuAD</w:t>
-      </w:r>
-      <w:proofErr w:type="spellEnd"/>
-      <w:r>
-        <w:rPr>
-          <w:color w:val="000000"/>
-        </w:rPr>
-        <w:t xml:space="preserve"> v1.1 [10] validation split, selected as a controlled benchmark with well-structured question-answer-context triples. </w:t>
-      </w:r>
-      <w:proofErr w:type="spellStart"/>
-      <w:r>
-        <w:rPr>
-          <w:color w:val="000000"/>
-        </w:rPr>
-        <w:t>SQuAD's</w:t>
-      </w:r>
-      <w:proofErr w:type="spellEnd"/>
-      <w:r>
-        <w:rPr>
-          <w:color w:val="000000"/>
-        </w:rPr>
-        <w:t xml:space="preserve"> extractive structure makes it suitable for isolating retrieval-generation interactions: correct answers exist verbatim in the associated context, enabling precise attribution analysis. The primary evaluation metric is token-level F1, computed after normalization (lowercasing, removal of punctuation) following the standard </w:t>
-      </w:r>
-      <w:proofErr w:type="spellStart"/>
-      <w:r>
-        <w:rPr>
-          <w:color w:val="000000"/>
-        </w:rPr>
-        <w:t>SQuAD</w:t>
-      </w:r>
-      <w:proofErr w:type="spellEnd"/>
-      <w:r>
-        <w:rPr>
-          <w:color w:val="000000"/>
-        </w:rPr>
-        <w:t xml:space="preserve"> protocol. Secondary metrics include </w:t>
-      </w:r>
-      <w:proofErr w:type="spellStart"/>
-      <w:r>
-        <w:rPr>
-          <w:color w:val="000000"/>
-        </w:rPr>
-        <w:t>Recall@k</w:t>
-      </w:r>
-      <w:proofErr w:type="spellEnd"/>
-      <w:r>
-        <w:rPr>
-          <w:color w:val="000000"/>
-        </w:rPr>
-        <w:t xml:space="preserve"> (whether the gold answer appears in any</w:t>
-      </w:r>
-      <w:r>
-        <w:rPr>
-          <w:color w:val="000000"/>
-        </w:rPr>
-        <w:t xml:space="preserve"> </w:t>
-      </w:r>
-      <w:r>
-        <w:rPr>
-          <w:color w:val="000000"/>
-        </w:rPr>
-        <w:t>retrieved chunk), Mean Reciprocal Rank (MRR), hallucination rate (whether the predicted answer is unsupported by the context), and average answer length. Standard deviation of F1 across queries is reported to characterize output consistency.</w:t>
-      </w:r>
-    </w:p>
-    <w:p>
-      <w:pPr>
         <w:spacing w:after="4pt"/>
         <w:jc w:val="both"/>
-        <w:rPr>
-          <w:color w:val="000000"/>
-        </w:rPr>
       </w:pPr>
       <w:r>
         <w:rPr>
           <w:noProof/>
-        </w:rPr>
-        <w:lastRenderedPageBreak/>
+          <w:color w:val="000000"/>
+        </w:rPr>
         <w:drawing>
-          <wp:anchor distT="0" distB="0" distL="114300" distR="114300" simplePos="0" relativeHeight="251687424" behindDoc="0" locked="0" layoutInCell="1" allowOverlap="1" wp14:anchorId="11435809" wp14:editId="4A3C68AC">
+          <wp:anchor distT="0" distB="0" distL="114300" distR="114300" simplePos="0" relativeHeight="251696640" behindDoc="0" locked="1" layoutInCell="1" allowOverlap="0" wp14:anchorId="199187AB" wp14:editId="1DA3BFE2">
             <wp:simplePos x="0" y="0"/>
             <wp:positionH relativeFrom="margin">
-              <wp:align>left</wp:align>
-            </wp:positionH>
-            <wp:positionV relativeFrom="paragraph">
-              <wp:posOffset>5287695</wp:posOffset>
-            </wp:positionV>
-            <wp:extent cx="3023235" cy="286385"/>
-            <wp:effectExtent l="0" t="0" r="5715" b="0"/>
-            <wp:wrapTopAndBottom/>
-            <wp:docPr id="9" name="Text Box 9"/>
-            <wp:cNvGraphicFramePr/>
-            <a:graphic xmlns:a="http://purl.oclc.org/ooxml/drawingml/main">
-              <a:graphicData uri="http://schemas.microsoft.com/office/word/2010/wordprocessingShape">
-                <wp:wsp>
-                  <wp:cNvSpPr txBox="1"/>
-                  <wp:spPr>
-                    <a:xfrm>
-                      <a:off x="0" y="0"/>
-                      <a:ext cx="3023235" cy="286385"/>
-                    </a:xfrm>
-                    <a:prstGeom prst="rect">
-                      <a:avLst/>
-                    </a:prstGeom>
-                    <a:solidFill>
-                      <a:prstClr val="white"/>
-                    </a:solidFill>
-                    <a:ln>
-                      <a:noFill/>
-                    </a:ln>
-                  </wp:spPr>
-                  <wp:txbx>
-                    <wne:txbxContent>
-                      <w:p>
-                        <w:pPr>
-                          <w:pStyle w:val="Caption"/>
-                          <w:rPr>
-                            <w:noProof/>
-                            <w:color w:val="000000"/>
-                            <w:sz w:val="20"/>
-                            <w:szCs w:val="20"/>
-                          </w:rPr>
-                        </w:pPr>
-                        <w:r>
-                          <w:t xml:space="preserve">Figure </w:t>
-                        </w:r>
-                        <w:r>
-                          <w:fldChar w:fldCharType="begin"/>
-                        </w:r>
-                        <w:r>
-                          <w:instrText xml:space="preserve"> SEQ Figure \* ARABIC </w:instrText>
-                        </w:r>
-                        <w:r>
-                          <w:fldChar w:fldCharType="separate"/>
-                        </w:r>
-                        <w:r>
-                          <w:rPr>
-                            <w:noProof/>
-                          </w:rPr>
-                          <w:t>1</w:t>
-                        </w:r>
-                        <w:r>
-                          <w:rPr>
-                            <w:noProof/>
-                          </w:rPr>
-                          <w:fldChar w:fldCharType="end"/>
-                        </w:r>
-                        <w:r>
-                          <w:t xml:space="preserve">. </w:t>
-                        </w:r>
-                        <w:r>
-                          <w:t xml:space="preserve">RAG Experimental Pipeline </w:t>
-                        </w:r>
-                        <w:r>
-                          <w:t>v</w:t>
-                        </w:r>
-                        <w:r>
-                          <w:t>— Methodology Flowchart</w:t>
-                        </w:r>
-                      </w:p>
-                    </wne:txbxContent>
-                  </wp:txbx>
-                  <wp:bodyPr rot="0" spcFirstLastPara="0" vertOverflow="overflow" horzOverflow="overflow" vert="horz" wrap="square" lIns="0" tIns="0" rIns="0" bIns="0" numCol="1" spcCol="0" rtlCol="0" fromWordArt="0" anchor="t" anchorCtr="0" forceAA="0" compatLnSpc="1">
-                    <a:prstTxWarp prst="textNoShape">
-                      <a:avLst/>
-                    </a:prstTxWarp>
-                    <a:noAutofit/>
-                  </wp:bodyPr>
-                </wp:wsp>
-              </a:graphicData>
-            </a:graphic>
-            <wp14:sizeRelV relativeFrom="margin">
-              <wp14:pctHeight>0%</wp14:pctHeight>
-            </wp14:sizeRelV>
-          </wp:anchor>
-        </w:drawing>
-      </w:r>
-      <w:r>
-        <w:rPr>
-          <w:noProof/>
-          <w:color w:val="000000"/>
-        </w:rPr>
-        <w:drawing>
-          <wp:anchor distT="0" distB="0" distL="114300" distR="114300" simplePos="0" relativeHeight="251685376" behindDoc="0" locked="1" layoutInCell="1" allowOverlap="0" wp14:anchorId="7D081470" wp14:editId="1FAF0A11">
-            <wp:simplePos x="0" y="0"/>
-            <wp:positionH relativeFrom="margin">
-              <wp:align>left</wp:align>
+              <wp:posOffset>3407410</wp:posOffset>
             </wp:positionH>
             <wp:positionV relativeFrom="page">
-              <wp:posOffset>719455</wp:posOffset>
+              <wp:posOffset>2412365</wp:posOffset>
             </wp:positionV>
             <wp:extent cx="3026410" cy="5056505"/>
             <wp:effectExtent l="0" t="0" r="2540" b="0"/>
@@ -2360,10 +1912,102 @@
     </w:p>
     <w:p>
       <w:pPr>
-        <w:pStyle w:val="Heading1"/>
-      </w:pPr>
-      <w:r>
-        <w:t>RESULTS</w:t>
+        <w:spacing w:before="5pt" w:after="3pt"/>
+        <w:rPr>
+          <w:b/>
+          <w:bCs/>
+          <w:color w:val="000000"/>
+        </w:rPr>
+      </w:pPr>
+      <w:r>
+        <w:rPr>
+          <w:noProof/>
+        </w:rPr>
+        <w:drawing>
+          <wp:anchor distT="0" distB="0" distL="114300" distR="114300" simplePos="0" relativeHeight="251698688" behindDoc="0" locked="0" layoutInCell="1" allowOverlap="1" wp14:anchorId="35FCC4F0" wp14:editId="3D1C01CE">
+            <wp:simplePos x="0" y="0"/>
+            <wp:positionH relativeFrom="margin">
+              <wp:posOffset>3318510</wp:posOffset>
+            </wp:positionH>
+            <wp:positionV relativeFrom="paragraph">
+              <wp:posOffset>201930</wp:posOffset>
+            </wp:positionV>
+            <wp:extent cx="3023235" cy="286385"/>
+            <wp:effectExtent l="0" t="0" r="5715" b="0"/>
+            <wp:wrapTopAndBottom/>
+            <wp:docPr id="9" name="Text Box 9"/>
+            <wp:cNvGraphicFramePr/>
+            <a:graphic xmlns:a="http://purl.oclc.org/ooxml/drawingml/main">
+              <a:graphicData uri="http://schemas.microsoft.com/office/word/2010/wordprocessingShape">
+                <wp:wsp>
+                  <wp:cNvSpPr txBox="1"/>
+                  <wp:spPr>
+                    <a:xfrm>
+                      <a:off x="0" y="0"/>
+                      <a:ext cx="3023235" cy="286385"/>
+                    </a:xfrm>
+                    <a:prstGeom prst="rect">
+                      <a:avLst/>
+                    </a:prstGeom>
+                    <a:solidFill>
+                      <a:prstClr val="white"/>
+                    </a:solidFill>
+                    <a:ln>
+                      <a:noFill/>
+                    </a:ln>
+                  </wp:spPr>
+                  <wp:txbx>
+                    <wne:txbxContent>
+                      <w:p>
+                        <w:pPr>
+                          <w:pStyle w:val="Caption"/>
+                          <w:rPr>
+                            <w:noProof/>
+                            <w:color w:val="000000"/>
+                            <w:sz w:val="20"/>
+                            <w:szCs w:val="20"/>
+                          </w:rPr>
+                        </w:pPr>
+                        <w:r>
+                          <w:t xml:space="preserve">Figure </w:t>
+                        </w:r>
+                        <w:fldSimple w:instr=" SEQ Figure \* ARABIC ">
+                          <w:r>
+                            <w:rPr>
+                              <w:noProof/>
+                            </w:rPr>
+                            <w:t>1</w:t>
+                          </w:r>
+                        </w:fldSimple>
+                        <w:r>
+                          <w:t xml:space="preserve">. </w:t>
+                        </w:r>
+                        <w:r>
+                          <w:t xml:space="preserve">RAG Experimental Pipeline </w:t>
+                        </w:r>
+                        <w:r>
+                          <w:t>v</w:t>
+                        </w:r>
+                        <w:r>
+                          <w:t>— Methodology Flowchart</w:t>
+                        </w:r>
+                      </w:p>
+                    </wne:txbxContent>
+                  </wp:txbx>
+                  <wp:bodyPr rot="0" spcFirstLastPara="0" vertOverflow="overflow" horzOverflow="overflow" vert="horz" wrap="square" lIns="0" tIns="0" rIns="0" bIns="0" numCol="1" spcCol="0" rtlCol="0" fromWordArt="0" anchor="t" anchorCtr="0" forceAA="0" compatLnSpc="1">
+                    <a:prstTxWarp prst="textNoShape">
+                      <a:avLst/>
+                    </a:prstTxWarp>
+                    <a:noAutofit/>
+                  </wp:bodyPr>
+                </wp:wsp>
+              </a:graphicData>
+            </a:graphic>
+            <wp14:sizeRelV relativeFrom="margin">
+              <wp14:pctHeight>0%</wp14:pctHeight>
+            </wp14:sizeRelV>
+          </wp:anchor>
+        </w:drawing>
       </w:r>
     </w:p>
     <w:p>
@@ -2380,15 +2024,7 @@
           <w:i/>
           <w:color w:val="000000"/>
         </w:rPr>
-        <w:t>A</w:t>
-      </w:r>
-      <w:r>
-        <w:rPr>
-          <w:bCs/>
-          <w:i/>
-          <w:color w:val="000000"/>
-        </w:rPr>
-        <w:t>. No-RAG Baseline</w:t>
+        <w:t>D. Models and Infrastructure</w:t>
       </w:r>
     </w:p>
     <w:p>
@@ -2404,49 +2040,84 @@
         <w:rPr>
           <w:color w:val="000000"/>
         </w:rPr>
-        <w:t xml:space="preserve">Without retrieval, Gemma 3:12b achieves a mean F1 of 0.0945 on the 120-sample </w:t>
+        <w:t xml:space="preserve">Gemma 3:12b is the first generative model and is an instruction tuned model from Google with good performance for its number of parameters. We also ran </w:t>
       </w:r>
       <w:proofErr w:type="spellStart"/>
       <w:r>
         <w:rPr>
           <w:color w:val="000000"/>
         </w:rPr>
-        <w:t>SQuAD</w:t>
+        <w:t>LLaMA</w:t>
       </w:r>
       <w:proofErr w:type="spellEnd"/>
       <w:r>
         <w:rPr>
           <w:color w:val="000000"/>
         </w:rPr>
-        <w:t xml:space="preserve"> subset, confirming that the model cannot reliably answer </w:t>
+        <w:t xml:space="preserve"> 3.2:3b (Meta AI) on 30 samples. The two models are served locally by </w:t>
       </w:r>
       <w:proofErr w:type="spellStart"/>
       <w:r>
         <w:rPr>
           <w:color w:val="000000"/>
         </w:rPr>
-        <w:t>SQuAD</w:t>
+        <w:t>Ollama</w:t>
       </w:r>
       <w:proofErr w:type="spellEnd"/>
       <w:r>
         <w:rPr>
           <w:color w:val="000000"/>
         </w:rPr>
-        <w:t xml:space="preserve"> questions from parametric memory alone. The </w:t>
+        <w:t xml:space="preserve"> with temperature = 0.0 and stream = False. The embedding model is </w:t>
       </w:r>
       <w:proofErr w:type="spellStart"/>
       <w:r>
         <w:rPr>
           <w:color w:val="000000"/>
         </w:rPr>
-        <w:t>LLaMA</w:t>
+        <w:t>SentenceTransformers</w:t>
       </w:r>
       <w:proofErr w:type="spellEnd"/>
       <w:r>
         <w:rPr>
           <w:color w:val="000000"/>
         </w:rPr>
-        <w:t xml:space="preserve"> 3.2:3b pilot achieves a comparable no-RAG F1 in the range of 0.08–0.10 on its 30-sample subset. Both results validate that retrieval is necessary for factual grounding on domain-specific extractive QA.</w:t>
+        <w:t xml:space="preserve"> all-mpnet-base-v2 and the </w:t>
+      </w:r>
+      <w:proofErr w:type="spellStart"/>
+      <w:r>
+        <w:rPr>
+          <w:color w:val="000000"/>
+        </w:rPr>
+        <w:t>reranker</w:t>
+      </w:r>
+      <w:proofErr w:type="spellEnd"/>
+      <w:r>
+        <w:rPr>
+          <w:color w:val="000000"/>
+        </w:rPr>
+        <w:t xml:space="preserve"> is cross-encoder/ms-marco-MiniLM-L-6-v2. The vector index is FAISS </w:t>
+      </w:r>
+      <w:proofErr w:type="spellStart"/>
+      <w:r>
+        <w:rPr>
+          <w:color w:val="000000"/>
+        </w:rPr>
+        <w:t>IndexFlatIP</w:t>
+      </w:r>
+      <w:proofErr w:type="spellEnd"/>
+      <w:r>
+        <w:rPr>
+          <w:color w:val="000000"/>
+        </w:rPr>
+        <w:t xml:space="preserve"> normalized to L2. All experiments were run on a single GPU. Response </w:t>
+      </w:r>
+      <w:r>
+        <w:rPr>
+          <w:color w:val="000000"/>
+        </w:rPr>
+        <w:lastRenderedPageBreak/>
+        <w:t>caching was used at the prompt-hash level to cut back on overhead from LLM calls.</w:t>
       </w:r>
     </w:p>
     <w:p>
@@ -2470,7 +2141,7 @@
           <w:i/>
           <w:color w:val="000000"/>
         </w:rPr>
-        <w:t>B. Overall RAG Performance (Core Study)</w:t>
+        <w:t>E. Dataset and Evaluation</w:t>
       </w:r>
     </w:p>
     <w:p>
@@ -2478,82 +2149,275 @@
         <w:spacing w:after="4pt"/>
         <w:ind w:firstLine="36pt"/>
         <w:jc w:val="both"/>
-      </w:pPr>
-      <w:r>
-        <w:rPr>
-          <w:color w:val="000000"/>
-        </w:rPr>
-        <w:t xml:space="preserve">Table I presents representative configurations from the core study (no noise, </w:t>
+        <w:rPr>
+          <w:color w:val="000000"/>
+        </w:rPr>
+      </w:pPr>
+      <w:r>
+        <w:rPr>
+          <w:color w:val="000000"/>
+        </w:rPr>
+        <w:t xml:space="preserve">All experiments use 120 of the samples from the </w:t>
       </w:r>
       <w:proofErr w:type="spellStart"/>
       <w:r>
         <w:rPr>
           <w:color w:val="000000"/>
         </w:rPr>
-        <w:t>max_context</w:t>
+        <w:t>SQuAD</w:t>
       </w:r>
       <w:proofErr w:type="spellEnd"/>
       <w:r>
         <w:rPr>
           <w:color w:val="000000"/>
         </w:rPr>
-        <w:t xml:space="preserve"> = 5). The best configuration for Gemma 3:12b is chunk = 256, k = 5, </w:t>
+        <w:t xml:space="preserve"> v1.1 [10] validation split for a control frame with a well-constructed triple of question-answer-context. Because </w:t>
       </w:r>
       <w:proofErr w:type="spellStart"/>
       <w:r>
         <w:rPr>
           <w:color w:val="000000"/>
         </w:rPr>
-        <w:t>reranking</w:t>
+        <w:t>SQuAD</w:t>
       </w:r>
       <w:proofErr w:type="spellEnd"/>
       <w:r>
         <w:rPr>
           <w:color w:val="000000"/>
         </w:rPr>
-        <w:t xml:space="preserve"> off, baseline prompt, achieving F1 = 0.7195 ± 0.3821. This represents a 7.6× improvement over the no-RAG baseline (0.0945). The large standard deviations observed across all configurations reflect a bimodal F1 distribution: queries where the correct chunk is retrieved and the answer is short and extractive achieve F1 near 1.0, while queries where retrieval fails yield F1 near 0.0.</w:t>
+        <w:t xml:space="preserve"> is extractive, it is not possible to measure the retrieval-generation interaction since the correct answers are verbatim in the context and can be attributed correctly. As previously mentioned, we measure F1 in token format, normalized by lowercase and punctuation, as per </w:t>
+      </w:r>
+      <w:proofErr w:type="spellStart"/>
+      <w:r>
+        <w:rPr>
+          <w:color w:val="000000"/>
+        </w:rPr>
+        <w:t>SQuAD</w:t>
+      </w:r>
+      <w:proofErr w:type="spellEnd"/>
+      <w:r>
+        <w:rPr>
+          <w:color w:val="000000"/>
+        </w:rPr>
+        <w:t xml:space="preserve"> protocol. Other measures include </w:t>
+      </w:r>
+      <w:proofErr w:type="spellStart"/>
+      <w:r>
+        <w:rPr>
+          <w:color w:val="000000"/>
+        </w:rPr>
+        <w:t>Recall@k</w:t>
+      </w:r>
+      <w:proofErr w:type="spellEnd"/>
+      <w:r>
+        <w:rPr>
+          <w:color w:val="000000"/>
+        </w:rPr>
+        <w:t xml:space="preserve"> (whether the gold answer appears in any returned chunk), MRR, hallucination rate (whether the predicted answer </w:t>
+      </w:r>
+      <w:r>
+        <w:rPr>
+          <w:color w:val="000000"/>
+        </w:rPr>
+        <w:t xml:space="preserve">is unsupported by the context), </w:t>
+      </w:r>
+      <w:r>
+        <w:rPr>
+          <w:color w:val="000000"/>
+        </w:rPr>
+        <w:t>and average answer length. Standard deviation of F1 across queries is reported to judge output consistency.</w:t>
       </w:r>
     </w:p>
     <w:p>
       <w:pPr>
+        <w:spacing w:after="4pt"/>
+        <w:jc w:val="both"/>
+        <w:rPr>
+          <w:color w:val="000000"/>
+        </w:rPr>
+      </w:pPr>
+    </w:p>
+    <w:p>
+      <w:pPr>
+        <w:pStyle w:val="Heading1"/>
+      </w:pPr>
+      <w:r>
+        <w:t>RESULTS</w:t>
+      </w:r>
+    </w:p>
+    <w:p>
+      <w:pPr>
+        <w:spacing w:before="5pt" w:after="3pt"/>
+        <w:jc w:val="both"/>
+        <w:rPr>
+          <w:i/>
+        </w:rPr>
+      </w:pPr>
+      <w:r>
+        <w:rPr>
+          <w:bCs/>
+          <w:i/>
+          <w:color w:val="000000"/>
+        </w:rPr>
+        <w:t>A</w:t>
+      </w:r>
+      <w:r>
+        <w:rPr>
+          <w:bCs/>
+          <w:i/>
+          <w:color w:val="000000"/>
+        </w:rPr>
+        <w:t>. No-RAG Baseline</w:t>
+      </w:r>
+    </w:p>
+    <w:p>
+      <w:pPr>
+        <w:spacing w:after="4pt"/>
+        <w:ind w:firstLine="36pt"/>
+        <w:jc w:val="both"/>
+        <w:rPr>
+          <w:color w:val="000000"/>
+        </w:rPr>
+      </w:pPr>
+      <w:r>
+        <w:rPr>
+          <w:color w:val="000000"/>
+        </w:rPr>
+        <w:t xml:space="preserve">The retrieval-free Gemma 3:12b subset of 120 sample </w:t>
+      </w:r>
+      <w:proofErr w:type="spellStart"/>
+      <w:r>
+        <w:rPr>
+          <w:color w:val="000000"/>
+        </w:rPr>
+        <w:t>SQuADs</w:t>
+      </w:r>
+      <w:proofErr w:type="spellEnd"/>
+      <w:r>
+        <w:rPr>
+          <w:color w:val="000000"/>
+        </w:rPr>
+        <w:t xml:space="preserve"> has a mean F1 of 0.0945, indicating that the model cannot answer </w:t>
+      </w:r>
+      <w:proofErr w:type="spellStart"/>
+      <w:r>
+        <w:rPr>
+          <w:color w:val="000000"/>
+        </w:rPr>
+        <w:t>SQuAD</w:t>
+      </w:r>
+      <w:proofErr w:type="spellEnd"/>
+      <w:r>
+        <w:rPr>
+          <w:color w:val="000000"/>
+        </w:rPr>
+        <w:t xml:space="preserve"> questions from parametric memory. The no-RAG F1 of </w:t>
+      </w:r>
+      <w:proofErr w:type="spellStart"/>
+      <w:r>
+        <w:rPr>
+          <w:color w:val="000000"/>
+        </w:rPr>
+        <w:t>LLaMA</w:t>
+      </w:r>
+      <w:proofErr w:type="spellEnd"/>
+      <w:r>
+        <w:rPr>
+          <w:color w:val="000000"/>
+        </w:rPr>
+        <w:t xml:space="preserve"> 3.2:3b pilot is roughly the same; 0.08–0.10 on the 30-sample subset. Both analyses show that retrieval is necessary in order to ground the model in domain-specific extractive QA.</w:t>
+      </w:r>
+    </w:p>
+    <w:p>
+      <w:pPr>
+        <w:spacing w:after="4pt"/>
+        <w:ind w:firstLine="36pt"/>
+        <w:jc w:val="both"/>
+      </w:pPr>
+    </w:p>
+    <w:p>
+      <w:pPr>
+        <w:spacing w:before="5pt" w:after="3pt"/>
+        <w:jc w:val="both"/>
+        <w:rPr>
+          <w:bCs/>
+          <w:i/>
+          <w:color w:val="000000"/>
+        </w:rPr>
+      </w:pPr>
+      <w:r>
+        <w:rPr>
+          <w:bCs/>
+          <w:i/>
+          <w:color w:val="000000"/>
+        </w:rPr>
+        <w:t>B. Overall RAG Performance (Core Study)</w:t>
+      </w:r>
+    </w:p>
+    <w:p>
+      <w:pPr>
+        <w:spacing w:before="5pt" w:after="3pt"/>
+        <w:jc w:val="both"/>
+        <w:rPr>
+          <w:bCs/>
+          <w:i/>
+          <w:color w:val="000000"/>
+        </w:rPr>
+      </w:pPr>
+    </w:p>
+    <w:p>
+      <w:pPr>
         <w:pStyle w:val="Caption"/>
         <w:keepNext/>
       </w:pPr>
-      <w:proofErr w:type="gramStart"/>
-      <w:r>
-        <w:rPr>
-          <w:color w:val="666666"/>
-        </w:rPr>
-        <w:lastRenderedPageBreak/>
-        <w:t>.</w:t>
-      </w:r>
-      <w:r>
-        <w:t>Table</w:t>
-      </w:r>
-      <w:proofErr w:type="gramEnd"/>
-      <w:r>
-        <w:t xml:space="preserve"> I: Core Study Results - Selected Configurations (Gemma 3:12b, 120 Samples)</w:t>
+      <w:r>
+        <w:t>Table I: Core Study Results - Selected Configurations (Gemma 3:12b, 120 Samples)</w:t>
       </w:r>
     </w:p>
     <w:p>
       <w:pPr>
-        <w:pStyle w:val="Caption"/>
-        <w:keepNext/>
-      </w:pPr>
-      <w:r>
+        <w:spacing w:after="4pt"/>
+        <w:jc w:val="both"/>
+        <w:rPr>
+          <w:i/>
+          <w:color w:val="323E4F" w:themeColor="text2" w:themeShade="BF"/>
+          <w:sz w:val="18"/>
+          <w:szCs w:val="18"/>
+        </w:rPr>
+      </w:pPr>
+      <w:r>
+        <w:rPr>
+          <w:i/>
+          <w:color w:val="323E4F" w:themeColor="text2" w:themeShade="BF"/>
+          <w:sz w:val="18"/>
+          <w:szCs w:val="18"/>
+        </w:rPr>
         <w:t xml:space="preserve">Note: All results: no noise injection, </w:t>
       </w:r>
       <w:proofErr w:type="spellStart"/>
       <w:r>
+        <w:rPr>
+          <w:i/>
+          <w:color w:val="323E4F" w:themeColor="text2" w:themeShade="BF"/>
+          <w:sz w:val="18"/>
+          <w:szCs w:val="18"/>
+        </w:rPr>
         <w:t>max_context</w:t>
       </w:r>
       <w:proofErr w:type="spellEnd"/>
       <w:r>
+        <w:rPr>
+          <w:i/>
+          <w:color w:val="323E4F" w:themeColor="text2" w:themeShade="BF"/>
+          <w:sz w:val="18"/>
+          <w:szCs w:val="18"/>
+        </w:rPr>
         <w:t xml:space="preserve"> = 5. Best F1 in bold. No-RAG uses parametric generation only</w:t>
       </w:r>
     </w:p>
     <w:tbl>
       <w:tblPr>
+        <w:tblpPr w:leftFromText="180" w:rightFromText="180" w:vertAnchor="text" w:horzAnchor="margin" w:tblpY="24"/>
         <w:tblW w:w="243.15pt" w:type="dxa"/>
         <w:tblCellMar>
           <w:start w:w="0pt" w:type="dxa"/>
@@ -5388,25 +5252,12 @@
     <w:p>
       <w:pPr>
         <w:spacing w:after="4pt"/>
+        <w:ind w:firstLine="36pt"/>
         <w:jc w:val="both"/>
-      </w:pPr>
-    </w:p>
-    <w:p>
-      <w:pPr>
-        <w:spacing w:before="5pt" w:after="3pt"/>
-        <w:jc w:val="both"/>
-        <w:rPr>
-          <w:i/>
-        </w:rPr>
-      </w:pPr>
-      <w:r>
-        <w:rPr>
-          <w:bCs/>
-          <w:i/>
-          <w:color w:val="000000"/>
-        </w:rPr>
-        <w:t>C. Effect of Chunk Size</w:t>
-      </w:r>
+        <w:rPr>
+          <w:color w:val="000000"/>
+        </w:rPr>
+      </w:pPr>
     </w:p>
     <w:p>
       <w:pPr>
@@ -5418,13 +5269,27 @@
         <w:rPr>
           <w:color w:val="000000"/>
         </w:rPr>
-        <w:t xml:space="preserve">Chunk size of 256 tokens consistently outperforms 128-token chunks across all configurations, as shown in Table II. Under the optimal condition (k = 3, baseline prompt, </w:t>
+        <w:t xml:space="preserve">Representative models from the core study without noise, </w:t>
       </w:r>
       <w:proofErr w:type="spellStart"/>
       <w:r>
         <w:rPr>
           <w:color w:val="000000"/>
         </w:rPr>
+        <w:t>max_context</w:t>
+      </w:r>
+      <w:proofErr w:type="spellEnd"/>
+      <w:r>
+        <w:rPr>
+          <w:color w:val="000000"/>
+        </w:rPr>
+        <w:t xml:space="preserve"> = 5. The highest-performing Gemma 3:12b model with chunk = 256, k = 5, </w:t>
+      </w:r>
+      <w:proofErr w:type="spellStart"/>
+      <w:r>
+        <w:rPr>
+          <w:color w:val="000000"/>
+        </w:rPr>
         <w:t>reranking</w:t>
       </w:r>
       <w:proofErr w:type="spellEnd"/>
@@ -5432,37 +5297,123 @@
         <w:rPr>
           <w:color w:val="000000"/>
         </w:rPr>
-        <w:t xml:space="preserve"> off), Gemma 3:12b achieves F1 = 0.7149 with chunk = 256 versus 0.6732 with chunk = 128, an improvement of 0.0417 (6.2%). Under k = 5, the gain </w:t>
-      </w:r>
-      <w:r>
-        <w:rPr>
-          <w:color w:val="000000"/>
-        </w:rPr>
-        <w:t>-</w:t>
-      </w:r>
-      <w:r>
-        <w:rPr>
-          <w:color w:val="000000"/>
-        </w:rPr>
-        <w:t xml:space="preserve">increases to 0.0467 (6.9%). This pattern holds for strict and citation </w:t>
+        <w:t xml:space="preserve"> off, b</w:t>
+      </w:r>
+      <w:r>
+        <w:rPr>
+          <w:color w:val="000000"/>
+        </w:rPr>
+        <w:t>aseline prompt, has F1 = 0.7195</w:t>
+      </w:r>
+      <w:r>
+        <w:rPr>
+          <w:color w:val="000000"/>
+        </w:rPr>
+        <w:t>±</w:t>
+      </w:r>
+      <w:r>
+        <w:rPr>
+          <w:color w:val="000000"/>
+        </w:rPr>
+        <w:t>0.3821 (-7.6 difference from the no-RAG control</w:t>
       </w:r>
       <w:proofErr w:type="gramStart"/>
       <w:r>
         <w:rPr>
           <w:color w:val="000000"/>
         </w:rPr>
-        <w:t>prompts,</w:t>
+        <w:t>).The</w:t>
       </w:r>
       <w:proofErr w:type="gramEnd"/>
       <w:r>
         <w:rPr>
           <w:color w:val="000000"/>
         </w:rPr>
-        <w:t xml:space="preserve"> though absolute values are lower. The citation prompt shows the smallest absolute gain (+0.0085), likely because citation verbosity dominates the F1 metric regardless of chunk quality.</w:t>
+        <w:t xml:space="preserve"> large standard deviations across the configurations reflect a bimodal F1 distribution: when </w:t>
+      </w:r>
+      <w:r>
+        <w:rPr>
+          <w:color w:val="000000"/>
+        </w:rPr>
+        <w:lastRenderedPageBreak/>
+        <w:t>retrieving the correct chunk and the answer is short and extractive, the F1 is near 1.0, whereas if the chunk is not found, F1 is near 0.0.</w:t>
       </w:r>
     </w:p>
     <w:p>
       <w:pPr>
+        <w:pStyle w:val="Caption"/>
+        <w:keepNext/>
+        <w:rPr>
+          <w:i w:val="0"/>
+          <w:color w:val="323E4F" w:themeColor="text2" w:themeShade="BF"/>
+        </w:rPr>
+      </w:pPr>
+      <w:r>
+        <w:rPr>
+          <w:color w:val="666666"/>
+        </w:rPr>
+        <w:t>.</w:t>
+      </w:r>
+    </w:p>
+    <w:p>
+      <w:pPr>
+        <w:spacing w:before="5pt" w:after="3pt"/>
+        <w:jc w:val="both"/>
+        <w:rPr>
+          <w:i/>
+        </w:rPr>
+      </w:pPr>
+      <w:r>
+        <w:rPr>
+          <w:bCs/>
+          <w:i/>
+          <w:color w:val="000000"/>
+        </w:rPr>
+        <w:t>C. Effect of Chunk Size</w:t>
+      </w:r>
+    </w:p>
+    <w:p>
+      <w:pPr>
+        <w:spacing w:after="4pt"/>
+        <w:ind w:firstLine="36pt"/>
+        <w:jc w:val="both"/>
+        <w:rPr>
+          <w:color w:val="000000"/>
+        </w:rPr>
+      </w:pPr>
+      <w:r>
+        <w:rPr>
+          <w:color w:val="000000"/>
+        </w:rPr>
+        <w:t xml:space="preserve">As Table II shows, a chunk of 256 tokens will always outperform a chunk of 128 tokens. At k = 3, the baseline prompt is </w:t>
+      </w:r>
+      <w:proofErr w:type="spellStart"/>
+      <w:r>
+        <w:rPr>
+          <w:color w:val="000000"/>
+        </w:rPr>
+        <w:t>reranked</w:t>
+      </w:r>
+      <w:proofErr w:type="spellEnd"/>
+      <w:r>
+        <w:rPr>
+          <w:color w:val="000000"/>
+        </w:rPr>
+        <w:t xml:space="preserve"> off and Gemma 3:12b has F1 = 0.7149 (256 tokens) to 0.6732 with a chunk of 128, an increase of 0.0417 (6.2%); at k = 5, the gain increases to 0.0467 (6.9%). The same holds true for strict and citation prompts, although in relative terms. The biggest increase in absolutes is seen for the citation prompt (+0.0085) and appears to come from the citation prompt. It's most likely because the wording of the citation prompts, not to be as it dominates in F1, regardless of the chunk size.</w:t>
+      </w:r>
+    </w:p>
+    <w:p>
+      <w:pPr>
+        <w:spacing w:after="4pt"/>
+        <w:ind w:firstLine="36pt"/>
+        <w:jc w:val="both"/>
+        <w:rPr>
+          <w:color w:val="000000"/>
+        </w:rPr>
+      </w:pPr>
+    </w:p>
+    <w:p>
+      <w:pPr>
         <w:spacing w:after="4pt"/>
         <w:jc w:val="both"/>
         <w:rPr>
@@ -5473,8 +5424,17 @@
         <w:rPr>
           <w:color w:val="000000"/>
         </w:rPr>
-        <w:t>The advantage of larger chunks is attributable to semantic coherence: 256-token chunks are more likely to contain complete sentences and multi-sentence answer spans, whereas 128-token boundaries may fragment the answer across adjacent chunks. When the gold answer spans a chunk boundary, retrieval recall drops for the smaller chunk size, as neither fragment alone contains the full answer.</w:t>
-      </w:r>
+        <w:t>The larger chunks have the advantage of being more semantically coherent (256-token chunks contain complete sentences and multi-sentence answer spans while chunks with 128 tokens may fragment the answer into separate chunks). When the gold answer spans a chunk boundary, it is less likely to be remembered by the smaller chunk since neither fragment contains the full answer.</w:t>
+      </w:r>
+    </w:p>
+    <w:p>
+      <w:pPr>
+        <w:spacing w:after="4pt"/>
+        <w:jc w:val="both"/>
+        <w:rPr>
+          <w:color w:val="000000"/>
+        </w:rPr>
+      </w:pPr>
     </w:p>
     <w:p>
       <w:pPr>
@@ -7134,73 +7094,20 @@
         <w:spacing w:before="5pt" w:after="3pt"/>
         <w:jc w:val="both"/>
         <w:rPr>
-          <w:i/>
-        </w:rPr>
-      </w:pPr>
-      <w:r>
-        <w:rPr>
           <w:bCs/>
           <w:i/>
-          <w:noProof/>
-          <w:color w:val="000000"/>
-        </w:rPr>
-        <w:lastRenderedPageBreak/>
-        <w:drawing>
-          <wp:anchor distT="0" distB="0" distL="0" distR="0" simplePos="0" relativeHeight="251672064" behindDoc="0" locked="0" layoutInCell="0" allowOverlap="1" wp14:anchorId="354C2300" wp14:editId="2B5E2DDA">
-            <wp:simplePos x="0" y="0"/>
-            <wp:positionH relativeFrom="column">
-              <wp:posOffset>3495929</wp:posOffset>
-            </wp:positionH>
-            <wp:positionV relativeFrom="paragraph">
-              <wp:posOffset>254</wp:posOffset>
-            </wp:positionV>
-            <wp:extent cx="2839720" cy="1898015"/>
-            <wp:effectExtent l="0" t="0" r="0" b="6985"/>
-            <wp:wrapSquare wrapText="largest"/>
-            <wp:docPr id="3" name="Image3"/>
-            <wp:cNvGraphicFramePr>
-              <a:graphicFrameLocks xmlns:a="http://purl.oclc.org/ooxml/drawingml/main" noChangeAspect="1"/>
-            </wp:cNvGraphicFramePr>
-            <a:graphic xmlns:a="http://purl.oclc.org/ooxml/drawingml/main">
-              <a:graphicData uri="http://purl.oclc.org/ooxml/drawingml/picture">
-                <pic:pic xmlns:pic="http://purl.oclc.org/ooxml/drawingml/picture">
-                  <pic:nvPicPr>
-                    <pic:cNvPr id="3" name="Image3"/>
-                    <pic:cNvPicPr>
-                      <a:picLocks noChangeAspect="1" noChangeArrowheads="1"/>
-                    </pic:cNvPicPr>
-                  </pic:nvPicPr>
-                  <pic:blipFill rotWithShape="1">
-                    <a:blip r:embed="rId10"/>
-                    <a:srcRect t="10.877%"/>
-                    <a:stretch/>
-                  </pic:blipFill>
-                  <pic:spPr bwMode="auto">
-                    <a:xfrm>
-                      <a:off x="0" y="0"/>
-                      <a:ext cx="2839720" cy="1898015"/>
-                    </a:xfrm>
-                    <a:prstGeom prst="rect">
-                      <a:avLst/>
-                    </a:prstGeom>
-                    <a:ln>
-                      <a:noFill/>
-                    </a:ln>
-                    <a:extLst>
-                      <a:ext uri="{53640926-AAD7-44D8-BBD7-CCE9431645EC}">
-                        <a14:shadowObscured xmlns:a14="http://schemas.microsoft.com/office/drawing/2010/main"/>
-                      </a:ext>
-                    </a:extLst>
-                  </pic:spPr>
-                </pic:pic>
-              </a:graphicData>
-            </a:graphic>
-            <wp14:sizeRelV relativeFrom="margin">
-              <wp14:pctHeight>0%</wp14:pctHeight>
-            </wp14:sizeRelV>
-          </wp:anchor>
-        </w:drawing>
-      </w:r>
+          <w:color w:val="000000"/>
+        </w:rPr>
+      </w:pPr>
+    </w:p>
+    <w:p>
+      <w:pPr>
+        <w:spacing w:before="5pt" w:after="3pt"/>
+        <w:jc w:val="both"/>
+        <w:rPr>
+          <w:i/>
+        </w:rPr>
+      </w:pPr>
       <w:r>
         <w:rPr>
           <w:bCs/>
@@ -7215,112 +7122,27 @@
         <w:spacing w:after="4pt"/>
         <w:ind w:firstLine="36pt"/>
         <w:jc w:val="both"/>
-      </w:pPr>
-      <w:r>
-        <w:rPr>
-          <w:noProof/>
-        </w:rPr>
-        <w:drawing>
-          <wp:anchor distT="0" distB="0" distL="114300" distR="114300" simplePos="0" relativeHeight="251691520" behindDoc="0" locked="0" layoutInCell="1" allowOverlap="1" wp14:anchorId="3A17E1C1" wp14:editId="16FAB443">
-            <wp:simplePos x="0" y="0"/>
-            <wp:positionH relativeFrom="column">
-              <wp:posOffset>3491738</wp:posOffset>
-            </wp:positionH>
-            <wp:positionV relativeFrom="paragraph">
-              <wp:posOffset>1708404</wp:posOffset>
-            </wp:positionV>
-            <wp:extent cx="2839720" cy="635"/>
-            <wp:effectExtent l="0" t="0" r="0" b="0"/>
-            <wp:wrapSquare wrapText="bothSides"/>
-            <wp:docPr id="10" name="Text Box 10"/>
-            <wp:cNvGraphicFramePr/>
-            <a:graphic xmlns:a="http://purl.oclc.org/ooxml/drawingml/main">
-              <a:graphicData uri="http://schemas.microsoft.com/office/word/2010/wordprocessingShape">
-                <wp:wsp>
-                  <wp:cNvSpPr txBox="1"/>
-                  <wp:spPr>
-                    <a:xfrm>
-                      <a:off x="0" y="0"/>
-                      <a:ext cx="2839720" cy="635"/>
-                    </a:xfrm>
-                    <a:prstGeom prst="rect">
-                      <a:avLst/>
-                    </a:prstGeom>
-                    <a:solidFill>
-                      <a:prstClr val="white"/>
-                    </a:solidFill>
-                    <a:ln>
-                      <a:noFill/>
-                    </a:ln>
-                  </wp:spPr>
-                  <wp:txbx>
-                    <wne:txbxContent>
-                      <w:p>
-                        <w:pPr>
-                          <w:pStyle w:val="Caption"/>
-                          <w:rPr>
-                            <w:bCs/>
-                            <w:noProof/>
-                            <w:color w:val="000000"/>
-                            <w:sz w:val="20"/>
-                            <w:szCs w:val="20"/>
-                          </w:rPr>
-                        </w:pPr>
-                        <w:r>
-                          <w:t xml:space="preserve">Figure </w:t>
-                        </w:r>
-                        <w:r>
-                          <w:fldChar w:fldCharType="begin"/>
-                        </w:r>
-                        <w:r>
-                          <w:instrText xml:space="preserve"> SEQ Figure \* ARABIC </w:instrText>
-                        </w:r>
-                        <w:r>
-                          <w:fldChar w:fldCharType="separate"/>
-                        </w:r>
-                        <w:r>
-                          <w:rPr>
-                            <w:noProof/>
-                          </w:rPr>
-                          <w:t>2</w:t>
-                        </w:r>
-                        <w:r>
-                          <w:rPr>
-                            <w:noProof/>
-                          </w:rPr>
-                          <w:fldChar w:fldCharType="end"/>
-                        </w:r>
-                        <w:r>
-                          <w:t xml:space="preserve">. Hallucination vs Prompt (All </w:t>
-                        </w:r>
-                        <w:proofErr w:type="spellStart"/>
-                        <w:r>
-                          <w:t>Configs</w:t>
-                        </w:r>
-                        <w:proofErr w:type="spellEnd"/>
-                        <w:r>
-                          <w:t>)</w:t>
-                        </w:r>
-                      </w:p>
-                    </wne:txbxContent>
-                  </wp:txbx>
-                  <wp:bodyPr rot="0" spcFirstLastPara="0" vertOverflow="overflow" horzOverflow="overflow" vert="horz" wrap="square" lIns="0" tIns="0" rIns="0" bIns="0" numCol="1" spcCol="0" rtlCol="0" fromWordArt="0" anchor="t" anchorCtr="0" forceAA="0" compatLnSpc="1">
-                    <a:prstTxWarp prst="textNoShape">
-                      <a:avLst/>
-                    </a:prstTxWarp>
-                    <a:spAutoFit/>
-                  </wp:bodyPr>
-                </wp:wsp>
-              </a:graphicData>
-            </a:graphic>
-          </wp:anchor>
-        </w:drawing>
-      </w:r>
-      <w:r>
-        <w:rPr>
-          <w:color w:val="000000"/>
-        </w:rPr>
-        <w:t xml:space="preserve">Increasing k from 3 to 5 shows negligible or marginal F1 change for the baseline prompt (0.7149 → 0.7195, +0.7%), suggesting the most relevant chunk is typically among the top 3 results. The </w:t>
+        <w:rPr>
+          <w:color w:val="000000"/>
+        </w:rPr>
+      </w:pPr>
+      <w:r>
+        <w:rPr>
+          <w:color w:val="000000"/>
+        </w:rPr>
+        <w:t>The F1 change for the base prompt by increasing k from 3 to 5 i</w:t>
+      </w:r>
+      <w:r>
+        <w:rPr>
+          <w:color w:val="000000"/>
+        </w:rPr>
+        <w:t>s negligible or minimal (0.7149-</w:t>
+      </w:r>
+      <w:r>
+        <w:rPr>
+          <w:color w:val="000000"/>
+        </w:rPr>
+        <w:t xml:space="preserve"> 0.7195, +0.7%), suggesting that the most relevant chunk of information is among the top 3 results. The </w:t>
       </w:r>
       <w:proofErr w:type="spellStart"/>
       <w:r>
@@ -7334,19 +7156,7 @@
         <w:rPr>
           <w:color w:val="000000"/>
         </w:rPr>
-        <w:t xml:space="preserve"> metric shows a larger benefit from higher k (0.900 at k = 3 to 0.933 at k = 5), indicating that more queries have the gold answer present in the retrieved set </w:t>
-      </w:r>
-      <w:r>
-        <w:rPr>
-          <w:color w:val="000000"/>
-        </w:rPr>
-        <w:t>-</w:t>
-      </w:r>
-      <w:r>
-        <w:rPr>
-          <w:color w:val="000000"/>
-        </w:rPr>
-        <w:t xml:space="preserve"> but the generator does not consistently extract it when the context is longer. At k = 10, </w:t>
+        <w:t xml:space="preserve"> metric also rises significantly with increased k (0.900 at k = 3 to 0.933 at k = 5, suggesting that more queries have the gold answer in the response set (but the generator does not always deliver it when the context is longer). At k = 10, the F1 value of </w:t>
       </w:r>
       <w:proofErr w:type="spellStart"/>
       <w:r>
@@ -7360,35 +7170,47 @@
         <w:rPr>
           <w:color w:val="000000"/>
         </w:rPr>
-        <w:t xml:space="preserve">-off configurations maintain F1 parity with k = 5, while </w:t>
+        <w:t>-off configurations is equal to k = 5, but the relative ordering</w:t>
+      </w:r>
+      <w:r>
+        <w:rPr>
+          <w:color w:val="000000"/>
+        </w:rPr>
+        <w:t xml:space="preserve"> of </w:t>
       </w:r>
       <w:proofErr w:type="spellStart"/>
       <w:r>
         <w:rPr>
           <w:color w:val="000000"/>
         </w:rPr>
-        <w:t>reranking</w:t>
+        <w:t>rerankers</w:t>
       </w:r>
       <w:proofErr w:type="spellEnd"/>
       <w:r>
         <w:rPr>
           <w:color w:val="000000"/>
         </w:rPr>
-        <w:t xml:space="preserve">-on configurations show a slight drop (0.7195 → 0.7028), likely because the </w:t>
+        <w:t xml:space="preserve"> was lower (0.7195-</w:t>
+      </w:r>
+      <w:r>
+        <w:rPr>
+          <w:color w:val="000000"/>
+        </w:rPr>
+        <w:t xml:space="preserve">0.7028), likely because the relative ordering of the </w:t>
       </w:r>
       <w:proofErr w:type="spellStart"/>
       <w:r>
         <w:rPr>
           <w:color w:val="000000"/>
         </w:rPr>
-        <w:t>reranker's</w:t>
+        <w:t>reranker</w:t>
       </w:r>
       <w:proofErr w:type="spellEnd"/>
       <w:r>
         <w:rPr>
           <w:color w:val="000000"/>
         </w:rPr>
-        <w:t xml:space="preserve"> relative ordering is less reliable over a larger, more diverse pool. These findings suggest k = 3–5 is Pareto-optimal in this setting, balancing </w:t>
+        <w:t xml:space="preserve"> is less reliable over a larger, more diverse set of queries. This suggests that k = 3–5 is Pareto-optimal for balancing </w:t>
       </w:r>
       <w:proofErr w:type="spellStart"/>
       <w:r>
@@ -7402,12 +7224,12 @@
         <w:rPr>
           <w:color w:val="000000"/>
         </w:rPr>
-        <w:t xml:space="preserve"> coverage with generation focus.</w:t>
+        <w:t xml:space="preserve"> coverage against generation focus.</w:t>
       </w:r>
     </w:p>
     <w:p>
       <w:pPr>
-        <w:spacing w:before="5pt" w:after="3pt"/>
+        <w:spacing w:after="4pt"/>
         <w:jc w:val="both"/>
         <w:rPr>
           <w:bCs/>
@@ -7420,8 +7242,9 @@
           <w:noProof/>
           <w:color w:val="000000"/>
         </w:rPr>
+        <w:lastRenderedPageBreak/>
         <w:drawing>
-          <wp:anchor distT="0" distB="0" distL="0" distR="0" simplePos="0" relativeHeight="251659776" behindDoc="0" locked="0" layoutInCell="0" allowOverlap="1" wp14:anchorId="7E4B1E5C" wp14:editId="180C68CA">
+          <wp:anchor distT="0" distB="0" distL="0" distR="0" simplePos="0" relativeHeight="251659776" behindDoc="0" locked="0" layoutInCell="0" allowOverlap="1" wp14:anchorId="7E4B1E5C" wp14:editId="59F453C3">
             <wp:simplePos x="0" y="0"/>
             <wp:positionH relativeFrom="column">
               <wp:posOffset>209423</wp:posOffset>
@@ -7446,7 +7269,7 @@
                     </pic:cNvPicPr>
                   </pic:nvPicPr>
                   <pic:blipFill rotWithShape="1">
-                    <a:blip r:embed="rId11"/>
+                    <a:blip r:embed="rId10"/>
                     <a:srcRect t="10.677%"/>
                     <a:stretch/>
                   </pic:blipFill>
@@ -7608,27 +7431,14 @@
                         <w:r>
                           <w:t xml:space="preserve">Figure </w:t>
                         </w:r>
-                        <w:r>
-                          <w:fldChar w:fldCharType="begin"/>
-                        </w:r>
-                        <w:r>
-                          <w:instrText xml:space="preserve"> SEQ Figure \* ARABIC </w:instrText>
-                        </w:r>
-                        <w:r>
-                          <w:fldChar w:fldCharType="separate"/>
-                        </w:r>
-                        <w:r>
-                          <w:rPr>
-                            <w:noProof/>
-                          </w:rPr>
-                          <w:t>3</w:t>
-                        </w:r>
-                        <w:r>
-                          <w:rPr>
-                            <w:noProof/>
-                          </w:rPr>
-                          <w:fldChar w:fldCharType="end"/>
-                        </w:r>
+                        <w:fldSimple w:instr=" SEQ Figure \* ARABIC ">
+                          <w:r>
+                            <w:rPr>
+                              <w:noProof/>
+                            </w:rPr>
+                            <w:t>2</w:t>
+                          </w:r>
+                        </w:fldSimple>
                         <w:r>
                           <w:rPr>
                             <w:noProof/>
@@ -7703,27 +7513,14 @@
                         <w:r>
                           <w:t xml:space="preserve">Figure </w:t>
                         </w:r>
-                        <w:r>
-                          <w:fldChar w:fldCharType="begin"/>
-                        </w:r>
-                        <w:r>
-                          <w:instrText xml:space="preserve"> SEQ Figure \* ARABIC </w:instrText>
-                        </w:r>
-                        <w:r>
-                          <w:fldChar w:fldCharType="separate"/>
-                        </w:r>
-                        <w:r>
-                          <w:rPr>
-                            <w:noProof/>
-                          </w:rPr>
-                          <w:t>4</w:t>
-                        </w:r>
-                        <w:r>
-                          <w:rPr>
-                            <w:noProof/>
-                          </w:rPr>
-                          <w:fldChar w:fldCharType="end"/>
-                        </w:r>
+                        <w:fldSimple w:instr=" SEQ Figure \* ARABIC ">
+                          <w:r>
+                            <w:rPr>
+                              <w:noProof/>
+                            </w:rPr>
+                            <w:t>3</w:t>
+                          </w:r>
+                        </w:fldSimple>
                         <w:r>
                           <w:rPr>
                             <w:noProof/>
@@ -7778,7 +7575,7 @@
                     </pic:cNvPicPr>
                   </pic:nvPicPr>
                   <pic:blipFill rotWithShape="1">
-                    <a:blip r:embed="rId12"/>
+                    <a:blip r:embed="rId11"/>
                     <a:srcRect t="11.036%"/>
                     <a:stretch/>
                   </pic:blipFill>
@@ -7858,9 +7655,72 @@
       </w:pPr>
       <w:r>
         <w:rPr>
-          <w:color w:val="000000"/>
-        </w:rPr>
-        <w:t>Prompt strategy has the largest effect on F1 across all experimental dimensions (Table III). Baseline prompts achieve the highest token-level F1 (0.7195), while strict prompts reduce F1 to 0.6735 (−6.4%) but substantially lower the hallucination rate. Citation prompts cause a dramatic F1 collapse to 0.1904 (−73.5%) because the required citation syntax [1</w:t>
+          <w:bCs/>
+          <w:i/>
+          <w:noProof/>
+          <w:color w:val="000000"/>
+        </w:rPr>
+        <w:drawing>
+          <wp:anchor distT="0" distB="0" distL="0" distR="0" simplePos="0" relativeHeight="251708928" behindDoc="0" locked="0" layoutInCell="0" allowOverlap="1" wp14:anchorId="2B385BBE" wp14:editId="4695C354">
+            <wp:simplePos x="0" y="0"/>
+            <wp:positionH relativeFrom="column">
+              <wp:posOffset>121380</wp:posOffset>
+            </wp:positionH>
+            <wp:positionV relativeFrom="paragraph">
+              <wp:posOffset>1904741</wp:posOffset>
+            </wp:positionV>
+            <wp:extent cx="2839720" cy="1898015"/>
+            <wp:effectExtent l="0" t="0" r="0" b="6985"/>
+            <wp:wrapSquare wrapText="largest"/>
+            <wp:docPr id="3" name="Image3"/>
+            <wp:cNvGraphicFramePr>
+              <a:graphicFrameLocks xmlns:a="http://purl.oclc.org/ooxml/drawingml/main" noChangeAspect="1"/>
+            </wp:cNvGraphicFramePr>
+            <a:graphic xmlns:a="http://purl.oclc.org/ooxml/drawingml/main">
+              <a:graphicData uri="http://purl.oclc.org/ooxml/drawingml/picture">
+                <pic:pic xmlns:pic="http://purl.oclc.org/ooxml/drawingml/picture">
+                  <pic:nvPicPr>
+                    <pic:cNvPr id="3" name="Image3"/>
+                    <pic:cNvPicPr>
+                      <a:picLocks noChangeAspect="1" noChangeArrowheads="1"/>
+                    </pic:cNvPicPr>
+                  </pic:nvPicPr>
+                  <pic:blipFill rotWithShape="1">
+                    <a:blip r:embed="rId12"/>
+                    <a:srcRect t="10.877%"/>
+                    <a:stretch/>
+                  </pic:blipFill>
+                  <pic:spPr bwMode="auto">
+                    <a:xfrm>
+                      <a:off x="0" y="0"/>
+                      <a:ext cx="2839720" cy="1898015"/>
+                    </a:xfrm>
+                    <a:prstGeom prst="rect">
+                      <a:avLst/>
+                    </a:prstGeom>
+                    <a:ln>
+                      <a:noFill/>
+                    </a:ln>
+                    <a:extLst>
+                      <a:ext uri="{53640926-AAD7-44D8-BBD7-CCE9431645EC}">
+                        <a14:shadowObscured xmlns:a14="http://schemas.microsoft.com/office/drawing/2010/main"/>
+                      </a:ext>
+                    </a:extLst>
+                  </pic:spPr>
+                </pic:pic>
+              </a:graphicData>
+            </a:graphic>
+            <wp14:sizeRelV relativeFrom="margin">
+              <wp14:pctHeight>0%</wp14:pctHeight>
+            </wp14:sizeRelV>
+          </wp:anchor>
+        </w:drawing>
+      </w:r>
+      <w:r>
+        <w:rPr>
+          <w:color w:val="000000"/>
+        </w:rPr>
+        <w:t>In general, prompt strategy has the biggest effect on F1 in all of the experiments (Table III). Starter prompts have the highest F1 at token level (0.715), while strict prompts lower the F1 to 0.6735 (6.4%) but substantially lower the hallucination rate. Citation prompts drop the F1 to 0.1904 (73.5%) because the required [1</w:t>
       </w:r>
       <w:proofErr w:type="gramStart"/>
       <w:r>
@@ -7874,7 +7734,7 @@
         <w:rPr>
           <w:color w:val="000000"/>
         </w:rPr>
-        <w:t xml:space="preserve">2] inflates token count relative to the short </w:t>
+        <w:t xml:space="preserve">2] syntax increases the number of tokens compared to the short </w:t>
       </w:r>
       <w:proofErr w:type="spellStart"/>
       <w:r>
@@ -7888,7 +7748,7 @@
         <w:rPr>
           <w:color w:val="000000"/>
         </w:rPr>
-        <w:t xml:space="preserve"> gold answers, systematically deflating precision and recall in the token-overlap computation. This result highlights that citation prompts are incompatible with token-level F1 as an evaluation metric and should be assessed using faithfulness or citation-accuracy metrics instead.</w:t>
+        <w:t xml:space="preserve"> gold answers and decreases precision and recall in the token overlap calculation. This result suggests that citation prompts cannot be evaluated with token-level F1 as a measure and should be evaluated using faithfulness or citation accuracy as a proxy.</w:t>
       </w:r>
     </w:p>
     <w:p>
@@ -7903,19 +7763,113 @@
         <w:rPr>
           <w:noProof/>
         </w:rPr>
-        <w:t xml:space="preserve"> </w:t>
+        <w:drawing>
+          <wp:anchor distT="0" distB="0" distL="114300" distR="114300" simplePos="0" relativeHeight="251706880" behindDoc="0" locked="0" layoutInCell="1" allowOverlap="1" wp14:anchorId="3A2887CE" wp14:editId="68FF3BFA">
+            <wp:simplePos x="0" y="0"/>
+            <wp:positionH relativeFrom="column">
+              <wp:posOffset>153749</wp:posOffset>
+            </wp:positionH>
+            <wp:positionV relativeFrom="paragraph">
+              <wp:posOffset>2098675</wp:posOffset>
+            </wp:positionV>
+            <wp:extent cx="2839720" cy="635"/>
+            <wp:effectExtent l="0" t="0" r="0" b="0"/>
+            <wp:wrapSquare wrapText="bothSides"/>
+            <wp:docPr id="10" name="Text Box 10"/>
+            <wp:cNvGraphicFramePr/>
+            <a:graphic xmlns:a="http://purl.oclc.org/ooxml/drawingml/main">
+              <a:graphicData uri="http://schemas.microsoft.com/office/word/2010/wordprocessingShape">
+                <wp:wsp>
+                  <wp:cNvSpPr txBox="1"/>
+                  <wp:spPr>
+                    <a:xfrm>
+                      <a:off x="0" y="0"/>
+                      <a:ext cx="2839720" cy="635"/>
+                    </a:xfrm>
+                    <a:prstGeom prst="rect">
+                      <a:avLst/>
+                    </a:prstGeom>
+                    <a:solidFill>
+                      <a:prstClr val="white"/>
+                    </a:solidFill>
+                    <a:ln>
+                      <a:noFill/>
+                    </a:ln>
+                  </wp:spPr>
+                  <wp:txbx>
+                    <wne:txbxContent>
+                      <w:p>
+                        <w:pPr>
+                          <w:pStyle w:val="Caption"/>
+                          <w:rPr>
+                            <w:bCs/>
+                            <w:noProof/>
+                            <w:color w:val="000000"/>
+                            <w:sz w:val="20"/>
+                            <w:szCs w:val="20"/>
+                          </w:rPr>
+                        </w:pPr>
+                        <w:r>
+                          <w:t xml:space="preserve">Figure </w:t>
+                        </w:r>
+                        <w:fldSimple w:instr=" SEQ Figure \* ARABIC ">
+                          <w:r>
+                            <w:rPr>
+                              <w:noProof/>
+                            </w:rPr>
+                            <w:t>4</w:t>
+                          </w:r>
+                        </w:fldSimple>
+                        <w:r>
+                          <w:t xml:space="preserve">. Hallucination vs Prompt (All </w:t>
+                        </w:r>
+                        <w:proofErr w:type="spellStart"/>
+                        <w:r>
+                          <w:t>Configs</w:t>
+                        </w:r>
+                        <w:proofErr w:type="spellEnd"/>
+                        <w:r>
+                          <w:t>)</w:t>
+                        </w:r>
+                      </w:p>
+                    </wne:txbxContent>
+                  </wp:txbx>
+                  <wp:bodyPr rot="0" spcFirstLastPara="0" vertOverflow="overflow" horzOverflow="overflow" vert="horz" wrap="square" lIns="0" tIns="0" rIns="0" bIns="0" numCol="1" spcCol="0" rtlCol="0" fromWordArt="0" anchor="t" anchorCtr="0" forceAA="0" compatLnSpc="1">
+                    <a:prstTxWarp prst="textNoShape">
+                      <a:avLst/>
+                    </a:prstTxWarp>
+                    <a:spAutoFit/>
+                  </wp:bodyPr>
+                </wp:wsp>
+              </a:graphicData>
+            </a:graphic>
+          </wp:anchor>
+        </w:drawing>
       </w:r>
     </w:p>
     <w:p>
       <w:pPr>
-        <w:spacing w:after="4pt"/>
+        <w:pStyle w:val="Caption"/>
+        <w:keepNext/>
         <w:jc w:val="both"/>
-      </w:pPr>
-      <w:r>
-        <w:rPr>
-          <w:color w:val="000000"/>
-        </w:rPr>
-        <w:t>The strict prompt's modest F1 penalty (−6.4%) relative to its hallucination reduction benefit makes it the preferred configuration in deployment scenarios where answer reliability is prioritized over maximizing coverage of verbose answers. The citation prompt should be evaluated only with semantic similarity metrics or human annotation in future work.</w:t>
+        <w:rPr>
+          <w:i w:val="0"/>
+          <w:iCs w:val="0"/>
+          <w:color w:val="000000"/>
+          <w:sz w:val="20"/>
+          <w:szCs w:val="20"/>
+        </w:rPr>
+      </w:pPr>
+      <w:r>
+        <w:rPr>
+          <w:i w:val="0"/>
+          <w:iCs w:val="0"/>
+          <w:color w:val="000000"/>
+          <w:sz w:val="20"/>
+          <w:szCs w:val="20"/>
+        </w:rPr>
+        <w:lastRenderedPageBreak/>
+        <w:t>The small F1 penalty (6.4%) for the strict prompt in comparison to the hallucination-reducing effect makes it the more appropriate prompt when reliability of the answer is an important priority over covering verbose responses. The citation prompt should be analyzed only with semantic similarity statistics or human annotation in the future.</w:t>
       </w:r>
     </w:p>
     <w:p>
@@ -8960,7 +8914,21 @@
         <w:rPr>
           <w:color w:val="000000"/>
         </w:rPr>
-        <w:t xml:space="preserve"> with ms-marco-MiniLM-L-6-v2 produces negligible or zero F1 change at k ≤ 5, and a slight decrement at k = 10 (Table IV). For chunk = 256, k = 3–5, the </w:t>
+        <w:t xml:space="preserve"> using ms-marco-MiniLM-L-6-v2 leads to little or no change in F1 for </w:t>
+      </w:r>
+      <w:proofErr w:type="gramStart"/>
+      <w:r>
+        <w:rPr>
+          <w:color w:val="000000"/>
+        </w:rPr>
+        <w:t>k  5</w:t>
+      </w:r>
+      <w:proofErr w:type="gramEnd"/>
+      <w:r>
+        <w:rPr>
+          <w:color w:val="000000"/>
+        </w:rPr>
+        <w:t xml:space="preserve">, and a small decrease in F1 for k = 10 (Table IV). For chunk = 256 and k = 3–5, the </w:t>
       </w:r>
       <w:proofErr w:type="spellStart"/>
       <w:r>
@@ -8988,14 +8956,16 @@
         <w:rPr>
           <w:color w:val="000000"/>
         </w:rPr>
-        <w:t xml:space="preserve"> F1 values are identical (0.7149 and 0.7195 respectively), indicating that cosine-similarity-based initial retrieval already selects optimal chunks at low k.</w:t>
+        <w:t xml:space="preserve"> F1 values are the same (0.7149 and 0.7195), which indicates that cosine similarity-based initial retrieval is already selecting the best chunks at low k.</w:t>
       </w:r>
     </w:p>
     <w:p>
       <w:pPr>
         <w:spacing w:after="4pt"/>
-        <w:ind w:firstLine="36pt"/>
         <w:jc w:val="both"/>
+        <w:rPr>
+          <w:color w:val="000000"/>
+        </w:rPr>
       </w:pPr>
     </w:p>
     <w:p>
@@ -9010,7 +8980,13 @@
         <w:rPr>
           <w:color w:val="000000"/>
         </w:rPr>
-        <w:t xml:space="preserve">The slight F1 decrease at k = 10 with </w:t>
+        <w:t>We</w:t>
+      </w:r>
+      <w:r>
+        <w:rPr>
+          <w:color w:val="000000"/>
+        </w:rPr>
+        <w:t xml:space="preserve"> find that the F1 is slightly reduced at k = 10 after </w:t>
       </w:r>
       <w:proofErr w:type="spellStart"/>
       <w:r>
@@ -9024,7 +9000,21 @@
         <w:rPr>
           <w:color w:val="000000"/>
         </w:rPr>
-        <w:t xml:space="preserve"> (0.7195 → 0.7028) suggests that the cross-encoder may promote passages that are semantically related to the query but do not contain the verbatim answer, displacing the correct chunk from the top-5 context window. This effect is most pronounced when </w:t>
+        <w:t xml:space="preserve"> (0,</w:t>
+      </w:r>
+      <w:proofErr w:type="gramStart"/>
+      <w:r>
+        <w:rPr>
+          <w:color w:val="000000"/>
+        </w:rPr>
+        <w:t>7195  0</w:t>
+      </w:r>
+      <w:proofErr w:type="gramEnd"/>
+      <w:r>
+        <w:rPr>
+          <w:color w:val="000000"/>
+        </w:rPr>
+        <w:t xml:space="preserve">,7028), indicating that the cross-encoder may favor passages similar to the query but which do not contain the verbatim answer, which may supplant the correct chunk from the top-5 context results. It appears to be especially obvious when </w:t>
       </w:r>
       <w:proofErr w:type="spellStart"/>
       <w:r>
@@ -9038,7 +9028,7 @@
         <w:rPr>
           <w:color w:val="000000"/>
         </w:rPr>
-        <w:t xml:space="preserve"> &lt; k, as the </w:t>
+        <w:t xml:space="preserve"> &gt; k, because the </w:t>
       </w:r>
       <w:proofErr w:type="spellStart"/>
       <w:r>
@@ -9052,7 +9042,7 @@
         <w:rPr>
           <w:color w:val="000000"/>
         </w:rPr>
-        <w:t xml:space="preserve"> ranking determines which chunks are included. These findings suggest that cross-encoder </w:t>
+        <w:t xml:space="preserve"> ranking determines which chunks should be included. This suggests that the </w:t>
       </w:r>
       <w:proofErr w:type="spellStart"/>
       <w:r>
@@ -9066,61 +9056,21 @@
         <w:rPr>
           <w:color w:val="000000"/>
         </w:rPr>
-        <w:t xml:space="preserve"> is most valuable for large, heterogeneous corpora where initial cosine similarity retrieval produces noisy candidates </w:t>
-      </w:r>
-      <w:r>
-        <w:rPr>
-          <w:color w:val="000000"/>
-        </w:rPr>
-        <w:t>-</w:t>
-      </w:r>
-      <w:r>
-        <w:rPr>
-          <w:color w:val="000000"/>
-        </w:rPr>
-        <w:t xml:space="preserve"> not for focused extractive settings where the relevant passage is typically among the top-3 embedding-similarity results.</w:t>
+        <w:t xml:space="preserve"> of the cross-encoder may be most useful for large, heterogeneous corpora where initial cosine similarity search yields noisy candidates, but not for extractive settings in which the relevant passage is among the top-3 embedding-similarity results.</w:t>
       </w:r>
     </w:p>
     <w:p>
       <w:pPr>
         <w:spacing w:after="4pt"/>
         <w:jc w:val="both"/>
-        <w:rPr>
-          <w:color w:val="000000"/>
-        </w:rPr>
       </w:pPr>
     </w:p>
     <w:p>
       <w:pPr>
-        <w:spacing w:after="4pt"/>
-        <w:jc w:val="both"/>
-        <w:rPr>
-          <w:color w:val="000000"/>
-        </w:rPr>
-      </w:pPr>
-    </w:p>
-    <w:p>
-      <w:pPr>
-        <w:spacing w:after="4pt"/>
-        <w:jc w:val="both"/>
-        <w:rPr>
-          <w:color w:val="000000"/>
-        </w:rPr>
-      </w:pPr>
-    </w:p>
-    <w:p>
-      <w:pPr>
-        <w:spacing w:after="4pt"/>
-        <w:jc w:val="both"/>
-      </w:pPr>
-    </w:p>
-    <w:p>
-      <w:pPr>
         <w:pStyle w:val="Caption"/>
         <w:keepNext/>
       </w:pPr>
       <w:r>
-        <w:lastRenderedPageBreak/>
         <w:t xml:space="preserve">Table IV: </w:t>
       </w:r>
       <w:r>
@@ -10544,7 +10494,14 @@
         <w:rPr>
           <w:color w:val="000000"/>
         </w:rPr>
-        <w:t xml:space="preserve">Table V presents selected results from the extended 324-configuration study, which introduces noise injection and maximum context window size as additional variables. The most striking finding is that noise injection combined with strict prompting increases F1 above clean-corpus baselines. At noise = 0.6, strict prompt, k = 5, chunk = 256, </w:t>
+        <w:t xml:space="preserve">Table V highlights the results from the 324 configuration study, where noise injection and maximum window size are also included in the study. The most striking effect of noise injection and strict prompting is that F1 is </w:t>
+      </w:r>
+      <w:r>
+        <w:rPr>
+          <w:color w:val="000000"/>
+        </w:rPr>
+        <w:lastRenderedPageBreak/>
+        <w:t xml:space="preserve">increased over clean-corpus settings: with noise = 0, strict prompt = 5, chunk = 256, </w:t>
       </w:r>
       <w:proofErr w:type="spellStart"/>
       <w:r>
@@ -10558,32 +10515,17 @@
         <w:rPr>
           <w:color w:val="000000"/>
         </w:rPr>
-        <w:t xml:space="preserve"> = 5, Gemma 3:12b achieves F1 = 0.748 </w:t>
-      </w:r>
-      <w:r>
-        <w:rPr>
-          <w:color w:val="000000"/>
-        </w:rPr>
-        <w:t>-</w:t>
-      </w:r>
-      <w:r>
-        <w:rPr>
-          <w:color w:val="000000"/>
-        </w:rPr>
-        <w:t xml:space="preserve"> the highest value observed across all 324 configurations </w:t>
-      </w:r>
-      <w:r>
-        <w:rPr>
-          <w:color w:val="000000"/>
-        </w:rPr>
-        <w:t>-</w:t>
-      </w:r>
-      <w:r>
-        <w:rPr>
-          <w:color w:val="000000"/>
-        </w:rPr>
-        <w:t xml:space="preserve"> versus 0.693 at noise = 0.0 under the same settings.</w:t>
-      </w:r>
+        <w:t xml:space="preserve"> = 5, Gemma 3:12b has F1 = 0.748 (the highest value across all 324 configurations) and 0.693 at noise = 0.</w:t>
+      </w:r>
+    </w:p>
+    <w:p>
+      <w:pPr>
+        <w:spacing w:after="4pt"/>
+        <w:jc w:val="both"/>
+        <w:rPr>
+          <w:color w:val="000000"/>
+        </w:rPr>
+      </w:pPr>
     </w:p>
     <w:p>
       <w:pPr>
@@ -10601,13 +10543,13 @@
           <w:color w:val="000000"/>
         </w:rPr>
         <w:drawing>
-          <wp:anchor distT="0" distB="0" distL="0" distR="0" simplePos="0" relativeHeight="251676160" behindDoc="0" locked="0" layoutInCell="0" allowOverlap="1" wp14:anchorId="38F60552" wp14:editId="08E67A18">
+          <wp:anchor distT="0" distB="0" distL="0" distR="0" simplePos="0" relativeHeight="251676160" behindDoc="0" locked="0" layoutInCell="0" allowOverlap="1" wp14:anchorId="38F60552" wp14:editId="1A7D6404">
             <wp:simplePos x="0" y="0"/>
             <wp:positionH relativeFrom="column">
-              <wp:posOffset>240665</wp:posOffset>
+              <wp:posOffset>280697</wp:posOffset>
             </wp:positionH>
             <wp:positionV relativeFrom="paragraph">
-              <wp:posOffset>64770</wp:posOffset>
+              <wp:posOffset>6985</wp:posOffset>
             </wp:positionV>
             <wp:extent cx="2484755" cy="1668780"/>
             <wp:effectExtent l="0" t="0" r="0" b="7620"/>
@@ -10736,13 +10678,13 @@
           <w:noProof/>
         </w:rPr>
         <w:drawing>
-          <wp:anchor distT="0" distB="0" distL="114300" distR="114300" simplePos="0" relativeHeight="251684352" behindDoc="0" locked="0" layoutInCell="1" allowOverlap="1" wp14:anchorId="129AD8AC" wp14:editId="74413A7A">
+          <wp:anchor distT="0" distB="0" distL="114300" distR="114300" simplePos="0" relativeHeight="251684352" behindDoc="0" locked="0" layoutInCell="1" allowOverlap="1" wp14:anchorId="129AD8AC" wp14:editId="5ED12C63">
             <wp:simplePos x="0" y="0"/>
             <wp:positionH relativeFrom="column">
-              <wp:posOffset>289179</wp:posOffset>
+              <wp:posOffset>281940</wp:posOffset>
             </wp:positionH>
             <wp:positionV relativeFrom="paragraph">
-              <wp:posOffset>189484</wp:posOffset>
+              <wp:posOffset>290113</wp:posOffset>
             </wp:positionV>
             <wp:extent cx="2485390" cy="635"/>
             <wp:effectExtent l="0" t="0" r="0" b="0"/>
@@ -10785,27 +10727,14 @@
                         <w:r>
                           <w:t xml:space="preserve">Figure </w:t>
                         </w:r>
-                        <w:r>
-                          <w:fldChar w:fldCharType="begin"/>
-                        </w:r>
-                        <w:r>
-                          <w:instrText xml:space="preserve"> SEQ Figure \* ARABIC </w:instrText>
-                        </w:r>
-                        <w:r>
-                          <w:fldChar w:fldCharType="separate"/>
-                        </w:r>
-                        <w:r>
-                          <w:rPr>
-                            <w:noProof/>
-                          </w:rPr>
-                          <w:t>5</w:t>
-                        </w:r>
-                        <w:r>
-                          <w:rPr>
-                            <w:noProof/>
-                          </w:rPr>
-                          <w:fldChar w:fldCharType="end"/>
-                        </w:r>
+                        <w:fldSimple w:instr=" SEQ Figure \* ARABIC ">
+                          <w:r>
+                            <w:rPr>
+                              <w:noProof/>
+                            </w:rPr>
+                            <w:t>5</w:t>
+                          </w:r>
+                        </w:fldSimple>
                         <w:r>
                           <w:rPr>
                             <w:noProof/>
@@ -10832,27 +10761,10 @@
       <w:pPr>
         <w:spacing w:after="4pt"/>
         <w:jc w:val="both"/>
-      </w:pPr>
-      <w:r>
-        <w:rPr>
-          <w:color w:val="000000"/>
-        </w:rPr>
-        <w:t xml:space="preserve">This counter-intuitive result likely arises from a compression effect: when irrelevant chunks are injected, the model's strict-prompting behavior causes it to produce shorter, more extractive answers (avg. answer length drops from ~30 to ~2.7 tokens), which aligns well with </w:t>
-      </w:r>
-      <w:proofErr w:type="spellStart"/>
-      <w:r>
-        <w:rPr>
-          <w:color w:val="000000"/>
-        </w:rPr>
-        <w:t>SQuAD's</w:t>
-      </w:r>
-      <w:proofErr w:type="spellEnd"/>
-      <w:r>
-        <w:rPr>
-          <w:color w:val="000000"/>
-        </w:rPr>
-        <w:t xml:space="preserve"> short gold answers and improves token-level F1. In contrast, the baseline prompt at high noise produces longer, hedged answers that are penalized by token overlap. Hallucination rate decreases under strict prompting with noise (0.317 → 0.142), suggesting genuine suppression of unsupported generation rather than a purely metric artifact.</w:t>
-      </w:r>
+        <w:rPr>
+          <w:color w:val="000000"/>
+        </w:rPr>
+      </w:pPr>
     </w:p>
     <w:p>
       <w:pPr>
@@ -10866,40 +10778,49 @@
         <w:rPr>
           <w:color w:val="000000"/>
         </w:rPr>
-        <w:t>Maximum context capping (</w:t>
+        <w:t xml:space="preserve">While this may be the case, it could also be due to a compression effect. With unnecessary chunks injected, the model's strict-prompting behavior leads to shorter and more extractive answers (the average answer length drops from 30 to 2.7 tokens), consistent with </w:t>
       </w:r>
       <w:proofErr w:type="spellStart"/>
       <w:r>
         <w:rPr>
           <w:color w:val="000000"/>
         </w:rPr>
-        <w:t>max_context</w:t>
+        <w:t>SQuAD's</w:t>
       </w:r>
       <w:proofErr w:type="spellEnd"/>
       <w:r>
         <w:rPr>
           <w:color w:val="000000"/>
         </w:rPr>
-        <w:t xml:space="preserve"> = 2 vs. 3 vs. 5) shows a consistent pattern: F1 increases monotonically with </w:t>
-      </w:r>
-      <w:proofErr w:type="spellStart"/>
-      <w:r>
-        <w:rPr>
-          <w:color w:val="000000"/>
-        </w:rPr>
-        <w:t>max_context</w:t>
-      </w:r>
-      <w:proofErr w:type="spellEnd"/>
-      <w:r>
-        <w:rPr>
-          <w:color w:val="000000"/>
-        </w:rPr>
-        <w:t xml:space="preserve"> for all prompt types, confirming that providing more relevant context is always beneficial when the context is clean. Under noise injection, this pattern weakens, suggesting a threshold beyond which additional noisy chunks harm generation quality.</w:t>
+        <w:t xml:space="preserve"> short gold answers and improving token-level F1. On the other hand, the base prompt at high noise gives longer, hedged answers penalized by token overlap. The hallucination rate decreases in strict prompting with noise (</w:t>
+      </w:r>
+      <w:r>
+        <w:rPr>
+          <w:color w:val="000000"/>
+        </w:rPr>
+        <w:t>0.</w:t>
+      </w:r>
+      <w:r>
+        <w:rPr>
+          <w:color w:val="000000"/>
+        </w:rPr>
+        <w:t>317</w:t>
+      </w:r>
+      <w:r>
+        <w:rPr>
+          <w:color w:val="000000"/>
+        </w:rPr>
+        <w:t xml:space="preserve"> to</w:t>
+      </w:r>
+      <w:r>
+        <w:rPr>
+          <w:color w:val="000000"/>
+        </w:rPr>
+        <w:t xml:space="preserve"> 0.4142), suggesting a genuine reduction of unsupported answers and not merely an artifact of measurement.</w:t>
       </w:r>
     </w:p>
     <w:p>
       <w:pPr>
-        <w:keepNext/>
         <w:spacing w:after="4pt"/>
         <w:jc w:val="both"/>
       </w:pPr>
@@ -10910,20 +10831,18 @@
           <w:noProof/>
           <w:color w:val="000000"/>
         </w:rPr>
-        <w:lastRenderedPageBreak/>
-        <w:t xml:space="preserve">         </w:t>
-      </w:r>
-      <w:r>
-        <w:rPr>
-          <w:b/>
-          <w:bCs/>
-          <w:noProof/>
-          <w:color w:val="000000"/>
-        </w:rPr>
         <w:drawing>
-          <wp:inline distT="0" distB="0" distL="0" distR="0" wp14:anchorId="1E23840C" wp14:editId="36C96CEF">
-            <wp:extent cx="2383790" cy="1603375"/>
-            <wp:effectExtent l="0" t="0" r="0" b="0"/>
+          <wp:anchor distT="0" distB="0" distL="114300" distR="114300" simplePos="0" relativeHeight="251709952" behindDoc="0" locked="0" layoutInCell="1" allowOverlap="1" wp14:anchorId="3D50D5A5" wp14:editId="552CFA8B">
+            <wp:simplePos x="0" y="0"/>
+            <wp:positionH relativeFrom="column">
+              <wp:posOffset>218799</wp:posOffset>
+            </wp:positionH>
+            <wp:positionV relativeFrom="paragraph">
+              <wp:posOffset>234398</wp:posOffset>
+            </wp:positionV>
+            <wp:extent cx="2579370" cy="1729105"/>
+            <wp:effectExtent l="0" t="0" r="0" b="4445"/>
+            <wp:wrapTopAndBottom/>
             <wp:docPr id="13" name="Picture 13"/>
             <wp:cNvGraphicFramePr>
               <a:graphicFrameLocks xmlns:a="http://purl.oclc.org/ooxml/drawingml/main" noChangeAspect="1"/>
@@ -10945,13 +10864,13 @@
                         </a:ext>
                       </a:extLst>
                     </a:blip>
-                    <a:srcRect t="10.236%"/>
+                    <a:srcRect t="10.235%"/>
                     <a:stretch/>
                   </pic:blipFill>
                   <pic:spPr bwMode="auto">
                     <a:xfrm>
                       <a:off x="0" y="0"/>
-                      <a:ext cx="2383790" cy="1603375"/>
+                      <a:ext cx="2579370" cy="1729105"/>
                     </a:xfrm>
                     <a:prstGeom prst="rect">
                       <a:avLst/>
@@ -10969,7 +10888,13 @@
                 </pic:pic>
               </a:graphicData>
             </a:graphic>
-          </wp:inline>
+            <wp14:sizeRelH relativeFrom="margin">
+              <wp14:pctWidth>0%</wp14:pctWidth>
+            </wp14:sizeRelH>
+            <wp14:sizeRelV relativeFrom="margin">
+              <wp14:pctHeight>0%</wp14:pctHeight>
+            </wp14:sizeRelV>
+          </wp:anchor>
         </w:drawing>
       </w:r>
     </w:p>
@@ -10977,52 +10902,101 @@
       <w:pPr>
         <w:pStyle w:val="Caption"/>
       </w:pPr>
-      <w:r>
-        <w:t xml:space="preserve">Figure </w:t>
-      </w:r>
-      <w:r>
-        <w:fldChar w:fldCharType="begin"/>
-      </w:r>
-      <w:r>
-        <w:instrText xml:space="preserve"> SEQ Fig</w:instrText>
-      </w:r>
-      <w:r>
-        <w:instrText xml:space="preserve">ure \* ARABIC </w:instrText>
-      </w:r>
-      <w:r>
-        <w:fldChar w:fldCharType="separate"/>
-      </w:r>
-      <w:r>
-        <w:rPr>
-          <w:noProof/>
-        </w:rPr>
-        <w:t>6</w:t>
-      </w:r>
-      <w:r>
-        <w:rPr>
-          <w:noProof/>
-        </w:rPr>
-        <w:fldChar w:fldCharType="end"/>
-      </w:r>
-      <w:r>
-        <w:rPr>
-          <w:noProof/>
-        </w:rPr>
-        <w:t>. Context Size vs F1 (Baseline)</w:t>
-      </w:r>
     </w:p>
     <w:p>
       <w:pPr>
-        <w:spacing w:before="6pt" w:after="3pt"/>
-        <w:jc w:val="both"/>
-      </w:pPr>
+        <w:pStyle w:val="Caption"/>
+        <w:rPr>
+          <w:color w:val="000000"/>
+        </w:rPr>
+      </w:pPr>
+      <w:r>
+        <w:t xml:space="preserve">Figure </w:t>
+      </w:r>
+      <w:fldSimple w:instr=" SEQ Figure \* ARABIC ">
+        <w:r>
+          <w:rPr>
+            <w:noProof/>
+          </w:rPr>
+          <w:t>6</w:t>
+        </w:r>
+      </w:fldSimple>
+      <w:r>
+        <w:rPr>
+          <w:noProof/>
+        </w:rPr>
+        <w:t>. Context Size vs F1 (Baseline)</w:t>
+      </w:r>
     </w:p>
     <w:p>
       <w:pPr>
+        <w:spacing w:after="4pt"/>
+        <w:jc w:val="both"/>
+        <w:rPr>
+          <w:color w:val="000000"/>
+        </w:rPr>
+      </w:pPr>
+      <w:r>
+        <w:rPr>
+          <w:color w:val="000000"/>
+        </w:rPr>
+        <w:t>Maximal context capping (</w:t>
+      </w:r>
+      <w:proofErr w:type="spellStart"/>
+      <w:r>
+        <w:rPr>
+          <w:color w:val="000000"/>
+        </w:rPr>
+        <w:t>max_context</w:t>
+      </w:r>
+      <w:proofErr w:type="spellEnd"/>
+      <w:r>
+        <w:rPr>
+          <w:color w:val="000000"/>
+        </w:rPr>
+        <w:t xml:space="preserve"> = 2 vs. 3 vs. 5) is similar across all prompt types. F1 increases monotonically with </w:t>
+      </w:r>
+      <w:proofErr w:type="spellStart"/>
+      <w:r>
+        <w:rPr>
+          <w:color w:val="000000"/>
+        </w:rPr>
+        <w:t>max_context</w:t>
+      </w:r>
+      <w:proofErr w:type="spellEnd"/>
+      <w:r>
+        <w:rPr>
+          <w:color w:val="000000"/>
+        </w:rPr>
+        <w:t xml:space="preserve"> for all prompt types, suggesting that a clear context always provides more context. This decreases when noise is added, suggesting that further noisy chunks may impact generation quality.</w:t>
+      </w:r>
+    </w:p>
+    <w:p>
+      <w:pPr>
+        <w:keepNext/>
+        <w:spacing w:after="4pt"/>
+        <w:jc w:val="both"/>
+      </w:pPr>
+      <w:r>
+        <w:rPr>
+          <w:b/>
+          <w:bCs/>
+          <w:noProof/>
+          <w:color w:val="000000"/>
+        </w:rPr>
+        <w:t xml:space="preserve">         </w:t>
+      </w:r>
+    </w:p>
+    <w:p/>
+    <w:p/>
+    <w:p/>
+    <w:p>
+      <w:pPr>
         <w:pStyle w:val="Caption"/>
         <w:keepNext/>
       </w:pPr>
       <w:r>
+        <w:lastRenderedPageBreak/>
         <w:t>Table V: Extended Study - Noise Injection and Max Context Effects (Gemma 3:12b, Chunk=256, Selected Configurations)</w:t>
       </w:r>
     </w:p>
@@ -11059,8 +11033,8 @@
         <w:gridCol w:w="406"/>
         <w:gridCol w:w="583"/>
         <w:gridCol w:w="721"/>
+        <w:gridCol w:w="540"/>
         <w:gridCol w:w="450"/>
-        <w:gridCol w:w="540"/>
         <w:gridCol w:w="630"/>
         <w:gridCol w:w="808"/>
       </w:tblGrid>
@@ -11275,7 +11249,7 @@
         </w:tc>
         <w:tc>
           <w:tcPr>
-            <w:tcW w:w="22.50pt" w:type="dxa"/>
+            <w:tcW w:w="27pt" w:type="dxa"/>
             <w:tcBorders>
               <w:top w:val="single" w:sz="6" w:space="0" w:color="CCCCCC"/>
               <w:start w:val="single" w:sz="6" w:space="0" w:color="CCCCCC"/>
@@ -11316,7 +11290,7 @@
         </w:tc>
         <w:tc>
           <w:tcPr>
-            <w:tcW w:w="27pt" w:type="dxa"/>
+            <w:tcW w:w="22.50pt" w:type="dxa"/>
             <w:tcBorders>
               <w:top w:val="single" w:sz="6" w:space="0" w:color="CCCCCC"/>
               <w:start w:val="single" w:sz="6" w:space="0" w:color="CCCCCC"/>
@@ -11631,44 +11605,44 @@
         </w:tc>
         <w:tc>
           <w:tcPr>
+            <w:tcW w:w="27pt" w:type="dxa"/>
+            <w:tcBorders>
+              <w:top w:val="single" w:sz="6" w:space="0" w:color="CCCCCC"/>
+              <w:start w:val="single" w:sz="6" w:space="0" w:color="CCCCCC"/>
+              <w:bottom w:val="single" w:sz="6" w:space="0" w:color="CCCCCC"/>
+              <w:end w:val="single" w:sz="6" w:space="0" w:color="CCCCCC"/>
+            </w:tcBorders>
+            <w:shd w:val="clear" w:color="auto" w:fill="FFFFFF"/>
+            <w:tcMar>
+              <w:top w:w="1.50pt" w:type="dxa"/>
+              <w:start w:w="2.25pt" w:type="dxa"/>
+              <w:bottom w:w="1.50pt" w:type="dxa"/>
+              <w:end w:w="2.25pt" w:type="dxa"/>
+            </w:tcMar>
+            <w:vAlign w:val="bottom"/>
+            <w:hideMark/>
+          </w:tcPr>
+          <w:p>
+            <w:pPr>
+              <w:rPr>
+                <w:rFonts w:eastAsia="Times New Roman"/>
+                <w:sz w:val="16"/>
+                <w:szCs w:val="16"/>
+              </w:rPr>
+            </w:pPr>
+            <w:r>
+              <w:rPr>
+                <w:rFonts w:eastAsia="Times New Roman"/>
+                <w:sz w:val="16"/>
+                <w:szCs w:val="16"/>
+              </w:rPr>
+              <w:t>0.4801</w:t>
+            </w:r>
+          </w:p>
+        </w:tc>
+        <w:tc>
+          <w:tcPr>
             <w:tcW w:w="22.50pt" w:type="dxa"/>
-            <w:tcBorders>
-              <w:top w:val="single" w:sz="6" w:space="0" w:color="CCCCCC"/>
-              <w:start w:val="single" w:sz="6" w:space="0" w:color="CCCCCC"/>
-              <w:bottom w:val="single" w:sz="6" w:space="0" w:color="CCCCCC"/>
-              <w:end w:val="single" w:sz="6" w:space="0" w:color="CCCCCC"/>
-            </w:tcBorders>
-            <w:shd w:val="clear" w:color="auto" w:fill="FFFFFF"/>
-            <w:tcMar>
-              <w:top w:w="1.50pt" w:type="dxa"/>
-              <w:start w:w="2.25pt" w:type="dxa"/>
-              <w:bottom w:w="1.50pt" w:type="dxa"/>
-              <w:end w:w="2.25pt" w:type="dxa"/>
-            </w:tcMar>
-            <w:vAlign w:val="bottom"/>
-            <w:hideMark/>
-          </w:tcPr>
-          <w:p>
-            <w:pPr>
-              <w:rPr>
-                <w:rFonts w:eastAsia="Times New Roman"/>
-                <w:sz w:val="16"/>
-                <w:szCs w:val="16"/>
-              </w:rPr>
-            </w:pPr>
-            <w:r>
-              <w:rPr>
-                <w:rFonts w:eastAsia="Times New Roman"/>
-                <w:sz w:val="16"/>
-                <w:szCs w:val="16"/>
-              </w:rPr>
-              <w:t>0.4801</w:t>
-            </w:r>
-          </w:p>
-        </w:tc>
-        <w:tc>
-          <w:tcPr>
-            <w:tcW w:w="27pt" w:type="dxa"/>
             <w:tcBorders>
               <w:top w:val="single" w:sz="6" w:space="0" w:color="CCCCCC"/>
               <w:start w:val="single" w:sz="6" w:space="0" w:color="CCCCCC"/>
@@ -11969,44 +11943,44 @@
         </w:tc>
         <w:tc>
           <w:tcPr>
+            <w:tcW w:w="27pt" w:type="dxa"/>
+            <w:tcBorders>
+              <w:top w:val="single" w:sz="6" w:space="0" w:color="CCCCCC"/>
+              <w:start w:val="single" w:sz="6" w:space="0" w:color="CCCCCC"/>
+              <w:bottom w:val="single" w:sz="6" w:space="0" w:color="CCCCCC"/>
+              <w:end w:val="single" w:sz="6" w:space="0" w:color="CCCCCC"/>
+            </w:tcBorders>
+            <w:shd w:val="clear" w:color="auto" w:fill="FFFFFF"/>
+            <w:tcMar>
+              <w:top w:w="1.50pt" w:type="dxa"/>
+              <w:start w:w="2.25pt" w:type="dxa"/>
+              <w:bottom w:w="1.50pt" w:type="dxa"/>
+              <w:end w:w="2.25pt" w:type="dxa"/>
+            </w:tcMar>
+            <w:vAlign w:val="bottom"/>
+            <w:hideMark/>
+          </w:tcPr>
+          <w:p>
+            <w:pPr>
+              <w:rPr>
+                <w:rFonts w:eastAsia="Times New Roman"/>
+                <w:sz w:val="16"/>
+                <w:szCs w:val="16"/>
+              </w:rPr>
+            </w:pPr>
+            <w:r>
+              <w:rPr>
+                <w:rFonts w:eastAsia="Times New Roman"/>
+                <w:sz w:val="16"/>
+                <w:szCs w:val="16"/>
+              </w:rPr>
+              <w:t>0.5021</w:t>
+            </w:r>
+          </w:p>
+        </w:tc>
+        <w:tc>
+          <w:tcPr>
             <w:tcW w:w="22.50pt" w:type="dxa"/>
-            <w:tcBorders>
-              <w:top w:val="single" w:sz="6" w:space="0" w:color="CCCCCC"/>
-              <w:start w:val="single" w:sz="6" w:space="0" w:color="CCCCCC"/>
-              <w:bottom w:val="single" w:sz="6" w:space="0" w:color="CCCCCC"/>
-              <w:end w:val="single" w:sz="6" w:space="0" w:color="CCCCCC"/>
-            </w:tcBorders>
-            <w:shd w:val="clear" w:color="auto" w:fill="FFFFFF"/>
-            <w:tcMar>
-              <w:top w:w="1.50pt" w:type="dxa"/>
-              <w:start w:w="2.25pt" w:type="dxa"/>
-              <w:bottom w:w="1.50pt" w:type="dxa"/>
-              <w:end w:w="2.25pt" w:type="dxa"/>
-            </w:tcMar>
-            <w:vAlign w:val="bottom"/>
-            <w:hideMark/>
-          </w:tcPr>
-          <w:p>
-            <w:pPr>
-              <w:rPr>
-                <w:rFonts w:eastAsia="Times New Roman"/>
-                <w:sz w:val="16"/>
-                <w:szCs w:val="16"/>
-              </w:rPr>
-            </w:pPr>
-            <w:r>
-              <w:rPr>
-                <w:rFonts w:eastAsia="Times New Roman"/>
-                <w:sz w:val="16"/>
-                <w:szCs w:val="16"/>
-              </w:rPr>
-              <w:t>0.5021</w:t>
-            </w:r>
-          </w:p>
-        </w:tc>
-        <w:tc>
-          <w:tcPr>
-            <w:tcW w:w="27pt" w:type="dxa"/>
             <w:tcBorders>
               <w:top w:val="single" w:sz="6" w:space="0" w:color="CCCCCC"/>
               <w:start w:val="single" w:sz="6" w:space="0" w:color="CCCCCC"/>
@@ -12307,44 +12281,44 @@
         </w:tc>
         <w:tc>
           <w:tcPr>
+            <w:tcW w:w="27pt" w:type="dxa"/>
+            <w:tcBorders>
+              <w:top w:val="single" w:sz="6" w:space="0" w:color="CCCCCC"/>
+              <w:start w:val="single" w:sz="6" w:space="0" w:color="CCCCCC"/>
+              <w:bottom w:val="single" w:sz="6" w:space="0" w:color="CCCCCC"/>
+              <w:end w:val="single" w:sz="6" w:space="0" w:color="CCCCCC"/>
+            </w:tcBorders>
+            <w:shd w:val="clear" w:color="auto" w:fill="FFFFFF"/>
+            <w:tcMar>
+              <w:top w:w="1.50pt" w:type="dxa"/>
+              <w:start w:w="2.25pt" w:type="dxa"/>
+              <w:bottom w:w="1.50pt" w:type="dxa"/>
+              <w:end w:w="2.25pt" w:type="dxa"/>
+            </w:tcMar>
+            <w:vAlign w:val="bottom"/>
+            <w:hideMark/>
+          </w:tcPr>
+          <w:p>
+            <w:pPr>
+              <w:rPr>
+                <w:rFonts w:eastAsia="Times New Roman"/>
+                <w:sz w:val="16"/>
+                <w:szCs w:val="16"/>
+              </w:rPr>
+            </w:pPr>
+            <w:r>
+              <w:rPr>
+                <w:rFonts w:eastAsia="Times New Roman"/>
+                <w:sz w:val="16"/>
+                <w:szCs w:val="16"/>
+              </w:rPr>
+              <w:t>0.4623</w:t>
+            </w:r>
+          </w:p>
+        </w:tc>
+        <w:tc>
+          <w:tcPr>
             <w:tcW w:w="22.50pt" w:type="dxa"/>
-            <w:tcBorders>
-              <w:top w:val="single" w:sz="6" w:space="0" w:color="CCCCCC"/>
-              <w:start w:val="single" w:sz="6" w:space="0" w:color="CCCCCC"/>
-              <w:bottom w:val="single" w:sz="6" w:space="0" w:color="CCCCCC"/>
-              <w:end w:val="single" w:sz="6" w:space="0" w:color="CCCCCC"/>
-            </w:tcBorders>
-            <w:shd w:val="clear" w:color="auto" w:fill="FFFFFF"/>
-            <w:tcMar>
-              <w:top w:w="1.50pt" w:type="dxa"/>
-              <w:start w:w="2.25pt" w:type="dxa"/>
-              <w:bottom w:w="1.50pt" w:type="dxa"/>
-              <w:end w:w="2.25pt" w:type="dxa"/>
-            </w:tcMar>
-            <w:vAlign w:val="bottom"/>
-            <w:hideMark/>
-          </w:tcPr>
-          <w:p>
-            <w:pPr>
-              <w:rPr>
-                <w:rFonts w:eastAsia="Times New Roman"/>
-                <w:sz w:val="16"/>
-                <w:szCs w:val="16"/>
-              </w:rPr>
-            </w:pPr>
-            <w:r>
-              <w:rPr>
-                <w:rFonts w:eastAsia="Times New Roman"/>
-                <w:sz w:val="16"/>
-                <w:szCs w:val="16"/>
-              </w:rPr>
-              <w:t>0.4623</w:t>
-            </w:r>
-          </w:p>
-        </w:tc>
-        <w:tc>
-          <w:tcPr>
-            <w:tcW w:w="27pt" w:type="dxa"/>
             <w:tcBorders>
               <w:top w:val="single" w:sz="6" w:space="0" w:color="CCCCCC"/>
               <w:start w:val="single" w:sz="6" w:space="0" w:color="CCCCCC"/>
@@ -12645,44 +12619,44 @@
         </w:tc>
         <w:tc>
           <w:tcPr>
+            <w:tcW w:w="27pt" w:type="dxa"/>
+            <w:tcBorders>
+              <w:top w:val="single" w:sz="6" w:space="0" w:color="CCCCCC"/>
+              <w:start w:val="single" w:sz="6" w:space="0" w:color="CCCCCC"/>
+              <w:bottom w:val="single" w:sz="6" w:space="0" w:color="CCCCCC"/>
+              <w:end w:val="single" w:sz="6" w:space="0" w:color="CCCCCC"/>
+            </w:tcBorders>
+            <w:shd w:val="clear" w:color="auto" w:fill="FFFFFF"/>
+            <w:tcMar>
+              <w:top w:w="1.50pt" w:type="dxa"/>
+              <w:start w:w="2.25pt" w:type="dxa"/>
+              <w:bottom w:w="1.50pt" w:type="dxa"/>
+              <w:end w:w="2.25pt" w:type="dxa"/>
+            </w:tcMar>
+            <w:vAlign w:val="bottom"/>
+            <w:hideMark/>
+          </w:tcPr>
+          <w:p>
+            <w:pPr>
+              <w:rPr>
+                <w:rFonts w:eastAsia="Times New Roman"/>
+                <w:sz w:val="16"/>
+                <w:szCs w:val="16"/>
+              </w:rPr>
+            </w:pPr>
+            <w:r>
+              <w:rPr>
+                <w:rFonts w:eastAsia="Times New Roman"/>
+                <w:sz w:val="16"/>
+                <w:szCs w:val="16"/>
+              </w:rPr>
+              <w:t>0.6931</w:t>
+            </w:r>
+          </w:p>
+        </w:tc>
+        <w:tc>
+          <w:tcPr>
             <w:tcW w:w="22.50pt" w:type="dxa"/>
-            <w:tcBorders>
-              <w:top w:val="single" w:sz="6" w:space="0" w:color="CCCCCC"/>
-              <w:start w:val="single" w:sz="6" w:space="0" w:color="CCCCCC"/>
-              <w:bottom w:val="single" w:sz="6" w:space="0" w:color="CCCCCC"/>
-              <w:end w:val="single" w:sz="6" w:space="0" w:color="CCCCCC"/>
-            </w:tcBorders>
-            <w:shd w:val="clear" w:color="auto" w:fill="FFFFFF"/>
-            <w:tcMar>
-              <w:top w:w="1.50pt" w:type="dxa"/>
-              <w:start w:w="2.25pt" w:type="dxa"/>
-              <w:bottom w:w="1.50pt" w:type="dxa"/>
-              <w:end w:w="2.25pt" w:type="dxa"/>
-            </w:tcMar>
-            <w:vAlign w:val="bottom"/>
-            <w:hideMark/>
-          </w:tcPr>
-          <w:p>
-            <w:pPr>
-              <w:rPr>
-                <w:rFonts w:eastAsia="Times New Roman"/>
-                <w:sz w:val="16"/>
-                <w:szCs w:val="16"/>
-              </w:rPr>
-            </w:pPr>
-            <w:r>
-              <w:rPr>
-                <w:rFonts w:eastAsia="Times New Roman"/>
-                <w:sz w:val="16"/>
-                <w:szCs w:val="16"/>
-              </w:rPr>
-              <w:t>0.6931</w:t>
-            </w:r>
-          </w:p>
-        </w:tc>
-        <w:tc>
-          <w:tcPr>
-            <w:tcW w:w="27pt" w:type="dxa"/>
             <w:tcBorders>
               <w:top w:val="single" w:sz="6" w:space="0" w:color="CCCCCC"/>
               <w:start w:val="single" w:sz="6" w:space="0" w:color="CCCCCC"/>
@@ -12983,44 +12957,44 @@
         </w:tc>
         <w:tc>
           <w:tcPr>
+            <w:tcW w:w="27pt" w:type="dxa"/>
+            <w:tcBorders>
+              <w:top w:val="single" w:sz="6" w:space="0" w:color="CCCCCC"/>
+              <w:start w:val="single" w:sz="6" w:space="0" w:color="CCCCCC"/>
+              <w:bottom w:val="single" w:sz="6" w:space="0" w:color="CCCCCC"/>
+              <w:end w:val="single" w:sz="6" w:space="0" w:color="CCCCCC"/>
+            </w:tcBorders>
+            <w:shd w:val="clear" w:color="auto" w:fill="FFFFFF"/>
+            <w:tcMar>
+              <w:top w:w="1.50pt" w:type="dxa"/>
+              <w:start w:w="2.25pt" w:type="dxa"/>
+              <w:bottom w:w="1.50pt" w:type="dxa"/>
+              <w:end w:w="2.25pt" w:type="dxa"/>
+            </w:tcMar>
+            <w:vAlign w:val="bottom"/>
+            <w:hideMark/>
+          </w:tcPr>
+          <w:p>
+            <w:pPr>
+              <w:rPr>
+                <w:rFonts w:eastAsia="Times New Roman"/>
+                <w:sz w:val="16"/>
+                <w:szCs w:val="16"/>
+              </w:rPr>
+            </w:pPr>
+            <w:r>
+              <w:rPr>
+                <w:rFonts w:eastAsia="Times New Roman"/>
+                <w:sz w:val="16"/>
+                <w:szCs w:val="16"/>
+              </w:rPr>
+              <w:t>0.7085</w:t>
+            </w:r>
+          </w:p>
+        </w:tc>
+        <w:tc>
+          <w:tcPr>
             <w:tcW w:w="22.50pt" w:type="dxa"/>
-            <w:tcBorders>
-              <w:top w:val="single" w:sz="6" w:space="0" w:color="CCCCCC"/>
-              <w:start w:val="single" w:sz="6" w:space="0" w:color="CCCCCC"/>
-              <w:bottom w:val="single" w:sz="6" w:space="0" w:color="CCCCCC"/>
-              <w:end w:val="single" w:sz="6" w:space="0" w:color="CCCCCC"/>
-            </w:tcBorders>
-            <w:shd w:val="clear" w:color="auto" w:fill="FFFFFF"/>
-            <w:tcMar>
-              <w:top w:w="1.50pt" w:type="dxa"/>
-              <w:start w:w="2.25pt" w:type="dxa"/>
-              <w:bottom w:w="1.50pt" w:type="dxa"/>
-              <w:end w:w="2.25pt" w:type="dxa"/>
-            </w:tcMar>
-            <w:vAlign w:val="bottom"/>
-            <w:hideMark/>
-          </w:tcPr>
-          <w:p>
-            <w:pPr>
-              <w:rPr>
-                <w:rFonts w:eastAsia="Times New Roman"/>
-                <w:sz w:val="16"/>
-                <w:szCs w:val="16"/>
-              </w:rPr>
-            </w:pPr>
-            <w:r>
-              <w:rPr>
-                <w:rFonts w:eastAsia="Times New Roman"/>
-                <w:sz w:val="16"/>
-                <w:szCs w:val="16"/>
-              </w:rPr>
-              <w:t>0.7085</w:t>
-            </w:r>
-          </w:p>
-        </w:tc>
-        <w:tc>
-          <w:tcPr>
-            <w:tcW w:w="27pt" w:type="dxa"/>
             <w:tcBorders>
               <w:top w:val="single" w:sz="6" w:space="0" w:color="CCCCCC"/>
               <w:start w:val="single" w:sz="6" w:space="0" w:color="CCCCCC"/>
@@ -13321,44 +13295,44 @@
         </w:tc>
         <w:tc>
           <w:tcPr>
+            <w:tcW w:w="27pt" w:type="dxa"/>
+            <w:tcBorders>
+              <w:top w:val="single" w:sz="6" w:space="0" w:color="CCCCCC"/>
+              <w:start w:val="single" w:sz="6" w:space="0" w:color="CCCCCC"/>
+              <w:bottom w:val="single" w:sz="6" w:space="0" w:color="CCCCCC"/>
+              <w:end w:val="single" w:sz="6" w:space="0" w:color="CCCCCC"/>
+            </w:tcBorders>
+            <w:shd w:val="clear" w:color="auto" w:fill="FFFFFF"/>
+            <w:tcMar>
+              <w:top w:w="1.50pt" w:type="dxa"/>
+              <w:start w:w="2.25pt" w:type="dxa"/>
+              <w:bottom w:w="1.50pt" w:type="dxa"/>
+              <w:end w:w="2.25pt" w:type="dxa"/>
+            </w:tcMar>
+            <w:vAlign w:val="bottom"/>
+            <w:hideMark/>
+          </w:tcPr>
+          <w:p>
+            <w:pPr>
+              <w:rPr>
+                <w:rFonts w:eastAsia="Times New Roman"/>
+                <w:sz w:val="16"/>
+                <w:szCs w:val="16"/>
+              </w:rPr>
+            </w:pPr>
+            <w:r>
+              <w:rPr>
+                <w:rFonts w:eastAsia="Times New Roman"/>
+                <w:sz w:val="16"/>
+                <w:szCs w:val="16"/>
+              </w:rPr>
+              <w:t>0.7485</w:t>
+            </w:r>
+          </w:p>
+        </w:tc>
+        <w:tc>
+          <w:tcPr>
             <w:tcW w:w="22.50pt" w:type="dxa"/>
-            <w:tcBorders>
-              <w:top w:val="single" w:sz="6" w:space="0" w:color="CCCCCC"/>
-              <w:start w:val="single" w:sz="6" w:space="0" w:color="CCCCCC"/>
-              <w:bottom w:val="single" w:sz="6" w:space="0" w:color="CCCCCC"/>
-              <w:end w:val="single" w:sz="6" w:space="0" w:color="CCCCCC"/>
-            </w:tcBorders>
-            <w:shd w:val="clear" w:color="auto" w:fill="FFFFFF"/>
-            <w:tcMar>
-              <w:top w:w="1.50pt" w:type="dxa"/>
-              <w:start w:w="2.25pt" w:type="dxa"/>
-              <w:bottom w:w="1.50pt" w:type="dxa"/>
-              <w:end w:w="2.25pt" w:type="dxa"/>
-            </w:tcMar>
-            <w:vAlign w:val="bottom"/>
-            <w:hideMark/>
-          </w:tcPr>
-          <w:p>
-            <w:pPr>
-              <w:rPr>
-                <w:rFonts w:eastAsia="Times New Roman"/>
-                <w:sz w:val="16"/>
-                <w:szCs w:val="16"/>
-              </w:rPr>
-            </w:pPr>
-            <w:r>
-              <w:rPr>
-                <w:rFonts w:eastAsia="Times New Roman"/>
-                <w:sz w:val="16"/>
-                <w:szCs w:val="16"/>
-              </w:rPr>
-              <w:t>0.7485</w:t>
-            </w:r>
-          </w:p>
-        </w:tc>
-        <w:tc>
-          <w:tcPr>
-            <w:tcW w:w="27pt" w:type="dxa"/>
             <w:tcBorders>
               <w:top w:val="single" w:sz="6" w:space="0" w:color="CCCCCC"/>
               <w:start w:val="single" w:sz="6" w:space="0" w:color="CCCCCC"/>
@@ -13522,7 +13496,7 @@
         <w:rPr>
           <w:color w:val="000000"/>
         </w:rPr>
-        <w:t xml:space="preserve">Table VI presents results from the </w:t>
+        <w:t xml:space="preserve">Our study showed similar results using </w:t>
       </w:r>
       <w:proofErr w:type="spellStart"/>
       <w:r>
@@ -13536,35 +13510,47 @@
         <w:rPr>
           <w:color w:val="000000"/>
         </w:rPr>
-        <w:t xml:space="preserve"> 3.2:3b pilot study (30 samples, </w:t>
+        <w:t xml:space="preserve"> 3.2:3b</w:t>
+      </w:r>
+      <w:r>
+        <w:rPr>
+          <w:color w:val="000000"/>
+        </w:rPr>
+        <w:t xml:space="preserve">, in Table VI. The F1 value for the best </w:t>
       </w:r>
       <w:proofErr w:type="spellStart"/>
       <w:r>
         <w:rPr>
           <w:color w:val="000000"/>
         </w:rPr>
-        <w:t>rag_</w:t>
-      </w:r>
-      <w:proofErr w:type="gramStart"/>
-      <w:r>
-        <w:rPr>
-          <w:color w:val="000000"/>
-        </w:rPr>
-        <w:t>results.json</w:t>
+        <w:t>LLaMA</w:t>
       </w:r>
       <w:proofErr w:type="spellEnd"/>
-      <w:proofErr w:type="gramEnd"/>
-      <w:r>
-        <w:rPr>
-          <w:color w:val="000000"/>
-        </w:rPr>
-        <w:t xml:space="preserve">). The best </w:t>
+      <w:r>
+        <w:rPr>
+          <w:color w:val="000000"/>
+        </w:rPr>
+        <w:t xml:space="preserve"> configuration (chunk = 128, k = 10, embedding </w:t>
       </w:r>
       <w:proofErr w:type="spellStart"/>
       <w:r>
         <w:rPr>
           <w:color w:val="000000"/>
         </w:rPr>
+        <w:t>rerank</w:t>
+      </w:r>
+      <w:proofErr w:type="spellEnd"/>
+      <w:r>
+        <w:rPr>
+          <w:color w:val="000000"/>
+        </w:rPr>
+        <w:t xml:space="preserve">, baseline) is 0.349; Gemma 3:12b’s highest F1 value is 0.7195. These differences are due to (1) the difference in model scale (3B vs. 12B), where the larger model is better at extracting short exact spans from context and (2) the smaller number of samples evaluated in this study, which has higher variance. Citation prompt performance is particularly low for </w:t>
+      </w:r>
+      <w:proofErr w:type="spellStart"/>
+      <w:r>
+        <w:rPr>
+          <w:color w:val="000000"/>
+        </w:rPr>
         <w:t>LLaMA</w:t>
       </w:r>
       <w:proofErr w:type="spellEnd"/>
@@ -13572,139 +13558,41 @@
         <w:rPr>
           <w:color w:val="000000"/>
         </w:rPr>
-        <w:t xml:space="preserve"> configuration achieves F1 = 0.349 (chunk = 128, k = 10, embedding </w:t>
+        <w:t xml:space="preserve"> (0.04), indicating that it does not follow instructions quite well at 3B scale. This suggests that a compact (3B) model might not suffice to provide extractive RAG on </w:t>
       </w:r>
       <w:proofErr w:type="spellStart"/>
       <w:r>
         <w:rPr>
           <w:color w:val="000000"/>
         </w:rPr>
-        <w:t>rerank</w:t>
+        <w:t>SQuAD</w:t>
       </w:r>
       <w:proofErr w:type="spellEnd"/>
       <w:r>
         <w:rPr>
           <w:color w:val="000000"/>
         </w:rPr>
-        <w:t xml:space="preserve">, baseline), substantially below Gemma 3:12b's best of 0.7195 under comparable conditions. This gap is attributable to two factors: (1) model scale </w:t>
-      </w:r>
-      <w:r>
-        <w:rPr>
-          <w:color w:val="000000"/>
-        </w:rPr>
-        <w:t>-</w:t>
-      </w:r>
-      <w:r>
-        <w:rPr>
-          <w:color w:val="000000"/>
-        </w:rPr>
-        <w:t xml:space="preserve"> 3B vs. 12B parameters, with the larger model better at extracting short exact spans from context </w:t>
-      </w:r>
-      <w:r>
-        <w:rPr>
-          <w:color w:val="000000"/>
-        </w:rPr>
-        <w:t>-</w:t>
-      </w:r>
-      <w:r>
-        <w:rPr>
-          <w:color w:val="000000"/>
-        </w:rPr>
-        <w:t xml:space="preserve"> and (2) the smaller 30-sample evaluation subset, which introduces higher variance. Citation prompt performance is particularly poor for </w:t>
-      </w:r>
-      <w:proofErr w:type="spellStart"/>
-      <w:r>
-        <w:rPr>
-          <w:color w:val="000000"/>
-        </w:rPr>
-        <w:t>LLaMA</w:t>
-      </w:r>
-      <w:proofErr w:type="spellEnd"/>
-      <w:r>
-        <w:rPr>
-          <w:color w:val="000000"/>
-        </w:rPr>
-        <w:t xml:space="preserve"> (~0.04 F1), consistent with the model's weaker instruction-following fidelity at 3B scale. These results suggest that compact (3B) models may be insufficient for high-quality extractive RAG on </w:t>
-      </w:r>
-      <w:proofErr w:type="spellStart"/>
-      <w:r>
-        <w:rPr>
-          <w:color w:val="000000"/>
-        </w:rPr>
-        <w:t>SQuAD</w:t>
-      </w:r>
-      <w:proofErr w:type="spellEnd"/>
-      <w:r>
-        <w:rPr>
-          <w:color w:val="000000"/>
-        </w:rPr>
-        <w:t>-type tasks and that scale is a significant factor in the retrieve-then-extract paradigm.</w:t>
+        <w:t>-type tasks and that the scale pl</w:t>
+      </w:r>
+      <w:r>
+        <w:rPr>
+          <w:color w:val="000000"/>
+        </w:rPr>
+        <w:t>ays a role in the retrieve-then-generate</w:t>
+      </w:r>
+      <w:r>
+        <w:rPr>
+          <w:color w:val="000000"/>
+        </w:rPr>
+        <w:t xml:space="preserve"> exclusion paradigm.</w:t>
       </w:r>
     </w:p>
     <w:p>
       <w:pPr>
-        <w:spacing w:after="4pt"/>
-        <w:ind w:firstLine="36pt"/>
-        <w:jc w:val="both"/>
-        <w:rPr>
-          <w:color w:val="000000"/>
-        </w:rPr>
-      </w:pPr>
-    </w:p>
-    <w:p>
-      <w:pPr>
-        <w:spacing w:after="4pt"/>
-        <w:ind w:firstLine="36pt"/>
-        <w:jc w:val="both"/>
-        <w:rPr>
-          <w:color w:val="000000"/>
-        </w:rPr>
-      </w:pPr>
-    </w:p>
-    <w:p>
-      <w:pPr>
-        <w:spacing w:after="4pt"/>
-        <w:ind w:firstLine="36pt"/>
-        <w:jc w:val="both"/>
-        <w:rPr>
-          <w:color w:val="000000"/>
-        </w:rPr>
-      </w:pPr>
-    </w:p>
-    <w:p>
-      <w:pPr>
-        <w:spacing w:after="4pt"/>
-        <w:ind w:firstLine="36pt"/>
-        <w:jc w:val="both"/>
-        <w:rPr>
-          <w:color w:val="000000"/>
-        </w:rPr>
-      </w:pPr>
-    </w:p>
-    <w:p>
-      <w:pPr>
-        <w:spacing w:after="4pt"/>
-        <w:ind w:firstLine="36pt"/>
-        <w:jc w:val="both"/>
-        <w:rPr>
-          <w:color w:val="000000"/>
-        </w:rPr>
-      </w:pPr>
-    </w:p>
-    <w:p>
-      <w:pPr>
-        <w:spacing w:after="4pt"/>
-        <w:ind w:firstLine="36pt"/>
-        <w:jc w:val="both"/>
-      </w:pPr>
-    </w:p>
-    <w:p>
-      <w:pPr>
         <w:pStyle w:val="Caption"/>
         <w:keepNext/>
       </w:pPr>
       <w:r>
-        <w:lastRenderedPageBreak/>
         <w:t xml:space="preserve">Table VI: </w:t>
       </w:r>
       <w:proofErr w:type="spellStart"/>
@@ -14977,7 +14865,7 @@
         <w:rPr>
           <w:color w:val="000000"/>
         </w:rPr>
-        <w:t xml:space="preserve">Even under the best configuration (F1 = 0.72), Gemma 3:12b falls significantly short of the theoretical ceiling (F1 = 1.0), despite </w:t>
+        <w:t xml:space="preserve">Yet even at the best F1 value (0.72), Gemma 3:12b falls below the theoretical ceiling (F1 = 1.0) for the most frequently requested word in the retrieval context (where </w:t>
       </w:r>
       <w:proofErr w:type="spellStart"/>
       <w:r>
@@ -14991,19 +14879,52 @@
         <w:rPr>
           <w:color w:val="000000"/>
         </w:rPr>
-        <w:t xml:space="preserve"> guaranteeing that the correct answer exists verbatim in the retrieved context for well-indexed corpora. This retrieval-generation gap has two sources. First, the generator may attend to irrelevant portions of the context rather than the specific sentence containing the answer </w:t>
-      </w:r>
-      <w:r>
-        <w:rPr>
-          <w:color w:val="000000"/>
-        </w:rPr>
-        <w:t>-</w:t>
-      </w:r>
-      <w:r>
-        <w:rPr>
-          <w:color w:val="000000"/>
-        </w:rPr>
-        <w:t xml:space="preserve"> a behavior exacerbated as k and context length increase. Second, the generator may produce a correct answer in a grammatically natural but verbose form that is penalized by token-level F1 (e.g., 'The Denver Broncos' vs. 'Denver Broncos' reduces F1 from 1.0 to ~0.67). The bimodal F1 distribution (σ ≈ 0.38–0.41) confirms this: most queries either succeed nearly perfectly or fail entirely.</w:t>
+        <w:t xml:space="preserve"> indicates that the correct answer is found verbatim in the retrieved context for indexed corpora). This result may occur when the generator only reads irrelevant parts of the </w:t>
+      </w:r>
+      <w:r>
+        <w:rPr>
+          <w:color w:val="000000"/>
+        </w:rPr>
+        <w:lastRenderedPageBreak/>
+        <w:t xml:space="preserve">context and not the sentence with the answer (which becomes more pronounced </w:t>
+      </w:r>
+      <w:proofErr w:type="spellStart"/>
+      <w:r>
+        <w:rPr>
+          <w:color w:val="000000"/>
+        </w:rPr>
+        <w:t>as</w:t>
+      </w:r>
+      <w:r>
+        <w:rPr>
+          <w:color w:val="000000"/>
+        </w:rPr>
+        <w:t xml:space="preserve"> </w:t>
+      </w:r>
+      <w:r>
+        <w:rPr>
+          <w:color w:val="000000"/>
+        </w:rPr>
+        <w:t>k</w:t>
+      </w:r>
+      <w:proofErr w:type="spellEnd"/>
+      <w:r>
+        <w:rPr>
+          <w:color w:val="000000"/>
+        </w:rPr>
+        <w:t xml:space="preserve"> increases and context length increases). Second, the generator might return a correct answer in a natural but convoluted form which is penalized by token F1 (e.g., "The Denver Broncos" vs. "Denver Broncos" reduces F1 from 1.0 to 0.67). Gemma 3:12b</w:t>
+      </w:r>
+      <w:r>
+        <w:rPr>
+          <w:color w:val="000000"/>
+        </w:rPr>
+        <w:t>’ bimodal distribution of F1 (</w:t>
+      </w:r>
+      <w:r>
+        <w:rPr>
+          <w:color w:val="000000"/>
+        </w:rPr>
+        <w:t>0.38–0.41) confirms that most queries either succeed almost exactly or fail completely.</w:t>
       </w:r>
     </w:p>
     <w:p>
@@ -15046,7 +14967,7 @@
         <w:rPr>
           <w:color w:val="000000"/>
         </w:rPr>
-        <w:t>The citation prompt's F1 collapse (−73.5% vs. baseline) is a metric artifact, not a true quality failure. The citation format [1</w:t>
+        <w:t>The failure at the citation prompt F1 (73% vs. baseline) is not because of a quality failure but because of the measure. For example, the citation format [1</w:t>
       </w:r>
       <w:proofErr w:type="gramStart"/>
       <w:r>
@@ -15060,21 +14981,21 @@
         <w:rPr>
           <w:color w:val="000000"/>
         </w:rPr>
-        <w:t xml:space="preserve">2] appends several tokens to every answer, drastically reducing token-level precision against </w:t>
+        <w:t xml:space="preserve">2] adds several tokens to each response, which makes the token-level precision of the response less precise than in </w:t>
       </w:r>
       <w:proofErr w:type="spellStart"/>
       <w:r>
         <w:rPr>
           <w:color w:val="000000"/>
         </w:rPr>
-        <w:t>SQuAD's</w:t>
+        <w:t>SQuAD’s</w:t>
       </w:r>
       <w:proofErr w:type="spellEnd"/>
       <w:r>
         <w:rPr>
           <w:color w:val="000000"/>
         </w:rPr>
-        <w:t xml:space="preserve"> short ground-truth answers. Future work should evaluate citation prompts with semantic similarity metrics (</w:t>
+        <w:t xml:space="preserve"> short ground truth responses. Future work may compare citation prompts with similarity measures (</w:t>
       </w:r>
       <w:proofErr w:type="spellStart"/>
       <w:r>
@@ -15088,7 +15009,19 @@
         <w:rPr>
           <w:color w:val="000000"/>
         </w:rPr>
-        <w:t xml:space="preserve">, ROUGE-L) or human annotation. The near-100% hallucination rate observed for citation prompts under clean conditions likely reflects that the LLM-as-judge faithfulness probe ('Supported? </w:t>
+        <w:t>, ROUGE-L) or annotation. Nearly 100% hallucination for citation prompts in clean co</w:t>
+      </w:r>
+      <w:r>
+        <w:rPr>
+          <w:color w:val="000000"/>
+        </w:rPr>
+        <w:t>ndition is due to the LLM-as-a-judge</w:t>
+      </w:r>
+      <w:r>
+        <w:rPr>
+          <w:color w:val="000000"/>
+        </w:rPr>
+        <w:t xml:space="preserve"> faithfulness test (Supported? </w:t>
       </w:r>
       <w:proofErr w:type="gramStart"/>
       <w:r>
@@ -15102,7 +15035,7 @@
         <w:rPr>
           <w:color w:val="000000"/>
         </w:rPr>
-        <w:t xml:space="preserve"> or NO') struggles with citation-formatted answers, flagging them as unsupported due to the non-prose format.</w:t>
+        <w:t xml:space="preserve"> or NO) difficulty with the citation formatted answer as not supported by the non-prose format.</w:t>
       </w:r>
     </w:p>
     <w:p>
@@ -15152,42 +15085,77 @@
         <w:rPr>
           <w:color w:val="000000"/>
         </w:rPr>
-        <w:t xml:space="preserve">The F1 improvement under noise + strict prompting (0.693 → 0.748) is the </w:t>
+        <w:t xml:space="preserve">The </w:t>
       </w:r>
       <w:proofErr w:type="gramStart"/>
       <w:r>
         <w:rPr>
           <w:color w:val="000000"/>
         </w:rPr>
-        <w:t>most novel</w:t>
+        <w:t xml:space="preserve">most </w:t>
+      </w:r>
+      <w:r>
+        <w:rPr>
+          <w:color w:val="000000"/>
+        </w:rPr>
+        <w:t>novel</w:t>
       </w:r>
       <w:proofErr w:type="gramEnd"/>
       <w:r>
         <w:rPr>
           <w:color w:val="000000"/>
         </w:rPr>
-        <w:t xml:space="preserve"> finding of this study. We interpret this as an implicit regularization effect: noise forces the strict-prompted model to produce very short answers (avg. 2.7 tokens), which align tightly with </w:t>
+        <w:t xml:space="preserve"> result of this study is the F1 change when us</w:t>
+      </w:r>
+      <w:r>
+        <w:rPr>
+          <w:color w:val="000000"/>
+        </w:rPr>
+        <w:t>ing noise + strict prompting (0.</w:t>
+      </w:r>
+      <w:r>
+        <w:rPr>
+          <w:color w:val="000000"/>
+        </w:rPr>
+        <w:t>693</w:t>
+      </w:r>
+      <w:r>
+        <w:rPr>
+          <w:color w:val="000000"/>
+        </w:rPr>
+        <w:t xml:space="preserve"> to</w:t>
+      </w:r>
+      <w:r>
+        <w:rPr>
+          <w:color w:val="000000"/>
+        </w:rPr>
+        <w:t xml:space="preserve"> 0.748). This seems to be an implicit regularization effect as noise causes the strict-prompted model to yield very short answers (2.7 tokens) (which approximate </w:t>
       </w:r>
       <w:proofErr w:type="spellStart"/>
       <w:r>
         <w:rPr>
           <w:color w:val="000000"/>
         </w:rPr>
-        <w:t>SQuAD's</w:t>
+        <w:t>SQuAD</w:t>
       </w:r>
       <w:proofErr w:type="spellEnd"/>
       <w:r>
         <w:rPr>
           <w:color w:val="000000"/>
         </w:rPr>
-        <w:t xml:space="preserve"> extractive gold answers. In deployment scenarios where hallucination suppression is critical, strict prompting with a modest noise injection ratio may be a useful technique. However, this finding is specific to token-level F1 on </w:t>
-      </w:r>
-      <w:r>
-        <w:rPr>
-          <w:color w:val="000000"/>
-        </w:rPr>
-        <w:lastRenderedPageBreak/>
-        <w:t>extractive QA and requires validation on abstractive tasks before generalization.</w:t>
+        <w:t xml:space="preserve"> extractive gold answers). In order to reduce hallucination, strict prompting with a modest proportion of noise may be helpful. The effect is local to token-level F1 for extractive QA and ne</w:t>
+      </w:r>
+      <w:r>
+        <w:rPr>
+          <w:color w:val="000000"/>
+        </w:rPr>
+        <w:t>eds to be validated on abstractive</w:t>
+      </w:r>
+      <w:r>
+        <w:rPr>
+          <w:color w:val="000000"/>
+        </w:rPr>
+        <w:t xml:space="preserve"> tasks to be generalized.</w:t>
       </w:r>
     </w:p>
     <w:p>
@@ -15238,7 +15206,7 @@
         <w:rPr>
           <w:color w:val="000000"/>
         </w:rPr>
-        <w:t xml:space="preserve">Based on experimental findings, we recommend the following default configuration for compact open-source LLM RAG deployments on structured extractive QA tasks: </w:t>
+        <w:t>In light of our results, we recommend the following configurations for small deployments of open-source LLM RAG in structured extraction QA tasks:</w:t>
       </w:r>
     </w:p>
     <w:p>
@@ -15255,16 +15223,9 @@
       </w:pPr>
       <w:r>
         <w:rPr>
-          <w:b/>
           <w:lang w:val="en-US"/>
         </w:rPr>
-        <w:t>Chunk size:</w:t>
-      </w:r>
-      <w:r>
-        <w:rPr>
-          <w:lang w:val="en-US"/>
-        </w:rPr>
-        <w:t xml:space="preserve"> 256 tokens with a 32-token overlap</w:t>
+        <w:t>256 tokens with a 32-token overlap</w:t>
       </w:r>
     </w:p>
     <w:p>
@@ -15309,21 +15270,21 @@
         <w:rPr>
           <w:lang w:val="en-US"/>
         </w:rPr>
-        <w:t xml:space="preserve">Do not use cross-encoder </w:t>
+        <w:t xml:space="preserve">If there are a lot of candidates (&gt; 20), you don't need to </w:t>
       </w:r>
       <w:proofErr w:type="spellStart"/>
       <w:r>
         <w:rPr>
           <w:lang w:val="en-US"/>
         </w:rPr>
-        <w:t>reranking</w:t>
+        <w:t>rerank</w:t>
       </w:r>
       <w:proofErr w:type="spellEnd"/>
       <w:r>
         <w:rPr>
           <w:lang w:val="en-US"/>
         </w:rPr>
-        <w:t xml:space="preserve"> unless the retrieval pool is large (more than 20 candidates) and diverse</w:t>
+        <w:t xml:space="preserve"> the cross-encoders.</w:t>
       </w:r>
     </w:p>
     <w:p>
@@ -15342,20 +15303,7 @@
         <w:rPr>
           <w:lang w:val="en-US"/>
         </w:rPr>
-        <w:t xml:space="preserve">Use the baseline prompt when maximum </w:t>
-      </w:r>
-      <w:r>
-        <w:rPr>
-          <w:b/>
-          <w:lang w:val="en-US"/>
-        </w:rPr>
-        <w:t>F1</w:t>
-      </w:r>
-      <w:r>
-        <w:rPr>
-          <w:lang w:val="en-US"/>
-        </w:rPr>
-        <w:t xml:space="preserve"> is the goal</w:t>
+        <w:t>If you want the maximum F1, use the baseline prompt.</w:t>
       </w:r>
     </w:p>
     <w:p>
@@ -15374,7 +15322,7 @@
         <w:rPr>
           <w:lang w:val="en-US"/>
         </w:rPr>
-        <w:t>Use the strict prompt when hallucination control is the primary constraint</w:t>
+        <w:t>The strict prompt is indicated if the goal of the intervention is to control hallucinations.</w:t>
       </w:r>
     </w:p>
     <w:p>
@@ -15384,36 +15332,32 @@
           <w:ilvl w:val="0"/>
           <w:numId w:val="27"/>
         </w:numPr>
-        <w:spacing w:line="12pt" w:lineRule="auto"/>
+      </w:pPr>
+      <w:r>
         <w:rPr>
           <w:lang w:val="en-US"/>
         </w:rPr>
-      </w:pPr>
+        <w:t xml:space="preserve">For extractive tasks, use Gemma 3:12B in place of </w:t>
+      </w:r>
+      <w:proofErr w:type="spellStart"/>
       <w:r>
         <w:rPr>
           <w:lang w:val="en-US"/>
         </w:rPr>
-        <w:t xml:space="preserve">For extractive tasks, prefer Gemma 3:12B over </w:t>
-      </w:r>
-      <w:proofErr w:type="spellStart"/>
+        <w:t>LLaMA</w:t>
+      </w:r>
+      <w:proofErr w:type="spellEnd"/>
       <w:r>
         <w:rPr>
           <w:lang w:val="en-US"/>
         </w:rPr>
-        <w:t>LLaMA</w:t>
-      </w:r>
-      <w:proofErr w:type="spellEnd"/>
-      <w:r>
-        <w:rPr>
-          <w:lang w:val="en-US"/>
-        </w:rPr>
-        <w:t xml:space="preserve"> 3.2:3B at equivalent parameter budgets</w:t>
+        <w:t xml:space="preserve"> 3.2:3B with the same budget</w:t>
       </w:r>
     </w:p>
     <w:p>
       <w:pPr>
         <w:pStyle w:val="BodyText"/>
-        <w:ind w:firstLine="0pt"/>
+        <w:ind w:start="32.40pt" w:firstLine="0pt"/>
       </w:pPr>
     </w:p>
     <w:p>
@@ -15459,43 +15403,111 @@
     <w:p>
       <w:pPr>
         <w:spacing w:after="2pt"/>
-        <w:ind w:firstLine="36pt"/>
-      </w:pPr>
+      </w:pPr>
+      <w:r>
+        <w:rPr>
+          <w:color w:val="000000"/>
+        </w:rPr>
+        <w:lastRenderedPageBreak/>
+        <w:t>Prediction: "The Denver Broncos." Gold: "Denver Broncos"</w:t>
+      </w:r>
     </w:p>
     <w:p>
       <w:pPr>
-        <w:spacing w:after="2pt"/>
-      </w:pPr>
-      <w:r>
-        <w:rPr>
-          <w:color w:val="000000"/>
-        </w:rPr>
-        <w:t>Prediction: "The Denver Broncos." Gold: "Denver Broncos"</w:t>
+        <w:spacing w:after="4pt"/>
+        <w:jc w:val="both"/>
+        <w:rPr>
+          <w:color w:val="000000"/>
+        </w:rPr>
+      </w:pPr>
+      <w:r>
+        <w:rPr>
+          <w:color w:val="000000"/>
+        </w:rPr>
+        <w:t>Both models produce the correct answer. The addition of the article “The” drops F1 from 1.0 to about 0.67 due to the additional token. These results show that token-level metrics penalize grammatically natural responses. This leads us to look at semantic similarity metrics in future evaluations.</w:t>
       </w:r>
     </w:p>
     <w:p>
       <w:pPr>
         <w:spacing w:after="4pt"/>
         <w:jc w:val="both"/>
-        <w:rPr>
-          <w:color w:val="000000"/>
-        </w:rPr>
-      </w:pPr>
-      <w:r>
-        <w:rPr>
-          <w:color w:val="000000"/>
-        </w:rPr>
-        <w:t>Both models produce the correct answer. The addition of the article 'The' reduces F1 from 1.0 to approximately 0.67 due to the additional token, illustrating how token-level metrics penalize grammatically natural responses. This motivates the use of semantic similarity metrics in future evaluations.</w:t>
-      </w:r>
+      </w:pPr>
     </w:p>
     <w:p>
       <w:pPr>
+        <w:spacing w:before="5pt" w:after="3pt"/>
+        <w:jc w:val="both"/>
+        <w:rPr>
+          <w:i/>
+        </w:rPr>
+      </w:pPr>
+      <w:r>
+        <w:rPr>
+          <w:bCs/>
+          <w:i/>
+          <w:color w:val="000000"/>
+        </w:rPr>
+        <w:t>B. Citation Prompt Failure Mode</w:t>
+      </w:r>
+    </w:p>
+    <w:p>
+      <w:pPr>
+        <w:spacing w:after="2pt"/>
+        <w:ind w:firstLine="36pt"/>
+        <w:rPr>
+          <w:color w:val="000000"/>
+        </w:rPr>
+      </w:pPr>
+      <w:r>
+        <w:rPr>
+          <w:color w:val="000000"/>
+        </w:rPr>
+        <w:t>Prediction (citation prompt): "According to [1], the Denver Broncos [1] represented the AFC [2]."</w:t>
+      </w:r>
+    </w:p>
+    <w:p>
+      <w:pPr>
+        <w:spacing w:after="2pt"/>
+        <w:ind w:firstLine="36pt"/>
+      </w:pPr>
+    </w:p>
+    <w:p>
+      <w:pPr>
         <w:spacing w:after="4pt"/>
         <w:jc w:val="both"/>
-      </w:pPr>
+        <w:rPr>
+          <w:color w:val="000000"/>
+        </w:rPr>
+      </w:pPr>
+      <w:r>
+        <w:rPr>
+          <w:color w:val="000000"/>
+        </w:rPr>
+        <w:t xml:space="preserve">The citation syntax </w:t>
+      </w:r>
+      <w:proofErr w:type="gramStart"/>
+      <w:r>
+        <w:rPr>
+          <w:color w:val="000000"/>
+        </w:rPr>
+        <w:t>overestimate</w:t>
+      </w:r>
+      <w:proofErr w:type="gramEnd"/>
+      <w:r>
+        <w:rPr>
+          <w:color w:val="000000"/>
+        </w:rPr>
+        <w:t xml:space="preserve"> the token count from 2 ('Denver Broncos') to 12, which results in F1 dropping from 1.0 to 0.22 even though the answer is factually correct. This clearly means that the evaluation of citation prompts requires individual statistics.</w:t>
+      </w:r>
     </w:p>
     <w:p>
       <w:pPr>
+        <w:spacing w:after="4pt"/>
+        <w:jc w:val="both"/>
+      </w:pPr>
+    </w:p>
+    <w:p>
+      <w:pPr>
         <w:spacing w:before="5pt" w:after="3pt"/>
         <w:jc w:val="both"/>
         <w:rPr>
@@ -15508,102 +15520,28 @@
           <w:i/>
           <w:color w:val="000000"/>
         </w:rPr>
-        <w:t>B. Citation Prompt Failure Mode</w:t>
+        <w:t>C. Retrieval Failure Under Strict Prompt</w:t>
       </w:r>
     </w:p>
     <w:p>
       <w:pPr>
         <w:spacing w:after="2pt"/>
-        <w:ind w:firstLine="36pt"/>
-        <w:rPr>
-          <w:color w:val="000000"/>
-        </w:rPr>
-      </w:pPr>
-      <w:r>
-        <w:rPr>
-          <w:color w:val="000000"/>
-        </w:rPr>
-        <w:t>Prediction (citation prompt): "According to [1], the Denver Broncos [1] represented the AFC [2]."</w:t>
+      </w:pPr>
+      <w:r>
+        <w:rPr>
+          <w:color w:val="000000"/>
+        </w:rPr>
+        <w:t>Prediction (strict): "Not found."  Gold: "1889"</w:t>
       </w:r>
     </w:p>
     <w:p>
       <w:pPr>
-        <w:spacing w:after="2pt"/>
-        <w:ind w:firstLine="36pt"/>
-      </w:pPr>
-    </w:p>
-    <w:p>
-      <w:pPr>
         <w:spacing w:after="4pt"/>
         <w:jc w:val="both"/>
         <w:rPr>
           <w:color w:val="000000"/>
         </w:rPr>
       </w:pPr>
-      <w:r>
-        <w:rPr>
-          <w:color w:val="000000"/>
-        </w:rPr>
-        <w:t>The citation syntax inflates the token count from 2 ('Denver Broncos') to 12, reducing F1 from 1.0 to ~0.22 despite the answer being factually correct. This confirms that citation prompts require dedicated evaluation metrics.</w:t>
-      </w:r>
-    </w:p>
-    <w:p>
-      <w:pPr>
-        <w:spacing w:after="4pt"/>
-        <w:jc w:val="both"/>
-      </w:pPr>
-    </w:p>
-    <w:p>
-      <w:pPr>
-        <w:spacing w:before="5pt" w:after="3pt"/>
-        <w:jc w:val="both"/>
-        <w:rPr>
-          <w:i/>
-        </w:rPr>
-      </w:pPr>
-      <w:r>
-        <w:rPr>
-          <w:bCs/>
-          <w:i/>
-          <w:color w:val="000000"/>
-        </w:rPr>
-        <w:t>C. Retrieval Failure Under Strict Prompt</w:t>
-      </w:r>
-    </w:p>
-    <w:p>
-      <w:pPr>
-        <w:spacing w:after="2pt"/>
-      </w:pPr>
-      <w:r>
-        <w:rPr>
-          <w:color w:val="000000"/>
-        </w:rPr>
-        <w:t>Prediction (strict): "Not found."  Gold: "1889"</w:t>
-      </w:r>
-    </w:p>
-    <w:p>
-      <w:pPr>
-        <w:spacing w:after="4pt"/>
-        <w:jc w:val="both"/>
-        <w:rPr>
-          <w:color w:val="000000"/>
-        </w:rPr>
-      </w:pPr>
-    </w:p>
-    <w:p>
-      <w:pPr>
-        <w:spacing w:after="4pt"/>
-        <w:jc w:val="both"/>
-      </w:pPr>
-      <w:r>
-        <w:rPr>
-          <w:color w:val="000000"/>
-        </w:rPr>
-        <w:t>When the relevant passage is not retrieved within the top-k chunks, the model correctly abstains under strict prompting. This correct abstention registers as F1 = 0.0, artificially lowering the mean. Tracking correct abstention rate separately from incorrect generation would provide a more complete picture of strict prompting's value</w:t>
-      </w:r>
-      <w:r>
-        <w:t>.</w:t>
-      </w:r>
     </w:p>
     <w:p>
       <w:pPr>
@@ -15613,13 +15551,31 @@
       </w:pPr>
       <w:r>
         <w:rPr>
+          <w:color w:val="000000"/>
+        </w:rPr>
+        <w:t>When the selected passage is not found in any of the top k chunks, the model abstains correctly. This is represented by F1 = 0.0, which artificially lowers the mean. If we tallied the correct abstention rate separately from the incorrect generation rate, we can obtain a more complete picture of the value of strict prompting.</w:t>
+      </w:r>
+    </w:p>
+    <w:p>
+      <w:pPr>
+        <w:pStyle w:val="Caption"/>
+      </w:pPr>
+      <w:r>
+        <w:rPr>
           <w:noProof/>
         </w:rPr>
-        <w:lastRenderedPageBreak/>
         <w:drawing>
-          <wp:inline distT="0" distB="0" distL="0" distR="0" wp14:anchorId="47D34C33" wp14:editId="4908609F">
-            <wp:extent cx="3089910" cy="2372055"/>
-            <wp:effectExtent l="0" t="0" r="0" b="9525"/>
+          <wp:anchor distT="0" distB="0" distL="114300" distR="114300" simplePos="0" relativeHeight="251710976" behindDoc="0" locked="0" layoutInCell="1" allowOverlap="1" wp14:anchorId="01DF425B" wp14:editId="48351A09">
+            <wp:simplePos x="0" y="0"/>
+            <wp:positionH relativeFrom="column">
+              <wp:align>right</wp:align>
+            </wp:positionH>
+            <wp:positionV relativeFrom="paragraph">
+              <wp:posOffset>158166</wp:posOffset>
+            </wp:positionV>
+            <wp:extent cx="3090672" cy="2368296"/>
+            <wp:effectExtent l="0" t="0" r="0" b="0"/>
+            <wp:wrapTopAndBottom/>
             <wp:docPr id="18" name="Picture 18"/>
             <wp:cNvGraphicFramePr>
               <a:graphicFrameLocks xmlns:a="http://purl.oclc.org/ooxml/drawingml/main" noChangeAspect="1"/>
@@ -15645,7 +15601,7 @@
                   <pic:spPr bwMode="auto">
                     <a:xfrm>
                       <a:off x="0" y="0"/>
-                      <a:ext cx="3089910" cy="2372055"/>
+                      <a:ext cx="3090672" cy="2368296"/>
                     </a:xfrm>
                     <a:prstGeom prst="rect">
                       <a:avLst/>
@@ -15662,7 +15618,13 @@
                 </pic:pic>
               </a:graphicData>
             </a:graphic>
-          </wp:inline>
+            <wp14:sizeRelH relativeFrom="margin">
+              <wp14:pctWidth>0%</wp14:pctWidth>
+            </wp14:sizeRelH>
+            <wp14:sizeRelV relativeFrom="margin">
+              <wp14:pctHeight>0%</wp14:pctHeight>
+            </wp14:sizeRelV>
+          </wp:anchor>
         </w:drawing>
       </w:r>
     </w:p>
@@ -15673,44 +15635,34 @@
       <w:r>
         <w:t xml:space="preserve">Figure </w:t>
       </w:r>
-      <w:r>
-        <w:fldChar w:fldCharType="begin"/>
-      </w:r>
-      <w:r>
-        <w:instrText xml:space="preserve"> SEQ Figure \* ARABIC </w:instrText>
-      </w:r>
-      <w:r>
-        <w:fldChar w:fldCharType="separate"/>
-      </w:r>
-      <w:r>
-        <w:rPr>
-          <w:noProof/>
-        </w:rPr>
-        <w:t>7</w:t>
-      </w:r>
-      <w:r>
-        <w:rPr>
-          <w:noProof/>
-        </w:rPr>
-        <w:fldChar w:fldCharType="end"/>
-      </w:r>
+      <w:fldSimple w:instr=" SEQ Figure \* ARABIC ">
+        <w:r>
+          <w:rPr>
+            <w:noProof/>
+          </w:rPr>
+          <w:t>7</w:t>
+        </w:r>
+      </w:fldSimple>
       <w:r>
         <w:t>. Full configuration performance range</w:t>
       </w:r>
     </w:p>
     <w:p>
+      <w:pPr>
+        <w:jc w:val="both"/>
+      </w:pPr>
       <w:r>
         <w:rPr>
           <w:noProof/>
         </w:rPr>
         <w:drawing>
-          <wp:anchor distT="0" distB="0" distL="114300" distR="114300" simplePos="0" relativeHeight="251694592" behindDoc="0" locked="0" layoutInCell="1" allowOverlap="1" wp14:anchorId="22DD4CA0" wp14:editId="54DC94DB">
+          <wp:anchor distT="0" distB="0" distL="114300" distR="114300" simplePos="0" relativeHeight="251694592" behindDoc="0" locked="0" layoutInCell="1" allowOverlap="1" wp14:anchorId="22DD4CA0" wp14:editId="0B3876D1">
             <wp:simplePos x="0" y="0"/>
             <wp:positionH relativeFrom="column">
-              <wp:align>right</wp:align>
+              <wp:posOffset>171063</wp:posOffset>
             </wp:positionH>
             <wp:positionV relativeFrom="paragraph">
-              <wp:posOffset>1567815</wp:posOffset>
+              <wp:posOffset>1609725</wp:posOffset>
             </wp:positionV>
             <wp:extent cx="3090545" cy="635"/>
             <wp:effectExtent l="0" t="0" r="0" b="0"/>
@@ -15750,27 +15702,14 @@
                         <w:r>
                           <w:t xml:space="preserve">Figure </w:t>
                         </w:r>
-                        <w:r>
-                          <w:fldChar w:fldCharType="begin"/>
-                        </w:r>
-                        <w:r>
-                          <w:instrText xml:space="preserve"> SEQ Figure \* ARABIC </w:instrText>
-                        </w:r>
-                        <w:r>
-                          <w:fldChar w:fldCharType="separate"/>
-                        </w:r>
-                        <w:r>
-                          <w:rPr>
-                            <w:noProof/>
-                          </w:rPr>
-                          <w:t>8</w:t>
-                        </w:r>
-                        <w:r>
-                          <w:rPr>
-                            <w:noProof/>
-                          </w:rPr>
-                          <w:fldChar w:fldCharType="end"/>
-                        </w:r>
+                        <w:fldSimple w:instr=" SEQ Figure \* ARABIC ">
+                          <w:r>
+                            <w:rPr>
+                              <w:noProof/>
+                            </w:rPr>
+                            <w:t>8</w:t>
+                          </w:r>
+                        </w:fldSimple>
                         <w:r>
                           <w:t>. Noise Injection – F1 vs hallucination rate (Gemma 3:12b only)</w:t>
                         </w:r>
@@ -15789,38 +15728,18 @@
           </wp:anchor>
         </w:drawing>
       </w:r>
-    </w:p>
-    <w:p>
-      <w:pPr>
-        <w:spacing w:after="4pt" w:line="13.20pt" w:lineRule="exact"/>
-      </w:pPr>
-      <w:r>
-        <w:t>VII. LIMITATIONS</w:t>
-      </w:r>
-    </w:p>
-    <w:p>
-      <w:pPr>
-        <w:spacing w:after="4pt"/>
-        <w:jc w:val="both"/>
-      </w:pPr>
-      <w:r>
-        <w:rPr>
-          <w:color w:val="000000"/>
-        </w:rPr>
-        <w:t>Several limitations constrain the generalizabi</w:t>
-      </w:r>
       <w:r>
         <w:rPr>
           <w:noProof/>
         </w:rPr>
         <w:drawing>
-          <wp:anchor distT="0" distB="0" distL="114300" distR="114300" simplePos="0" relativeHeight="251692544" behindDoc="0" locked="1" layoutInCell="1" allowOverlap="1" wp14:anchorId="78B9BD90" wp14:editId="41239EB9">
+          <wp:anchor distT="0" distB="0" distL="114300" distR="114300" simplePos="0" relativeHeight="251713024" behindDoc="0" locked="1" layoutInCell="1" allowOverlap="1" wp14:anchorId="6D679912" wp14:editId="6D52F301">
             <wp:simplePos x="0" y="0"/>
             <wp:positionH relativeFrom="column">
-              <wp:align>right</wp:align>
+              <wp:posOffset>99060</wp:posOffset>
             </wp:positionH>
             <wp:positionV relativeFrom="page">
-              <wp:posOffset>3385820</wp:posOffset>
+              <wp:posOffset>7748270</wp:posOffset>
             </wp:positionV>
             <wp:extent cx="3090545" cy="1490345"/>
             <wp:effectExtent l="0" t="0" r="0" b="0"/>
@@ -15869,107 +15788,71 @@
           </wp:anchor>
         </w:drawing>
       </w:r>
-      <w:r>
-        <w:rPr>
-          <w:color w:val="000000"/>
-        </w:rPr>
-        <w:t xml:space="preserve">lity of these findings. First, the 120-sample </w:t>
-      </w:r>
-      <w:proofErr w:type="spellStart"/>
-      <w:r>
-        <w:rPr>
-          <w:color w:val="000000"/>
-        </w:rPr>
-        <w:t>SQuAD</w:t>
-      </w:r>
-      <w:proofErr w:type="spellEnd"/>
-      <w:r>
-        <w:rPr>
-          <w:color w:val="000000"/>
-        </w:rPr>
-        <w:t xml:space="preserve"> subset limits statistical power for detecting small differences between configurations (e.g., </w:t>
-      </w:r>
-      <w:proofErr w:type="spellStart"/>
-      <w:r>
-        <w:rPr>
-          <w:color w:val="000000"/>
-        </w:rPr>
-        <w:t>reranking</w:t>
-      </w:r>
-      <w:proofErr w:type="spellEnd"/>
-      <w:r>
-        <w:rPr>
-          <w:color w:val="000000"/>
-        </w:rPr>
-        <w:t xml:space="preserve"> deltas of &lt; 0.005 F1). Future work should evaluate on the full </w:t>
-      </w:r>
-      <w:proofErr w:type="spellStart"/>
-      <w:r>
-        <w:rPr>
-          <w:color w:val="000000"/>
-        </w:rPr>
-        <w:t>SQuAD</w:t>
-      </w:r>
-      <w:proofErr w:type="spellEnd"/>
-      <w:r>
-        <w:rPr>
-          <w:color w:val="000000"/>
-        </w:rPr>
-        <w:t xml:space="preserve"> validation split (10,570 examples) and apply paired significance tests.</w:t>
-      </w:r>
     </w:p>
     <w:p>
       <w:pPr>
+        <w:spacing w:after="4pt" w:line="13.20pt" w:lineRule="exact"/>
+      </w:pPr>
+      <w:r>
+        <w:lastRenderedPageBreak/>
+        <w:t>VII. LIMITATIONS</w:t>
+      </w:r>
+    </w:p>
+    <w:p>
+      <w:pPr>
         <w:spacing w:after="4pt"/>
         <w:jc w:val="both"/>
-      </w:pPr>
-      <w:r>
-        <w:rPr>
-          <w:color w:val="000000"/>
-        </w:rPr>
-        <w:t xml:space="preserve">Second, </w:t>
+        <w:rPr>
+          <w:color w:val="000000"/>
+        </w:rPr>
+      </w:pPr>
+      <w:r>
+        <w:rPr>
+          <w:color w:val="000000"/>
+        </w:rPr>
+        <w:t xml:space="preserve">Several limitations of our findings constrict generalizability. First, only 120 </w:t>
       </w:r>
       <w:proofErr w:type="spellStart"/>
       <w:r>
         <w:rPr>
           <w:color w:val="000000"/>
         </w:rPr>
-        <w:t>SQuAD's</w:t>
+        <w:t>SQuAD</w:t>
       </w:r>
       <w:proofErr w:type="spellEnd"/>
       <w:r>
         <w:rPr>
           <w:color w:val="000000"/>
         </w:rPr>
-        <w:t xml:space="preserve"> extractive structure guarantees that answers appear verbatim in the context, which is unrealistic for production settings where relevant documents may only partially address queries or require multi-hop reasoning. Evaluations on </w:t>
+        <w:t xml:space="preserve"> samples provide sufficient statistical power to detect small differences between configurations (e.g., </w:t>
       </w:r>
       <w:proofErr w:type="spellStart"/>
       <w:r>
         <w:rPr>
           <w:color w:val="000000"/>
         </w:rPr>
-        <w:t>TriviaQA</w:t>
+        <w:t>reranking</w:t>
       </w:r>
       <w:proofErr w:type="spellEnd"/>
       <w:r>
         <w:rPr>
           <w:color w:val="000000"/>
         </w:rPr>
-        <w:t xml:space="preserve">, Natural Questions, and </w:t>
+        <w:t xml:space="preserve"> deltas 0.005 F1). Future work should examine the full set of </w:t>
       </w:r>
       <w:proofErr w:type="spellStart"/>
       <w:r>
         <w:rPr>
           <w:color w:val="000000"/>
         </w:rPr>
-        <w:t>HotpotQA</w:t>
+        <w:t>SQuAD</w:t>
       </w:r>
       <w:proofErr w:type="spellEnd"/>
       <w:r>
         <w:rPr>
           <w:color w:val="000000"/>
         </w:rPr>
-        <w:t xml:space="preserve"> are needed to assess generalizability.</w:t>
+        <w:t xml:space="preserve"> validations (10,570 examples) and employ paired significance tests.</w:t>
       </w:r>
     </w:p>
     <w:p>
@@ -15977,78 +15860,167 @@
         <w:spacing w:after="4pt"/>
         <w:jc w:val="both"/>
       </w:pPr>
-      <w:r>
-        <w:rPr>
-          <w:color w:val="000000"/>
-        </w:rPr>
-        <w:t xml:space="preserve">Third, the </w:t>
-      </w:r>
-      <w:proofErr w:type="spellStart"/>
-      <w:r>
-        <w:rPr>
-          <w:color w:val="000000"/>
-        </w:rPr>
-        <w:t>LLaMA</w:t>
-      </w:r>
-      <w:proofErr w:type="spellEnd"/>
-      <w:r>
-        <w:rPr>
-          <w:color w:val="000000"/>
-        </w:rPr>
-        <w:t xml:space="preserve"> comparison uses only 30 samples, limiting its statistical reliability. A full 120-sample </w:t>
-      </w:r>
-      <w:proofErr w:type="spellStart"/>
-      <w:r>
-        <w:rPr>
-          <w:color w:val="000000"/>
-        </w:rPr>
-        <w:t>LLaMA</w:t>
-      </w:r>
-      <w:proofErr w:type="spellEnd"/>
-      <w:r>
-        <w:rPr>
-          <w:color w:val="000000"/>
-        </w:rPr>
-        <w:t xml:space="preserve"> evaluation is needed before drawing firm cross-model conclusions.</w:t>
-      </w:r>
     </w:p>
     <w:p>
       <w:pPr>
         <w:spacing w:after="4pt"/>
         <w:jc w:val="both"/>
-      </w:pPr>
-      <w:r>
-        <w:rPr>
-          <w:color w:val="000000"/>
-        </w:rPr>
-        <w:t xml:space="preserve">Fourth, token-level F1 is an imperfect metric for generative systems. The citation prompt results demonstrate that metric artifacts can dominate apparent performance differences. Future work should incorporate </w:t>
+        <w:rPr>
+          <w:color w:val="000000"/>
+        </w:rPr>
+      </w:pPr>
+      <w:r>
+        <w:rPr>
+          <w:color w:val="000000"/>
+        </w:rPr>
+        <w:t xml:space="preserve">Second, </w:t>
       </w:r>
       <w:proofErr w:type="spellStart"/>
       <w:r>
         <w:rPr>
           <w:color w:val="000000"/>
         </w:rPr>
-        <w:t>BERTScore</w:t>
+        <w:t>SQuAD's</w:t>
       </w:r>
       <w:proofErr w:type="spellEnd"/>
       <w:r>
         <w:rPr>
           <w:color w:val="000000"/>
         </w:rPr>
-        <w:t>, ROUGE-L, and LLM-as-a-judge evaluation.</w:t>
+        <w:t xml:space="preserve"> extract structure guarantees that the answers appear verbatim in the context, which is not the case in production where the documents only partially answer the question or require multiple steps. In order to determine whether these generalizability measures can be generalized, a review of </w:t>
+      </w:r>
+      <w:proofErr w:type="spellStart"/>
+      <w:r>
+        <w:rPr>
+          <w:color w:val="000000"/>
+        </w:rPr>
+        <w:t>TriviaQA</w:t>
+      </w:r>
+      <w:proofErr w:type="spellEnd"/>
+      <w:r>
+        <w:rPr>
+          <w:color w:val="000000"/>
+        </w:rPr>
+        <w:t xml:space="preserve">, Natural Questions, and </w:t>
+      </w:r>
+      <w:proofErr w:type="spellStart"/>
+      <w:r>
+        <w:rPr>
+          <w:color w:val="000000"/>
+        </w:rPr>
+        <w:t>HotpotQA</w:t>
+      </w:r>
+      <w:proofErr w:type="spellEnd"/>
+      <w:r>
+        <w:rPr>
+          <w:color w:val="000000"/>
+        </w:rPr>
+        <w:t xml:space="preserve"> is needed.</w:t>
       </w:r>
     </w:p>
     <w:p>
       <w:pPr>
         <w:spacing w:after="4pt"/>
         <w:jc w:val="both"/>
-      </w:pPr>
-      <w:r>
-        <w:rPr>
-          <w:color w:val="000000"/>
-        </w:rPr>
-        <w:lastRenderedPageBreak/>
-        <w:t>Fifth, the noise injection experiment uses random corpus sampling as the noise model. Real-world retrieval noise is structured (e.g., topically related but incorrect passages), and results may differ under more realistic noise conditions.</w:t>
+        <w:rPr>
+          <w:color w:val="000000"/>
+        </w:rPr>
+      </w:pPr>
+    </w:p>
+    <w:p>
+      <w:pPr>
+        <w:spacing w:after="4pt"/>
+        <w:jc w:val="both"/>
+        <w:rPr>
+          <w:color w:val="000000"/>
+        </w:rPr>
+      </w:pPr>
+      <w:r>
+        <w:rPr>
+          <w:color w:val="000000"/>
+        </w:rPr>
+        <w:t xml:space="preserve">Third, the </w:t>
+      </w:r>
+      <w:proofErr w:type="spellStart"/>
+      <w:r>
+        <w:rPr>
+          <w:color w:val="000000"/>
+        </w:rPr>
+        <w:t>LLaMA</w:t>
+      </w:r>
+      <w:proofErr w:type="spellEnd"/>
+      <w:r>
+        <w:rPr>
+          <w:color w:val="000000"/>
+        </w:rPr>
+        <w:t xml:space="preserve"> comparison is only conducted using 30 samples, and it is not robust to error. It will take 120 samples to conduct a complete </w:t>
+      </w:r>
+      <w:proofErr w:type="spellStart"/>
+      <w:r>
+        <w:rPr>
+          <w:color w:val="000000"/>
+        </w:rPr>
+        <w:t>LLaMA</w:t>
+      </w:r>
+      <w:proofErr w:type="spellEnd"/>
+      <w:r>
+        <w:rPr>
+          <w:color w:val="000000"/>
+        </w:rPr>
+        <w:t xml:space="preserve"> comparison to arrive at any firm conclusions.</w:t>
+      </w:r>
+    </w:p>
+    <w:p>
+      <w:pPr>
+        <w:spacing w:after="4pt"/>
+        <w:jc w:val="both"/>
+      </w:pPr>
+    </w:p>
+    <w:p>
+      <w:pPr>
+        <w:spacing w:after="4pt"/>
+        <w:jc w:val="both"/>
+        <w:rPr>
+          <w:color w:val="000000"/>
+        </w:rPr>
+      </w:pPr>
+      <w:r>
+        <w:rPr>
+          <w:color w:val="000000"/>
+        </w:rPr>
+        <w:t xml:space="preserve">Fourth, token-level F1 is an imperfect metric for generative systems. As displayed by the results of the citation prompt, artifacts from metric evaluations have an impact on performance. Future work should include evaluation of </w:t>
+      </w:r>
+      <w:proofErr w:type="spellStart"/>
+      <w:r>
+        <w:rPr>
+          <w:color w:val="000000"/>
+        </w:rPr>
+        <w:t>BERTScore</w:t>
+      </w:r>
+      <w:proofErr w:type="spellEnd"/>
+      <w:r>
+        <w:rPr>
+          <w:color w:val="000000"/>
+        </w:rPr>
+        <w:t>, ROUGE-L and LLM-as-a-judge.</w:t>
+      </w:r>
+    </w:p>
+    <w:p>
+      <w:pPr>
+        <w:spacing w:after="4pt"/>
+        <w:jc w:val="both"/>
+      </w:pPr>
+    </w:p>
+    <w:p>
+      <w:pPr>
+        <w:spacing w:after="4pt"/>
+        <w:jc w:val="both"/>
+      </w:pPr>
+      <w:r>
+        <w:rPr>
+          <w:color w:val="000000"/>
+        </w:rPr>
+        <w:t>Fifth, we use a random sample of corpus as a noise model for the noise injection experiment. In real world scenarios, noise is structured (e.g., topically related but incorrect passages), so our results might be different in the presence of real-world noise.</w:t>
       </w:r>
     </w:p>
     <w:p/>
@@ -16076,7 +16048,15 @@
           <w:sz w:val="20"/>
           <w:szCs w:val="20"/>
         </w:rPr>
-        <w:t>This paper presented a systematic, multi-dimensional experimental study of RAG design choices across 36 core and 324 extended configurations. Key findings include: 256-token chunks outperform 128-token chunks by 4.7–6.9% F1; k = 3–5 is the optimal retrieval depth; cross-encoder reranking provides no benefit at low k; baseline prompts maximize token-level F1 while strict prompts minimize hallucination; noise injection combined with strict prompting unexpectedly raises F1 to 0.748 (the study maximum); and Gemma 3:12b substantially outperforms LLaMA 3.2:3b in the pilot comparison, suggesting model scale is a critical factor in extractive RAG quality.</w:t>
+        <w:t xml:space="preserve">The authors conducted experiments on 36 core and 324 extended RAGs. F1 for 256 tokens is 4.7%–6.9% smaller than for 128 tokens (4.7–6.9%). k = 3–5 is the depth of retrieval; cross-encoder reranking does not seem to improve this F1 at low k; baseline prompts raise the maximum level of F1 for tokens, but strict prompts lower hallucination levels; noise injection with strict prompts unexpectedly increases F1 to 0.748, the maximum F1 in the study; Gemma 3:12b </w:t>
+      </w:r>
+      <w:r>
+        <w:rPr>
+          <w:sz w:val="20"/>
+          <w:szCs w:val="20"/>
+        </w:rPr>
+        <w:lastRenderedPageBreak/>
+        <w:t>outperforms LLaMA 3.2:3b in the pilot study, suggesting that scale is important in extractive RAG performance.</w:t>
       </w:r>
     </w:p>
     <w:p>
@@ -16111,7 +16091,7 @@
           <w:sz w:val="20"/>
           <w:szCs w:val="20"/>
         </w:rPr>
-        <w:t>Future work will extend this framework in several directions: scaling to the full SQuAD validation set and multi-domain benchmarks (TriviaQA, Natural Questions, HotpotQA); evaluating 7B–70B parameter models to characterize scale interactions with retrieval depth; incorporating semantic similarity metrics and LLM-as-a-judge faithfulness scores; exploring semantic and recursive chunking strategies as alternatives to fixed-size chunking; and investigating adaptive retrieval policies that dynamically select k based on query complexity and retrieval confidence.</w:t>
+        <w:t>Further work will add to the framework the full set of SQuAD validations and multi-domain benchmarks (TriviaQA, Natural Questions, HotpotQA); evaluation of 7B-70B parameter models to study scale interaction with retrieval depth; consideration of semantic similarity and LLM-as-a-judge faithfulness scores; exploratory exploration of semantic and recursive chunking in place of fixed-size chunking; and investigation of adaptive retrieval policies that change k based on query complexity and retrieval confidence.</w:t>
       </w:r>
     </w:p>
     <w:p>
@@ -16797,6 +16777,7 @@
         <w:spacing w:after="3pt"/>
         <w:jc w:val="both"/>
         <w:rPr>
+          <w:color w:val="000000"/>
           <w:sz w:val="16"/>
           <w:szCs w:val="16"/>
         </w:rPr>
@@ -16874,6 +16855,241 @@
           <w:szCs w:val="16"/>
         </w:rPr>
         <w:t>: 100,000+ Questions for Machine Comprehension of Text," in Proc. EMNLP, 2016.</w:t>
+      </w:r>
+    </w:p>
+    <w:p>
+      <w:pPr>
+        <w:spacing w:after="3pt"/>
+        <w:jc w:val="both"/>
+        <w:rPr>
+          <w:sz w:val="16"/>
+          <w:szCs w:val="16"/>
+        </w:rPr>
+      </w:pPr>
+      <w:r>
+        <w:rPr>
+          <w:b/>
+          <w:sz w:val="16"/>
+          <w:szCs w:val="16"/>
+        </w:rPr>
+        <w:t>[11]</w:t>
+      </w:r>
+      <w:r>
+        <w:rPr>
+          <w:sz w:val="16"/>
+          <w:szCs w:val="16"/>
+        </w:rPr>
+        <w:t xml:space="preserve"> J. Johnson, M. </w:t>
+      </w:r>
+      <w:proofErr w:type="spellStart"/>
+      <w:r>
+        <w:rPr>
+          <w:sz w:val="16"/>
+          <w:szCs w:val="16"/>
+        </w:rPr>
+        <w:t>Douze</w:t>
+      </w:r>
+      <w:proofErr w:type="spellEnd"/>
+      <w:r>
+        <w:rPr>
+          <w:sz w:val="16"/>
+          <w:szCs w:val="16"/>
+        </w:rPr>
+        <w:t xml:space="preserve">, and H. </w:t>
+      </w:r>
+      <w:proofErr w:type="spellStart"/>
+      <w:r>
+        <w:rPr>
+          <w:sz w:val="16"/>
+          <w:szCs w:val="16"/>
+        </w:rPr>
+        <w:t>Jégou</w:t>
+      </w:r>
+      <w:proofErr w:type="spellEnd"/>
+      <w:r>
+        <w:rPr>
+          <w:sz w:val="16"/>
+          <w:szCs w:val="16"/>
+        </w:rPr>
+        <w:t>, "Billion-scale similarity search with GPUs," IEEE Transactions on Big Data, vol. 7, no. 3, pp. 535-547, 2019.</w:t>
+      </w:r>
+    </w:p>
+    <w:p>
+      <w:pPr>
+        <w:spacing w:after="3pt"/>
+        <w:jc w:val="both"/>
+        <w:rPr>
+          <w:sz w:val="16"/>
+          <w:szCs w:val="16"/>
+        </w:rPr>
+      </w:pPr>
+      <w:r>
+        <w:rPr>
+          <w:b/>
+          <w:sz w:val="16"/>
+          <w:szCs w:val="16"/>
+        </w:rPr>
+        <w:t>[12]</w:t>
+      </w:r>
+      <w:r>
+        <w:rPr>
+          <w:sz w:val="16"/>
+          <w:szCs w:val="16"/>
+        </w:rPr>
+        <w:t xml:space="preserve"> Gemma Team, "Gemma 3 Technical Report," Google DeepMind, Mar. 2026.</w:t>
+      </w:r>
+    </w:p>
+    <w:p>
+      <w:pPr>
+        <w:spacing w:after="3pt"/>
+        <w:jc w:val="both"/>
+        <w:rPr>
+          <w:sz w:val="16"/>
+          <w:szCs w:val="16"/>
+        </w:rPr>
+      </w:pPr>
+      <w:r>
+        <w:rPr>
+          <w:b/>
+          <w:sz w:val="16"/>
+          <w:szCs w:val="16"/>
+        </w:rPr>
+        <w:t>[13]</w:t>
+      </w:r>
+      <w:r>
+        <w:rPr>
+          <w:sz w:val="16"/>
+          <w:szCs w:val="16"/>
+        </w:rPr>
+        <w:t xml:space="preserve"> Meta AI, "Llama 3.2: Revolutionizing edge AI and vision with open, customizable models," Me</w:t>
+      </w:r>
+      <w:r>
+        <w:rPr>
+          <w:sz w:val="16"/>
+          <w:szCs w:val="16"/>
+        </w:rPr>
+        <w:t>ta Technical Report, Sep. 2024.</w:t>
+      </w:r>
+    </w:p>
+    <w:p>
+      <w:pPr>
+        <w:spacing w:after="3pt"/>
+        <w:jc w:val="both"/>
+        <w:rPr>
+          <w:sz w:val="16"/>
+          <w:szCs w:val="16"/>
+        </w:rPr>
+      </w:pPr>
+      <w:r>
+        <w:rPr>
+          <w:b/>
+          <w:sz w:val="16"/>
+          <w:szCs w:val="16"/>
+        </w:rPr>
+        <w:t>[14]</w:t>
+      </w:r>
+      <w:r>
+        <w:rPr>
+          <w:sz w:val="16"/>
+          <w:szCs w:val="16"/>
+        </w:rPr>
+        <w:t xml:space="preserve"> N. </w:t>
+      </w:r>
+      <w:proofErr w:type="spellStart"/>
+      <w:r>
+        <w:rPr>
+          <w:sz w:val="16"/>
+          <w:szCs w:val="16"/>
+        </w:rPr>
+        <w:t>Reimers</w:t>
+      </w:r>
+      <w:proofErr w:type="spellEnd"/>
+      <w:r>
+        <w:rPr>
+          <w:sz w:val="16"/>
+          <w:szCs w:val="16"/>
+        </w:rPr>
+        <w:t xml:space="preserve"> and I. </w:t>
+      </w:r>
+      <w:proofErr w:type="spellStart"/>
+      <w:r>
+        <w:rPr>
+          <w:sz w:val="16"/>
+          <w:szCs w:val="16"/>
+        </w:rPr>
+        <w:t>Gurevych</w:t>
+      </w:r>
+      <w:proofErr w:type="spellEnd"/>
+      <w:r>
+        <w:rPr>
+          <w:sz w:val="16"/>
+          <w:szCs w:val="16"/>
+        </w:rPr>
+        <w:t xml:space="preserve">, "Sentence-BERT: Sentence </w:t>
+      </w:r>
+      <w:proofErr w:type="spellStart"/>
+      <w:r>
+        <w:rPr>
+          <w:sz w:val="16"/>
+          <w:szCs w:val="16"/>
+        </w:rPr>
+        <w:t>Embeddings</w:t>
+      </w:r>
+      <w:proofErr w:type="spellEnd"/>
+      <w:r>
+        <w:rPr>
+          <w:sz w:val="16"/>
+          <w:szCs w:val="16"/>
+        </w:rPr>
+        <w:t xml:space="preserve"> using Siamese BERT-Networks," in Pr</w:t>
+      </w:r>
+      <w:r>
+        <w:rPr>
+          <w:sz w:val="16"/>
+          <w:szCs w:val="16"/>
+        </w:rPr>
+        <w:t>oc. EMNLP, 2019, pp. 3982-3992.</w:t>
+      </w:r>
+    </w:p>
+    <w:p>
+      <w:pPr>
+        <w:spacing w:after="3pt"/>
+        <w:jc w:val="both"/>
+        <w:rPr>
+          <w:sz w:val="16"/>
+          <w:szCs w:val="16"/>
+        </w:rPr>
+      </w:pPr>
+      <w:r>
+        <w:rPr>
+          <w:b/>
+          <w:sz w:val="16"/>
+          <w:szCs w:val="16"/>
+        </w:rPr>
+        <w:t>[15]</w:t>
+      </w:r>
+      <w:r>
+        <w:rPr>
+          <w:sz w:val="16"/>
+          <w:szCs w:val="16"/>
+        </w:rPr>
+        <w:t xml:space="preserve"> N. Thakur et al., "BEIR: A Heterogeneous Benchmark for Information Retrieval," in Proc. </w:t>
+      </w:r>
+      <w:proofErr w:type="spellStart"/>
+      <w:r>
+        <w:rPr>
+          <w:sz w:val="16"/>
+          <w:szCs w:val="16"/>
+        </w:rPr>
+        <w:t>NeurIPS</w:t>
+      </w:r>
+      <w:proofErr w:type="spellEnd"/>
+      <w:r>
+        <w:rPr>
+          <w:sz w:val="16"/>
+          <w:szCs w:val="16"/>
+        </w:rPr>
+        <w:t xml:space="preserve"> Datasets and Benchmarks Track, 2021.</w:t>
       </w:r>
     </w:p>
     <w:p>
@@ -18276,7 +18492,7 @@
   <w:abstractNum w:abstractNumId="19" w15:restartNumberingAfterBreak="0">
     <w:nsid w:val="45C1463F"/>
     <w:multiLevelType w:val="hybridMultilevel"/>
-    <w:tmpl w:val="D5AEEFDE"/>
+    <w:tmpl w:val="5A58746E"/>
     <w:lvl w:ilvl="0" w:tplc="04090001">
       <w:start w:val="1"/>
       <w:numFmt w:val="bullet"/>
@@ -20086,7 +20302,7 @@
 </file>
 
 <file path=customXml/itemProps1.xml><?xml version="1.0" encoding="utf-8"?>
-<ds:datastoreItem xmlns:ds="http://purl.oclc.org/ooxml/officeDocument/customXml" ds:itemID="{6DE06CB5-93F3-49A3-BE34-6681C4093B5A}">
+<ds:datastoreItem xmlns:ds="http://purl.oclc.org/ooxml/officeDocument/customXml" ds:itemID="{F96F6E09-4F42-4418-A077-49DB4CCC8BB0}">
   <ds:schemaRefs>
     <ds:schemaRef ds:uri="http://schemas.openxmlformats.org/officeDocument/2006/bibliography"/>
   </ds:schemaRefs>

--- a/IEEE_RAG_FORMATTED.docx
+++ b/IEEE_RAG_FORMATTED.docx
@@ -1971,14 +1971,27 @@
                         <w:r>
                           <w:t xml:space="preserve">Figure </w:t>
                         </w:r>
-                        <w:fldSimple w:instr=" SEQ Figure \* ARABIC ">
-                          <w:r>
-                            <w:rPr>
-                              <w:noProof/>
-                            </w:rPr>
-                            <w:t>1</w:t>
-                          </w:r>
-                        </w:fldSimple>
+                        <w:r>
+                          <w:fldChar w:fldCharType="begin"/>
+                        </w:r>
+                        <w:r>
+                          <w:instrText xml:space="preserve"> SEQ Figure \* ARABIC </w:instrText>
+                        </w:r>
+                        <w:r>
+                          <w:fldChar w:fldCharType="separate"/>
+                        </w:r>
+                        <w:r>
+                          <w:rPr>
+                            <w:noProof/>
+                          </w:rPr>
+                          <w:t>1</w:t>
+                        </w:r>
+                        <w:r>
+                          <w:rPr>
+                            <w:noProof/>
+                          </w:rPr>
+                          <w:fldChar w:fldCharType="end"/>
+                        </w:r>
                         <w:r>
                           <w:t xml:space="preserve">. </w:t>
                         </w:r>
@@ -7431,14 +7444,27 @@
                         <w:r>
                           <w:t xml:space="preserve">Figure </w:t>
                         </w:r>
-                        <w:fldSimple w:instr=" SEQ Figure \* ARABIC ">
-                          <w:r>
-                            <w:rPr>
-                              <w:noProof/>
-                            </w:rPr>
-                            <w:t>2</w:t>
-                          </w:r>
-                        </w:fldSimple>
+                        <w:r>
+                          <w:fldChar w:fldCharType="begin"/>
+                        </w:r>
+                        <w:r>
+                          <w:instrText xml:space="preserve"> SEQ Figure \* ARABIC </w:instrText>
+                        </w:r>
+                        <w:r>
+                          <w:fldChar w:fldCharType="separate"/>
+                        </w:r>
+                        <w:r>
+                          <w:rPr>
+                            <w:noProof/>
+                          </w:rPr>
+                          <w:t>2</w:t>
+                        </w:r>
+                        <w:r>
+                          <w:rPr>
+                            <w:noProof/>
+                          </w:rPr>
+                          <w:fldChar w:fldCharType="end"/>
+                        </w:r>
                         <w:r>
                           <w:rPr>
                             <w:noProof/>
@@ -7513,14 +7539,27 @@
                         <w:r>
                           <w:t xml:space="preserve">Figure </w:t>
                         </w:r>
-                        <w:fldSimple w:instr=" SEQ Figure \* ARABIC ">
-                          <w:r>
-                            <w:rPr>
-                              <w:noProof/>
-                            </w:rPr>
-                            <w:t>3</w:t>
-                          </w:r>
-                        </w:fldSimple>
+                        <w:r>
+                          <w:fldChar w:fldCharType="begin"/>
+                        </w:r>
+                        <w:r>
+                          <w:instrText xml:space="preserve"> SEQ Figure \* ARABIC </w:instrText>
+                        </w:r>
+                        <w:r>
+                          <w:fldChar w:fldCharType="separate"/>
+                        </w:r>
+                        <w:r>
+                          <w:rPr>
+                            <w:noProof/>
+                          </w:rPr>
+                          <w:t>3</w:t>
+                        </w:r>
+                        <w:r>
+                          <w:rPr>
+                            <w:noProof/>
+                          </w:rPr>
+                          <w:fldChar w:fldCharType="end"/>
+                        </w:r>
                         <w:r>
                           <w:rPr>
                             <w:noProof/>
@@ -7812,14 +7851,27 @@
                         <w:r>
                           <w:t xml:space="preserve">Figure </w:t>
                         </w:r>
-                        <w:fldSimple w:instr=" SEQ Figure \* ARABIC ">
-                          <w:r>
-                            <w:rPr>
-                              <w:noProof/>
-                            </w:rPr>
-                            <w:t>4</w:t>
-                          </w:r>
-                        </w:fldSimple>
+                        <w:r>
+                          <w:fldChar w:fldCharType="begin"/>
+                        </w:r>
+                        <w:r>
+                          <w:instrText xml:space="preserve"> SEQ Figure \* ARABIC </w:instrText>
+                        </w:r>
+                        <w:r>
+                          <w:fldChar w:fldCharType="separate"/>
+                        </w:r>
+                        <w:r>
+                          <w:rPr>
+                            <w:noProof/>
+                          </w:rPr>
+                          <w:t>4</w:t>
+                        </w:r>
+                        <w:r>
+                          <w:rPr>
+                            <w:noProof/>
+                          </w:rPr>
+                          <w:fldChar w:fldCharType="end"/>
+                        </w:r>
                         <w:r>
                           <w:t xml:space="preserve">. Hallucination vs Prompt (All </w:t>
                         </w:r>
@@ -10727,14 +10779,27 @@
                         <w:r>
                           <w:t xml:space="preserve">Figure </w:t>
                         </w:r>
-                        <w:fldSimple w:instr=" SEQ Figure \* ARABIC ">
-                          <w:r>
-                            <w:rPr>
-                              <w:noProof/>
-                            </w:rPr>
-                            <w:t>5</w:t>
-                          </w:r>
-                        </w:fldSimple>
+                        <w:r>
+                          <w:fldChar w:fldCharType="begin"/>
+                        </w:r>
+                        <w:r>
+                          <w:instrText xml:space="preserve"> SEQ Figure \* ARABIC </w:instrText>
+                        </w:r>
+                        <w:r>
+                          <w:fldChar w:fldCharType="separate"/>
+                        </w:r>
+                        <w:r>
+                          <w:rPr>
+                            <w:noProof/>
+                          </w:rPr>
+                          <w:t>5</w:t>
+                        </w:r>
+                        <w:r>
+                          <w:rPr>
+                            <w:noProof/>
+                          </w:rPr>
+                          <w:fldChar w:fldCharType="end"/>
+                        </w:r>
                         <w:r>
                           <w:rPr>
                             <w:noProof/>
@@ -10913,14 +10978,27 @@
       <w:r>
         <w:t xml:space="preserve">Figure </w:t>
       </w:r>
-      <w:fldSimple w:instr=" SEQ Figure \* ARABIC ">
-        <w:r>
-          <w:rPr>
-            <w:noProof/>
-          </w:rPr>
-          <w:t>6</w:t>
-        </w:r>
-      </w:fldSimple>
+      <w:r>
+        <w:fldChar w:fldCharType="begin"/>
+      </w:r>
+      <w:r>
+        <w:instrText xml:space="preserve"> SEQ Figure \* ARABIC </w:instrText>
+      </w:r>
+      <w:r>
+        <w:fldChar w:fldCharType="separate"/>
+      </w:r>
+      <w:r>
+        <w:rPr>
+          <w:noProof/>
+        </w:rPr>
+        <w:t>6</w:t>
+      </w:r>
+      <w:r>
+        <w:rPr>
+          <w:noProof/>
+        </w:rPr>
+        <w:fldChar w:fldCharType="end"/>
+      </w:r>
       <w:r>
         <w:rPr>
           <w:noProof/>
@@ -15635,14 +15713,27 @@
       <w:r>
         <w:t xml:space="preserve">Figure </w:t>
       </w:r>
-      <w:fldSimple w:instr=" SEQ Figure \* ARABIC ">
-        <w:r>
-          <w:rPr>
-            <w:noProof/>
-          </w:rPr>
-          <w:t>7</w:t>
-        </w:r>
-      </w:fldSimple>
+      <w:r>
+        <w:fldChar w:fldCharType="begin"/>
+      </w:r>
+      <w:r>
+        <w:instrText xml:space="preserve"> SEQ Figure \* ARABIC </w:instrText>
+      </w:r>
+      <w:r>
+        <w:fldChar w:fldCharType="separate"/>
+      </w:r>
+      <w:r>
+        <w:rPr>
+          <w:noProof/>
+        </w:rPr>
+        <w:t>7</w:t>
+      </w:r>
+      <w:r>
+        <w:rPr>
+          <w:noProof/>
+        </w:rPr>
+        <w:fldChar w:fldCharType="end"/>
+      </w:r>
       <w:r>
         <w:t>. Full configuration performance range</w:t>
       </w:r>
@@ -15702,14 +15793,27 @@
                         <w:r>
                           <w:t xml:space="preserve">Figure </w:t>
                         </w:r>
-                        <w:fldSimple w:instr=" SEQ Figure \* ARABIC ">
-                          <w:r>
-                            <w:rPr>
-                              <w:noProof/>
-                            </w:rPr>
-                            <w:t>8</w:t>
-                          </w:r>
-                        </w:fldSimple>
+                        <w:r>
+                          <w:fldChar w:fldCharType="begin"/>
+                        </w:r>
+                        <w:r>
+                          <w:instrText xml:space="preserve"> SEQ Figure \* ARABIC </w:instrText>
+                        </w:r>
+                        <w:r>
+                          <w:fldChar w:fldCharType="separate"/>
+                        </w:r>
+                        <w:r>
+                          <w:rPr>
+                            <w:noProof/>
+                          </w:rPr>
+                          <w:t>8</w:t>
+                        </w:r>
+                        <w:r>
+                          <w:rPr>
+                            <w:noProof/>
+                          </w:rPr>
+                          <w:fldChar w:fldCharType="end"/>
+                        </w:r>
                         <w:r>
                           <w:t>. Noise Injection – F1 vs hallucination rate (Gemma 3:12b only)</w:t>
                         </w:r>
@@ -16048,15 +16152,7 @@
           <w:sz w:val="20"/>
           <w:szCs w:val="20"/>
         </w:rPr>
-        <w:t xml:space="preserve">The authors conducted experiments on 36 core and 324 extended RAGs. F1 for 256 tokens is 4.7%–6.9% smaller than for 128 tokens (4.7–6.9%). k = 3–5 is the depth of retrieval; cross-encoder reranking does not seem to improve this F1 at low k; baseline prompts raise the maximum level of F1 for tokens, but strict prompts lower hallucination levels; noise injection with strict prompts unexpectedly increases F1 to 0.748, the maximum F1 in the study; Gemma 3:12b </w:t>
-      </w:r>
-      <w:r>
-        <w:rPr>
-          <w:sz w:val="20"/>
-          <w:szCs w:val="20"/>
-        </w:rPr>
-        <w:lastRenderedPageBreak/>
-        <w:t>outperforms LLaMA 3.2:3b in the pilot study, suggesting that scale is important in extractive RAG performance.</w:t>
+        <w:t>36 core and 324 extended RAGs were used for experiments. F1 for 256 tokens is 4.7%–6.9% smaller than for 128 tokens (4.7–6.9%). k = 3–5 is the depth of retrieval. Cross-encoder reranking seems to improve this F1 at low k; standard prompts increase the maximum level of F1 for tokens, but strict prompts lower the hallucination level; random noise injection with strict prompts unexpectedly increases F1 to 0.748, the maximum F1 in the study; Gemma 3:12b outperformed LLaMA 3.2:3b in the pilot study, suggesting that scale is an important aspect of extractive RAG performance.</w:t>
       </w:r>
     </w:p>
     <w:p>
@@ -16091,7 +16187,7 @@
           <w:sz w:val="20"/>
           <w:szCs w:val="20"/>
         </w:rPr>
-        <w:t>Further work will add to the framework the full set of SQuAD validations and multi-domain benchmarks (TriviaQA, Natural Questions, HotpotQA); evaluation of 7B-70B parameter models to study scale interaction with retrieval depth; consideration of semantic similarity and LLM-as-a-judge faithfulness scores; exploratory exploration of semantic and recursive chunking in place of fixed-size chunking; and investigation of adaptive retrieval policies that change k based on query complexity and retrieval confidence.</w:t>
+        <w:t>The proposed framework will also be extended to include the full suite of SQuAD validations and multi-domain benchmarks (TriviaQA, Natural Questions, HotpotQA); evaluation of the 7B-70B parameter models to investigate the relationship between scale and depth of retrieval; consideration of semantic similarity and LLM-as-a-judge faithfulness scores; exploration of semantic and recursive chunking as an alternative to fixed-size chunking; and assessment of adaptive retrieval policies that change k according query complexity and retrieval confidence.</w:t>
       </w:r>
     </w:p>
     <w:p>
@@ -20302,7 +20398,7 @@
 </file>
 
 <file path=customXml/itemProps1.xml><?xml version="1.0" encoding="utf-8"?>
-<ds:datastoreItem xmlns:ds="http://purl.oclc.org/ooxml/officeDocument/customXml" ds:itemID="{F96F6E09-4F42-4418-A077-49DB4CCC8BB0}">
+<ds:datastoreItem xmlns:ds="http://purl.oclc.org/ooxml/officeDocument/customXml" ds:itemID="{9154F8E3-32DD-4E8F-9140-D50BB6102E32}">
   <ds:schemaRefs>
     <ds:schemaRef ds:uri="http://schemas.openxmlformats.org/officeDocument/2006/bibliography"/>
   </ds:schemaRefs>
